--- a/ICN292_P101_E1_Sánchez_Oviedo_Andrade_Rivano.docx
+++ b/ICN292_P101_E1_Sánchez_Oviedo_Andrade_Rivano.docx
@@ -60,7 +60,7 @@
           <w:b/>
           <w:bCs/>
         </w:rPr>
-        <w:t>.</w:t>
+        <w:t>: Proceso BPMN</w:t>
       </w:r>
     </w:p>
     <w:p>
@@ -114,10 +114,276 @@
         <w:t>alizada fue</w:t>
       </w:r>
       <w:r>
-        <w:t xml:space="preserve"> la implementación de los recordatorios.   Estos están pensados para </w:t>
+        <w:t xml:space="preserve"> la implementación de los recordatorios.</w:t>
+      </w:r>
+      <w:r>
+        <w:t xml:space="preserve">   </w:t>
+      </w:r>
+      <w:r>
+        <w:t xml:space="preserve">Estos están pensados para </w:t>
       </w:r>
       <w:r>
         <w:t xml:space="preserve">cerciorar </w:t>
+      </w:r>
+      <w:r>
+        <w:t>que el encargado realice los registros diarios sin falta.   Reduciendo el riesgo de que algún día no se realicen los registros.</w:t>
+      </w:r>
+    </w:p>
+    <w:p>
+      <w:r>
+        <w:t>La segunda automatización realizada es la compra de pan.   Todos los días el encargado debe de comprar pan para su local, por lo que facilitamos el proceso implementando esta automatización</w:t>
+      </w:r>
+      <w:r>
+        <w:t>.</w:t>
+      </w:r>
+      <w:r>
+        <w:t xml:space="preserve">   Funciona de la siguiente man</w:t>
+      </w:r>
+      <w:r>
+        <w:t>era, primero el software consulta el historia</w:t>
+      </w:r>
+      <w:r>
+        <w:t>l</w:t>
+      </w:r>
+      <w:r>
+        <w:t xml:space="preserve"> desde la base de datos, calcular</w:t>
+      </w:r>
+      <w:r>
+        <w:t>á</w:t>
+      </w:r>
+      <w:r>
+        <w:t xml:space="preserve"> el consumo esperado, luego el encargado va a ingresar el stock actual de pan, el </w:t>
+      </w:r>
+      <w:r>
+        <w:t xml:space="preserve">programa </w:t>
+      </w:r>
+      <w:r>
+        <w:t>calcular</w:t>
+      </w:r>
+      <w:r>
+        <w:t>á</w:t>
+      </w:r>
+      <w:r>
+        <w:t xml:space="preserve"> la cantidad de pan que se requerirá</w:t>
+      </w:r>
+      <w:r>
+        <w:t xml:space="preserve"> para el día</w:t>
+      </w:r>
+      <w:r>
+        <w:t>,</w:t>
+      </w:r>
+      <w:r>
+        <w:t xml:space="preserve"> entonces </w:t>
+      </w:r>
+      <w:r>
+        <w:t>informar</w:t>
+      </w:r>
+      <w:r>
+        <w:t>á</w:t>
+      </w:r>
+      <w:r>
+        <w:t xml:space="preserve"> al dueño y este va a </w:t>
+      </w:r>
+      <w:r>
+        <w:t xml:space="preserve">poseer </w:t>
+      </w:r>
+      <w:r>
+        <w:t xml:space="preserve">la posibilidad de decidir si la cantidad de pan a comprar es adecuada o no, por lo que el dueño todavía posee el control acerca de cuanto pan hay que comprar, por ejemplo si el dueño sabe que va a haber un evento en particular, entonces todavía se puede adaptar a la demanda, y por </w:t>
+      </w:r>
+      <w:r>
+        <w:t>último</w:t>
+      </w:r>
+      <w:r>
+        <w:t xml:space="preserve"> </w:t>
+      </w:r>
+      <w:r>
+        <w:t>el software realizará la compra de pan.</w:t>
+      </w:r>
+      <w:r>
+        <w:t xml:space="preserve"> </w:t>
+      </w:r>
+    </w:p>
+    <w:p>
+      <w:r>
+        <w:t>Otro factor mejorado es la reducción de cálculos manuales que se realizan, antes el encargado debía de realizar todos los cálculos de manera manual.   Ahora se debe de ingresar solamente los ingresos y egresos diarios.</w:t>
+      </w:r>
+    </w:p>
+    <w:p>
+      <w:pPr>
+        <w:pStyle w:val="Heading2"/>
+        <w:rPr>
+          <w:b/>
+          <w:bCs/>
+        </w:rPr>
+      </w:pPr>
+      <w:r>
+        <w:rPr>
+          <w:b/>
+          <w:bCs/>
+        </w:rPr>
+        <w:t xml:space="preserve">Parte E: Modelo de datos </w:t>
+      </w:r>
+      <w:r>
+        <w:rPr>
+          <w:b/>
+          <w:bCs/>
+        </w:rPr>
+        <w:t>preliminar</w:t>
+      </w:r>
+      <w:r>
+        <w:rPr>
+          <w:b/>
+          <w:bCs/>
+        </w:rPr>
+        <w:t>.</w:t>
+      </w:r>
+    </w:p>
+    <w:p>
+      <w:r>
+        <w:t xml:space="preserve">Se miden </w:t>
+      </w:r>
+      <w:r>
+        <w:t xml:space="preserve">las ventas </w:t>
+      </w:r>
+      <w:r>
+        <w:t>diari</w:t>
+      </w:r>
+      <w:r>
+        <w:t xml:space="preserve">as </w:t>
+      </w:r>
+      <w:r>
+        <w:t>desagregando por método de pago, en este caso crédito o débito.</w:t>
+      </w:r>
+      <w:r>
+        <w:t xml:space="preserve">   También se registran los flujos de pan del negocio.</w:t>
+      </w:r>
+      <w:r>
+        <w:t xml:space="preserve">   Por otro </w:t>
+      </w:r>
+      <w:r>
+        <w:t>lado,</w:t>
+      </w:r>
+      <w:r>
+        <w:t xml:space="preserve"> se registran </w:t>
+      </w:r>
+      <w:r>
+        <w:t>las compras realizadas de los proveedores, solo los montos totales de las facturas.</w:t>
+      </w:r>
+    </w:p>
+    <w:p>
+      <w:r>
+        <w:t xml:space="preserve">Las entidades presentes </w:t>
+      </w:r>
+      <w:r>
+        <w:t>en BPMN, son tres</w:t>
+      </w:r>
+      <w:r>
+        <w:t>: Encargado, SIG y cajero.</w:t>
+      </w:r>
+      <w:r>
+        <w:br/>
+        <w:t>El encargado es centralmente el dueño de la PYME, por lo que es él el que realiza la toma de decisiones</w:t>
+      </w:r>
+      <w:r>
+        <w:t xml:space="preserve">, por lo que por supuesto, el </w:t>
+      </w:r>
+      <w:proofErr w:type="spellStart"/>
+      <w:r>
+        <w:t>se</w:t>
+      </w:r>
+      <w:proofErr w:type="spellEnd"/>
+      <w:r>
+        <w:t xml:space="preserve"> encarga de realizar las compras a proveedores.</w:t>
+      </w:r>
+      <w:r>
+        <w:t xml:space="preserve">  Por otro lado, está el cajero, son los empleados del dueño, ellos durante el tiempo de operación llevan la cuenta de las ventas diarias en la caja registradora.  Finamente, está el SIG este es el sistema de información y gestión empleado por la PYME.</w:t>
+      </w:r>
+    </w:p>
+    <w:p>
+      <w:r>
+        <w:t xml:space="preserve">Pueden existir muchos (N) cierres de caja, pero siempre se separa en 2 métodos de pago, crédito y efectivo.   Además, </w:t>
+      </w:r>
+      <w:r>
+        <w:t>durante el transcurso de un día pueden existir</w:t>
+      </w:r>
+      <w:r>
+        <w:t xml:space="preserve"> </w:t>
+      </w:r>
+      <w:r>
+        <w:lastRenderedPageBreak/>
+        <w:t>much</w:t>
+      </w:r>
+      <w:r>
+        <w:t xml:space="preserve">as </w:t>
+      </w:r>
+      <w:r>
+        <w:t xml:space="preserve">(N) </w:t>
+      </w:r>
+      <w:r>
+        <w:t>ventas de productos</w:t>
+      </w:r>
+      <w:r>
+        <w:t>, pero</w:t>
+      </w:r>
+      <w:r>
+        <w:t xml:space="preserve"> al final,</w:t>
+      </w:r>
+      <w:r>
+        <w:t xml:space="preserve"> solo se registra un monto, este es las ventas diarias</w:t>
+      </w:r>
+      <w:r>
+        <w:t>, por lo que no se detalla cada una de las transacciones, sino que se observa solo el monto final.</w:t>
+      </w:r>
+      <w:r>
+        <w:t xml:space="preserve">   </w:t>
+      </w:r>
+      <w:r>
+        <w:t>Además,</w:t>
+      </w:r>
+      <w:r>
+        <w:t xml:space="preserve"> para el caso del los proveedores sucede </w:t>
+      </w:r>
+      <w:r>
+        <w:t>que de la compra que se realiza hay muchos ítems dentro de la factura que se realiza, pero al final solo se registra el monto total de la factura, dentro de este mismo registro se tendrá para que para cada factura se asociara un monto total y el nombre del proveedor.</w:t>
+      </w:r>
+    </w:p>
+    <w:p/>
+    <w:p>
+      <w:pPr>
+        <w:rPr>
+          <w:u w:val="single"/>
+        </w:rPr>
+      </w:pPr>
+      <w:r>
+        <w:t>Buena parte esta malo.</w:t>
+      </w:r>
+      <w:r>
+        <w:br/>
+      </w:r>
+      <w:r>
+        <w:rPr>
+          <mc:AlternateContent>
+            <mc:Choice Requires="w16se"/>
+            <mc:Fallback>
+              <w:rFonts w:ascii="Segoe UI Emoji" w:eastAsia="Segoe UI Emoji" w:hAnsi="Segoe UI Emoji" w:cs="Segoe UI Emoji"/>
+            </mc:Fallback>
+          </mc:AlternateContent>
+        </w:rPr>
+        <mc:AlternateContent>
+          <mc:Choice Requires="w16se">
+            <w16se:symEx w16se:font="Segoe UI Emoji" w16se:char="2639"/>
+          </mc:Choice>
+          <mc:Fallback>
+            <w:t>☹</w:t>
+          </mc:Fallback>
+        </mc:AlternateContent>
+      </w:r>
+      <w:r>
+        <w:t xml:space="preserve"> </w:t>
+      </w:r>
+      <w:r>
+        <w:br/>
+        <w:t>Hay que corregir -&gt; Chales</w:t>
       </w:r>
     </w:p>
     <w:sectPr>
@@ -726,7 +992,6 @@
   <w:style w:type="character" w:default="1" w:styleId="DefaultParagraphFont">
     <w:name w:val="Default Paragraph Font"/>
     <w:uiPriority w:val="1"/>
-    <w:semiHidden/>
     <w:unhideWhenUsed/>
   </w:style>
   <w:style w:type="table" w:default="1" w:styleId="TableNormal">

--- a/ICN292_P101_E1_Sánchez_Oviedo_Andrade_Rivano.docx
+++ b/ICN292_P101_E1_Sánchez_Oviedo_Andrade_Rivano.docx
@@ -2,46 +2,1176 @@
 <file path=word/document.xml><?xml version="1.0" encoding="utf-8"?>
 <w:document xmlns:wpc="http://schemas.microsoft.com/office/word/2010/wordprocessingCanvas" xmlns:cx="http://schemas.microsoft.com/office/drawing/2014/chartex" xmlns:cx1="http://schemas.microsoft.com/office/drawing/2015/9/8/chartex" xmlns:cx2="http://schemas.microsoft.com/office/drawing/2015/10/21/chartex" xmlns:cx3="http://schemas.microsoft.com/office/drawing/2016/5/9/chartex" xmlns:cx4="http://schemas.microsoft.com/office/drawing/2016/5/10/chartex" xmlns:cx5="http://schemas.microsoft.com/office/drawing/2016/5/11/chartex" xmlns:cx6="http://schemas.microsoft.com/office/drawing/2016/5/12/chartex" xmlns:cx7="http://schemas.microsoft.com/office/drawing/2016/5/13/chartex" xmlns:cx8="http://schemas.microsoft.com/office/drawing/2016/5/14/chartex" xmlns:mc="http://schemas.openxmlformats.org/markup-compatibility/2006" xmlns:aink="http://schemas.microsoft.com/office/drawing/2016/ink" xmlns:am3d="http://schemas.microsoft.com/office/drawing/2017/model3d" xmlns:o="urn:schemas-microsoft-com:office:office" xmlns:oel="http://schemas.microsoft.com/office/2019/extlst" xmlns:r="http://schemas.openxmlformats.org/officeDocument/2006/relationships" xmlns:m="http://schemas.openxmlformats.org/officeDocument/2006/math" xmlns:v="urn:schemas-microsoft-com:vml" xmlns:wp14="http://schemas.microsoft.com/office/word/2010/wordprocessingDrawing" xmlns:wp="http://schemas.openxmlformats.org/drawingml/2006/wordprocessingDrawing" xmlns:w10="urn:schemas-microsoft-com:office:word" xmlns:w="http://schemas.openxmlformats.org/wordprocessingml/2006/main" xmlns:w14="http://schemas.microsoft.com/office/word/2010/wordml" xmlns:w15="http://schemas.microsoft.com/office/word/2012/wordml" xmlns:w16cex="http://schemas.microsoft.com/office/word/2018/wordml/cex" xmlns:w16cid="http://schemas.microsoft.com/office/word/2016/wordml/cid" xmlns:w16="http://schemas.microsoft.com/office/word/2018/wordml" xmlns:w16du="http://schemas.microsoft.com/office/word/2023/wordml/word16du" xmlns:w16sdtdh="http://schemas.microsoft.com/office/word/2020/wordml/sdtdatahash" xmlns:w16sdtfl="http://schemas.microsoft.com/office/word/2024/wordml/sdtformatlock" xmlns:w16se="http://schemas.microsoft.com/office/word/2015/wordml/symex" xmlns:wpg="http://schemas.microsoft.com/office/word/2010/wordprocessingGroup" xmlns:wpi="http://schemas.microsoft.com/office/word/2010/wordprocessingInk" xmlns:wne="http://schemas.microsoft.com/office/word/2006/wordml" xmlns:wps="http://schemas.microsoft.com/office/word/2010/wordprocessingShape" mc:Ignorable="w14 w15 w16se w16cid w16 w16cex w16sdtdh w16sdtfl w16du wp14">
   <w:body>
-    <w:p>
-      <w:pPr>
+    <w:sdt>
+      <w:sdtPr>
         <w:rPr>
-          <w:sz w:val="144"/>
-          <w:szCs w:val="144"/>
+          <w:color w:val="156082" w:themeColor="accent1"/>
         </w:rPr>
-      </w:pPr>
-      <w:r>
+        <w:id w:val="-29502284"/>
+        <w:docPartObj>
+          <w:docPartGallery w:val="Cover Pages"/>
+          <w:docPartUnique/>
+        </w:docPartObj>
+      </w:sdtPr>
+      <w:sdtEndPr>
         <w:rPr>
-          <w:sz w:val="144"/>
-          <w:szCs w:val="144"/>
+          <w:color w:val="auto"/>
         </w:rPr>
-        <w:t>Primera parte</w:t>
-      </w:r>
-      <w:r>
+      </w:sdtEndPr>
+      <w:sdtContent>
+        <w:p>
+          <w:pPr>
+            <w:pStyle w:val="Sinespaciado"/>
+            <w:spacing w:before="1540" w:after="240"/>
+            <w:jc w:val="center"/>
+            <w:rPr>
+              <w:color w:val="156082" w:themeColor="accent1"/>
+            </w:rPr>
+          </w:pPr>
+          <w:r>
+            <w:rPr>
+              <w:noProof/>
+              <w:color w:val="156082" w:themeColor="accent1"/>
+            </w:rPr>
+            <w:drawing>
+              <wp:inline distT="0" distB="0" distL="0" distR="0" wp14:anchorId="4AD444FF" wp14:editId="4C67B7AA">
+                <wp:extent cx="1417320" cy="750898"/>
+                <wp:effectExtent l="0" t="0" r="0" b="0"/>
+                <wp:docPr id="143" name="Imagen 144"/>
+                <wp:cNvGraphicFramePr>
+                  <a:graphicFrameLocks xmlns:a="http://schemas.openxmlformats.org/drawingml/2006/main" noChangeAspect="1"/>
+                </wp:cNvGraphicFramePr>
+                <a:graphic xmlns:a="http://schemas.openxmlformats.org/drawingml/2006/main">
+                  <a:graphicData uri="http://schemas.openxmlformats.org/drawingml/2006/picture">
+                    <pic:pic xmlns:pic="http://schemas.openxmlformats.org/drawingml/2006/picture">
+                      <pic:nvPicPr>
+                        <pic:cNvPr id="3" name="t55.png"/>
+                        <pic:cNvPicPr/>
+                      </pic:nvPicPr>
+                      <pic:blipFill>
+                        <a:blip r:embed="rId9" cstate="print">
+                          <a:duotone>
+                            <a:schemeClr val="accent1">
+                              <a:shade val="45000"/>
+                              <a:satMod val="135000"/>
+                            </a:schemeClr>
+                            <a:prstClr val="white"/>
+                          </a:duotone>
+                          <a:extLst>
+                            <a:ext uri="{28A0092B-C50C-407E-A947-70E740481C1C}">
+                              <a14:useLocalDpi xmlns:a14="http://schemas.microsoft.com/office/drawing/2010/main" val="0"/>
+                            </a:ext>
+                          </a:extLst>
+                        </a:blip>
+                        <a:stretch>
+                          <a:fillRect/>
+                        </a:stretch>
+                      </pic:blipFill>
+                      <pic:spPr>
+                        <a:xfrm>
+                          <a:off x="0" y="0"/>
+                          <a:ext cx="1417320" cy="750898"/>
+                        </a:xfrm>
+                        <a:prstGeom prst="rect">
+                          <a:avLst/>
+                        </a:prstGeom>
+                        <a:noFill/>
+                        <a:ln>
+                          <a:noFill/>
+                        </a:ln>
+                      </pic:spPr>
+                    </pic:pic>
+                  </a:graphicData>
+                </a:graphic>
+              </wp:inline>
+            </w:drawing>
+          </w:r>
+        </w:p>
+        <w:sdt>
+          <w:sdtPr>
+            <w:rPr>
+              <w:rFonts w:asciiTheme="majorHAnsi" w:eastAsiaTheme="majorEastAsia" w:hAnsiTheme="majorHAnsi" w:cstheme="majorBidi"/>
+              <w:caps/>
+              <w:color w:val="156082" w:themeColor="accent1"/>
+              <w:sz w:val="72"/>
+              <w:szCs w:val="72"/>
+            </w:rPr>
+            <w:alias w:val="Título"/>
+            <w:tag w:val=""/>
+            <w:id w:val="1735040861"/>
+            <w:placeholder>
+              <w:docPart w:val="FD07A83ACD694E6DBED393EAB606C9A1"/>
+            </w:placeholder>
+            <w:dataBinding w:prefixMappings="xmlns:ns0='http://purl.org/dc/elements/1.1/' xmlns:ns1='http://schemas.openxmlformats.org/package/2006/metadata/core-properties' " w:xpath="/ns1:coreProperties[1]/ns0:title[1]" w:storeItemID="{6C3C8BC8-F283-45AE-878A-BAB7291924A1}"/>
+            <w:text/>
+          </w:sdtPr>
+          <w:sdtEndPr>
+            <w:rPr>
+              <w:sz w:val="80"/>
+              <w:szCs w:val="80"/>
+            </w:rPr>
+          </w:sdtEndPr>
+          <w:sdtContent>
+            <w:p>
+              <w:pPr>
+                <w:pStyle w:val="Sinespaciado"/>
+                <w:pBdr>
+                  <w:top w:val="single" w:sz="6" w:space="6" w:color="156082" w:themeColor="accent1"/>
+                  <w:bottom w:val="single" w:sz="6" w:space="6" w:color="156082" w:themeColor="accent1"/>
+                </w:pBdr>
+                <w:spacing w:after="240"/>
+                <w:jc w:val="center"/>
+                <w:rPr>
+                  <w:rFonts w:asciiTheme="majorHAnsi" w:eastAsiaTheme="majorEastAsia" w:hAnsiTheme="majorHAnsi" w:cstheme="majorBidi"/>
+                  <w:caps/>
+                  <w:color w:val="156082" w:themeColor="accent1"/>
+                  <w:sz w:val="80"/>
+                  <w:szCs w:val="80"/>
+                </w:rPr>
+              </w:pPr>
+              <w:r>
+                <w:rPr>
+                  <w:rFonts w:asciiTheme="majorHAnsi" w:eastAsiaTheme="majorEastAsia" w:hAnsiTheme="majorHAnsi" w:cstheme="majorBidi"/>
+                  <w:caps/>
+                  <w:color w:val="156082" w:themeColor="accent1"/>
+                  <w:sz w:val="72"/>
+                  <w:szCs w:val="72"/>
+                </w:rPr>
+                <w:t>Propuesta sig para “la maestra”</w:t>
+              </w:r>
+            </w:p>
+          </w:sdtContent>
+        </w:sdt>
+        <w:sdt>
+          <w:sdtPr>
+            <w:rPr>
+              <w:color w:val="156082" w:themeColor="accent1"/>
+              <w:sz w:val="28"/>
+              <w:szCs w:val="28"/>
+            </w:rPr>
+            <w:alias w:val="Subtítulo"/>
+            <w:tag w:val=""/>
+            <w:id w:val="328029620"/>
+            <w:placeholder>
+              <w:docPart w:val="924FAE3F03E24BE5B83BE9857F832E13"/>
+            </w:placeholder>
+            <w:dataBinding w:prefixMappings="xmlns:ns0='http://purl.org/dc/elements/1.1/' xmlns:ns1='http://schemas.openxmlformats.org/package/2006/metadata/core-properties' " w:xpath="/ns1:coreProperties[1]/ns0:subject[1]" w:storeItemID="{6C3C8BC8-F283-45AE-878A-BAB7291924A1}"/>
+            <w:text/>
+          </w:sdtPr>
+          <w:sdtEndPr/>
+          <w:sdtContent>
+            <w:p>
+              <w:pPr>
+                <w:pStyle w:val="Sinespaciado"/>
+                <w:jc w:val="center"/>
+                <w:rPr>
+                  <w:color w:val="156082" w:themeColor="accent1"/>
+                  <w:sz w:val="28"/>
+                  <w:szCs w:val="28"/>
+                </w:rPr>
+              </w:pPr>
+              <w:r>
+                <w:rPr>
+                  <w:color w:val="156082" w:themeColor="accent1"/>
+                  <w:sz w:val="28"/>
+                  <w:szCs w:val="28"/>
+                </w:rPr>
+                <w:t>Sistemas de Información para la Gestión – ICN292</w:t>
+              </w:r>
+            </w:p>
+          </w:sdtContent>
+        </w:sdt>
+        <w:p>
+          <w:pPr>
+            <w:pStyle w:val="Sinespaciado"/>
+            <w:spacing w:before="480"/>
+            <w:jc w:val="center"/>
+            <w:rPr>
+              <w:color w:val="156082" w:themeColor="accent1"/>
+            </w:rPr>
+          </w:pPr>
+          <w:r>
+            <w:rPr>
+              <w:noProof/>
+              <w:color w:val="156082" w:themeColor="accent1"/>
+            </w:rPr>
+            <mc:AlternateContent>
+              <mc:Choice Requires="wps">
+                <w:drawing>
+                  <wp:anchor distT="0" distB="0" distL="114300" distR="114300" simplePos="0" relativeHeight="251658240" behindDoc="0" locked="0" layoutInCell="1" allowOverlap="1" wp14:anchorId="41FDC41B" wp14:editId="3F59275C">
+                    <wp:simplePos x="0" y="0"/>
+                    <wp:positionH relativeFrom="margin">
+                      <wp:align>center</wp:align>
+                    </wp:positionH>
+                    <mc:AlternateContent>
+                      <mc:Choice Requires="wp14">
+                        <wp:positionV relativeFrom="page">
+                          <wp14:pctPosVOffset>85000</wp14:pctPosVOffset>
+                        </wp:positionV>
+                      </mc:Choice>
+                      <mc:Fallback>
+                        <wp:positionV relativeFrom="page">
+                          <wp:posOffset>8549640</wp:posOffset>
+                        </wp:positionV>
+                      </mc:Fallback>
+                    </mc:AlternateContent>
+                    <wp:extent cx="6553200" cy="557784"/>
+                    <wp:effectExtent l="0" t="0" r="0" b="12700"/>
+                    <wp:wrapNone/>
+                    <wp:docPr id="142" name="Cuadro de texto 146"/>
+                    <wp:cNvGraphicFramePr/>
+                    <a:graphic xmlns:a="http://schemas.openxmlformats.org/drawingml/2006/main">
+                      <a:graphicData uri="http://schemas.microsoft.com/office/word/2010/wordprocessingShape">
+                        <wps:wsp>
+                          <wps:cNvSpPr txBox="1"/>
+                          <wps:spPr>
+                            <a:xfrm>
+                              <a:off x="0" y="0"/>
+                              <a:ext cx="6553200" cy="557784"/>
+                            </a:xfrm>
+                            <a:prstGeom prst="rect">
+                              <a:avLst/>
+                            </a:prstGeom>
+                            <a:noFill/>
+                            <a:ln w="6350">
+                              <a:noFill/>
+                            </a:ln>
+                            <a:effectLst/>
+                          </wps:spPr>
+                          <wps:style>
+                            <a:lnRef idx="0">
+                              <a:schemeClr val="accent1"/>
+                            </a:lnRef>
+                            <a:fillRef idx="0">
+                              <a:schemeClr val="accent1"/>
+                            </a:fillRef>
+                            <a:effectRef idx="0">
+                              <a:schemeClr val="accent1"/>
+                            </a:effectRef>
+                            <a:fontRef idx="minor">
+                              <a:schemeClr val="dk1"/>
+                            </a:fontRef>
+                          </wps:style>
+                          <wps:txbx>
+                            <w:txbxContent>
+                              <w:sdt>
+                                <w:sdtPr>
+                                  <w:rPr>
+                                    <w:caps/>
+                                    <w:color w:val="156082" w:themeColor="accent1"/>
+                                    <w:sz w:val="28"/>
+                                    <w:szCs w:val="28"/>
+                                  </w:rPr>
+                                  <w:alias w:val="Fecha"/>
+                                  <w:tag w:val=""/>
+                                  <w:id w:val="197127006"/>
+                                  <w:dataBinding w:prefixMappings="xmlns:ns0='http://schemas.microsoft.com/office/2006/coverPageProps' " w:xpath="/ns0:CoverPageProperties[1]/ns0:PublishDate[1]" w:storeItemID="{55AF091B-3C7A-41E3-B477-F2FDAA23CFDA}"/>
+                                  <w:date>
+                                    <w:dateFormat w:val="d 'de' MMMM 'de' yyyy"/>
+                                    <w:lid w:val="es-ES"/>
+                                    <w:storeMappedDataAs w:val="dateTime"/>
+                                    <w:calendar w:val="gregorian"/>
+                                  </w:date>
+                                </w:sdtPr>
+                                <w:sdtEndPr/>
+                                <w:sdtContent>
+                                  <w:p>
+                                    <w:pPr>
+                                      <w:pStyle w:val="Sinespaciado"/>
+                                      <w:spacing w:after="40"/>
+                                      <w:jc w:val="center"/>
+                                      <w:rPr>
+                                        <w:caps/>
+                                        <w:color w:val="156082" w:themeColor="accent1"/>
+                                        <w:sz w:val="28"/>
+                                        <w:szCs w:val="28"/>
+                                      </w:rPr>
+                                    </w:pPr>
+                                    <w:r>
+                                      <w:rPr>
+                                        <w:caps/>
+                                        <w:color w:val="156082" w:themeColor="accent1"/>
+                                        <w:sz w:val="28"/>
+                                        <w:szCs w:val="28"/>
+                                      </w:rPr>
+                                      <w:t>12 de Septiembre del 2026</w:t>
+                                    </w:r>
+                                  </w:p>
+                                </w:sdtContent>
+                              </w:sdt>
+                              <w:p>
+                                <w:pPr>
+                                  <w:pStyle w:val="Sinespaciado"/>
+                                  <w:jc w:val="center"/>
+                                  <w:rPr>
+                                    <w:color w:val="156082" w:themeColor="accent1"/>
+                                  </w:rPr>
+                                </w:pPr>
+                                <w:sdt>
+                                  <w:sdtPr>
+                                    <w:rPr>
+                                      <w:caps/>
+                                      <w:color w:val="156082" w:themeColor="accent1"/>
+                                    </w:rPr>
+                                    <w:alias w:val="Compañía"/>
+                                    <w:tag w:val=""/>
+                                    <w:id w:val="1390145197"/>
+                                    <w:dataBinding w:prefixMappings="xmlns:ns0='http://schemas.openxmlformats.org/officeDocument/2006/extended-properties' " w:xpath="/ns0:Properties[1]/ns0:Company[1]" w:storeItemID="{6668398D-A668-4E3E-A5EB-62B293D839F1}"/>
+                                    <w:text/>
+                                  </w:sdtPr>
+                                  <w:sdtEndPr/>
+                                  <w:sdtContent>
+                                    <w:r>
+                                      <w:rPr>
+                                        <w:caps/>
+                                        <w:color w:val="156082" w:themeColor="accent1"/>
+                                      </w:rPr>
+                                      <w:t>la maestra</w:t>
+                                    </w:r>
+                                  </w:sdtContent>
+                                </w:sdt>
+                              </w:p>
+                              <w:p>
+                                <w:pPr>
+                                  <w:pStyle w:val="Sinespaciado"/>
+                                  <w:jc w:val="center"/>
+                                  <w:rPr>
+                                    <w:color w:val="156082" w:themeColor="accent1"/>
+                                  </w:rPr>
+                                </w:pPr>
+                                <w:sdt>
+                                  <w:sdtPr>
+                                    <w:rPr>
+                                      <w:color w:val="156082" w:themeColor="accent1"/>
+                                    </w:rPr>
+                                    <w:alias w:val="Dirección"/>
+                                    <w:tag w:val=""/>
+                                    <w:id w:val="-726379553"/>
+                                    <w:dataBinding w:prefixMappings="xmlns:ns0='http://schemas.microsoft.com/office/2006/coverPageProps' " w:xpath="/ns0:CoverPageProperties[1]/ns0:CompanyAddress[1]" w:storeItemID="{55AF091B-3C7A-41E3-B477-F2FDAA23CFDA}"/>
+                                    <w:text/>
+                                  </w:sdtPr>
+                                  <w:sdtEndPr/>
+                                  <w:sdtContent>
+                                    <w:r>
+                                      <w:rPr>
+                                        <w:color w:val="156082" w:themeColor="accent1"/>
+                                      </w:rPr>
+                                      <w:t xml:space="preserve">Av. </w:t>
+                                    </w:r>
+                                    <w:proofErr w:type="spellStart"/>
+                                    <w:r>
+                                      <w:rPr>
+                                        <w:color w:val="156082" w:themeColor="accent1"/>
+                                      </w:rPr>
+                                      <w:t>Fontt</w:t>
+                                    </w:r>
+                                    <w:proofErr w:type="spellEnd"/>
+                                    <w:r>
+                                      <w:rPr>
+                                        <w:color w:val="156082" w:themeColor="accent1"/>
+                                      </w:rPr>
+                                      <w:t xml:space="preserve"> 1244, Colina</w:t>
+                                    </w:r>
+                                  </w:sdtContent>
+                                </w:sdt>
+                              </w:p>
+                            </w:txbxContent>
+                          </wps:txbx>
+                          <wps:bodyPr rot="0" spcFirstLastPara="0" vertOverflow="overflow" horzOverflow="overflow" vert="horz" wrap="square" lIns="0" tIns="0" rIns="0" bIns="0" numCol="1" spcCol="0" rtlCol="0" fromWordArt="0" anchor="b" anchorCtr="0" forceAA="0" compatLnSpc="1">
+                            <a:prstTxWarp prst="textNoShape">
+                              <a:avLst/>
+                            </a:prstTxWarp>
+                            <a:spAutoFit/>
+                          </wps:bodyPr>
+                        </wps:wsp>
+                      </a:graphicData>
+                    </a:graphic>
+                    <wp14:sizeRelH relativeFrom="margin">
+                      <wp14:pctWidth>100000</wp14:pctWidth>
+                    </wp14:sizeRelH>
+                    <wp14:sizeRelV relativeFrom="margin">
+                      <wp14:pctHeight>0</wp14:pctHeight>
+                    </wp14:sizeRelV>
+                  </wp:anchor>
+                </w:drawing>
+              </mc:Choice>
+              <mc:Fallback>
+                <w:pict>
+                  <v:shapetype w14:anchorId="41FDC41B" id="_x0000_t202" coordsize="21600,21600" o:spt="202" path="m,l,21600r21600,l21600,xe">
+                    <v:stroke joinstyle="miter"/>
+                    <v:path gradientshapeok="t" o:connecttype="rect"/>
+                  </v:shapetype>
+                  <v:shape id="Cuadro de texto 146" o:spid="_x0000_s1026" type="#_x0000_t202" style="position:absolute;left:0;text-align:left;margin-left:0;margin-top:0;width:516pt;height:43.9pt;z-index:251658240;visibility:visible;mso-wrap-style:square;mso-width-percent:1000;mso-height-percent:0;mso-top-percent:850;mso-wrap-distance-left:9pt;mso-wrap-distance-top:0;mso-wrap-distance-right:9pt;mso-wrap-distance-bottom:0;mso-position-horizontal:center;mso-position-horizontal-relative:margin;mso-position-vertical-relative:page;mso-width-percent:1000;mso-height-percent:0;mso-top-percent:850;mso-width-relative:margin;mso-height-relative:margin;v-text-anchor:bottom" o:gfxdata="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" filled="f" stroked="f" strokeweight=".5pt">
+                    <v:textbox style="mso-fit-shape-to-text:t" inset="0,0,0,0">
+                      <w:txbxContent>
+                        <w:sdt>
+                          <w:sdtPr>
+                            <w:rPr>
+                              <w:caps/>
+                              <w:color w:val="156082" w:themeColor="accent1"/>
+                              <w:sz w:val="28"/>
+                              <w:szCs w:val="28"/>
+                            </w:rPr>
+                            <w:alias w:val="Fecha"/>
+                            <w:tag w:val=""/>
+                            <w:id w:val="197127006"/>
+                            <w:dataBinding w:prefixMappings="xmlns:ns0='http://schemas.microsoft.com/office/2006/coverPageProps' " w:xpath="/ns0:CoverPageProperties[1]/ns0:PublishDate[1]" w:storeItemID="{55AF091B-3C7A-41E3-B477-F2FDAA23CFDA}"/>
+                            <w:date>
+                              <w:dateFormat w:val="d 'de' MMMM 'de' yyyy"/>
+                              <w:lid w:val="es-ES"/>
+                              <w:storeMappedDataAs w:val="dateTime"/>
+                              <w:calendar w:val="gregorian"/>
+                            </w:date>
+                          </w:sdtPr>
+                          <w:sdtEndPr/>
+                          <w:sdtContent>
+                            <w:p>
+                              <w:pPr>
+                                <w:pStyle w:val="Sinespaciado"/>
+                                <w:spacing w:after="40"/>
+                                <w:jc w:val="center"/>
+                                <w:rPr>
+                                  <w:caps/>
+                                  <w:color w:val="156082" w:themeColor="accent1"/>
+                                  <w:sz w:val="28"/>
+                                  <w:szCs w:val="28"/>
+                                </w:rPr>
+                              </w:pPr>
+                              <w:r>
+                                <w:rPr>
+                                  <w:caps/>
+                                  <w:color w:val="156082" w:themeColor="accent1"/>
+                                  <w:sz w:val="28"/>
+                                  <w:szCs w:val="28"/>
+                                </w:rPr>
+                                <w:t>12 de Septiembre del 2026</w:t>
+                              </w:r>
+                            </w:p>
+                          </w:sdtContent>
+                        </w:sdt>
+                        <w:p>
+                          <w:pPr>
+                            <w:pStyle w:val="Sinespaciado"/>
+                            <w:jc w:val="center"/>
+                            <w:rPr>
+                              <w:color w:val="156082" w:themeColor="accent1"/>
+                            </w:rPr>
+                          </w:pPr>
+                          <w:sdt>
+                            <w:sdtPr>
+                              <w:rPr>
+                                <w:caps/>
+                                <w:color w:val="156082" w:themeColor="accent1"/>
+                              </w:rPr>
+                              <w:alias w:val="Compañía"/>
+                              <w:tag w:val=""/>
+                              <w:id w:val="1390145197"/>
+                              <w:dataBinding w:prefixMappings="xmlns:ns0='http://schemas.openxmlformats.org/officeDocument/2006/extended-properties' " w:xpath="/ns0:Properties[1]/ns0:Company[1]" w:storeItemID="{6668398D-A668-4E3E-A5EB-62B293D839F1}"/>
+                              <w:text/>
+                            </w:sdtPr>
+                            <w:sdtEndPr/>
+                            <w:sdtContent>
+                              <w:r>
+                                <w:rPr>
+                                  <w:caps/>
+                                  <w:color w:val="156082" w:themeColor="accent1"/>
+                                </w:rPr>
+                                <w:t>la maestra</w:t>
+                              </w:r>
+                            </w:sdtContent>
+                          </w:sdt>
+                        </w:p>
+                        <w:p>
+                          <w:pPr>
+                            <w:pStyle w:val="Sinespaciado"/>
+                            <w:jc w:val="center"/>
+                            <w:rPr>
+                              <w:color w:val="156082" w:themeColor="accent1"/>
+                            </w:rPr>
+                          </w:pPr>
+                          <w:sdt>
+                            <w:sdtPr>
+                              <w:rPr>
+                                <w:color w:val="156082" w:themeColor="accent1"/>
+                              </w:rPr>
+                              <w:alias w:val="Dirección"/>
+                              <w:tag w:val=""/>
+                              <w:id w:val="-726379553"/>
+                              <w:dataBinding w:prefixMappings="xmlns:ns0='http://schemas.microsoft.com/office/2006/coverPageProps' " w:xpath="/ns0:CoverPageProperties[1]/ns0:CompanyAddress[1]" w:storeItemID="{55AF091B-3C7A-41E3-B477-F2FDAA23CFDA}"/>
+                              <w:text/>
+                            </w:sdtPr>
+                            <w:sdtEndPr/>
+                            <w:sdtContent>
+                              <w:r>
+                                <w:rPr>
+                                  <w:color w:val="156082" w:themeColor="accent1"/>
+                                </w:rPr>
+                                <w:t xml:space="preserve">Av. </w:t>
+                              </w:r>
+                              <w:proofErr w:type="spellStart"/>
+                              <w:r>
+                                <w:rPr>
+                                  <w:color w:val="156082" w:themeColor="accent1"/>
+                                </w:rPr>
+                                <w:t>Fontt</w:t>
+                              </w:r>
+                              <w:proofErr w:type="spellEnd"/>
+                              <w:r>
+                                <w:rPr>
+                                  <w:color w:val="156082" w:themeColor="accent1"/>
+                                </w:rPr>
+                                <w:t xml:space="preserve"> 1244, Colina</w:t>
+                              </w:r>
+                            </w:sdtContent>
+                          </w:sdt>
+                        </w:p>
+                      </w:txbxContent>
+                    </v:textbox>
+                    <w10:wrap anchorx="margin" anchory="page"/>
+                  </v:shape>
+                </w:pict>
+              </mc:Fallback>
+            </mc:AlternateContent>
+          </w:r>
+          <w:r>
+            <w:rPr>
+              <w:noProof/>
+              <w:color w:val="156082" w:themeColor="accent1"/>
+            </w:rPr>
+            <w:drawing>
+              <wp:inline distT="0" distB="0" distL="0" distR="0" wp14:anchorId="5A47CF4F" wp14:editId="0FE8F034">
+                <wp:extent cx="758952" cy="478932"/>
+                <wp:effectExtent l="0" t="0" r="3175" b="0"/>
+                <wp:docPr id="144" name="Imagen 147"/>
+                <wp:cNvGraphicFramePr>
+                  <a:graphicFrameLocks xmlns:a="http://schemas.openxmlformats.org/drawingml/2006/main" noChangeAspect="1"/>
+                </wp:cNvGraphicFramePr>
+                <a:graphic xmlns:a="http://schemas.openxmlformats.org/drawingml/2006/main">
+                  <a:graphicData uri="http://schemas.openxmlformats.org/drawingml/2006/picture">
+                    <pic:pic xmlns:pic="http://schemas.openxmlformats.org/drawingml/2006/picture">
+                      <pic:nvPicPr>
+                        <pic:cNvPr id="9" name="roco bottom.png"/>
+                        <pic:cNvPicPr/>
+                      </pic:nvPicPr>
+                      <pic:blipFill>
+                        <a:blip r:embed="rId10" cstate="print">
+                          <a:duotone>
+                            <a:schemeClr val="accent1">
+                              <a:shade val="45000"/>
+                              <a:satMod val="135000"/>
+                            </a:schemeClr>
+                            <a:prstClr val="white"/>
+                          </a:duotone>
+                          <a:extLst>
+                            <a:ext uri="{28A0092B-C50C-407E-A947-70E740481C1C}">
+                              <a14:useLocalDpi xmlns:a14="http://schemas.microsoft.com/office/drawing/2010/main" val="0"/>
+                            </a:ext>
+                          </a:extLst>
+                        </a:blip>
+                        <a:stretch>
+                          <a:fillRect/>
+                        </a:stretch>
+                      </pic:blipFill>
+                      <pic:spPr>
+                        <a:xfrm>
+                          <a:off x="0" y="0"/>
+                          <a:ext cx="758952" cy="478932"/>
+                        </a:xfrm>
+                        <a:prstGeom prst="rect">
+                          <a:avLst/>
+                        </a:prstGeom>
+                      </pic:spPr>
+                    </pic:pic>
+                  </a:graphicData>
+                </a:graphic>
+              </wp:inline>
+            </w:drawing>
+          </w:r>
+        </w:p>
+        <w:p>
+          <w:r>
+            <w:br w:type="page"/>
+          </w:r>
+        </w:p>
+      </w:sdtContent>
+    </w:sdt>
+    <w:p>
+      <w:pPr>
+        <w:pStyle w:val="Sinespaciado"/>
+      </w:pPr>
+    </w:p>
+    <w:p>
+      <w:pPr>
+        <w:pStyle w:val="Ttulo2"/>
         <w:rPr>
-          <w:sz w:val="144"/>
-          <w:szCs w:val="144"/>
+          <w:b/>
+          <w:bCs/>
         </w:rPr>
+      </w:pPr>
+      <w:r>
+        <w:rPr>
+          <w:b/>
+          <w:bCs/>
+        </w:rPr>
+        <w:t>A) Ficha del equipo.</w:t>
+      </w:r>
+    </w:p>
+    <w:p>
+      <w:r>
+        <w:t xml:space="preserve">A </w:t>
+      </w:r>
+      <w:r>
+        <w:t>continuación,</w:t>
+      </w:r>
+      <w:r>
+        <w:t xml:space="preserve"> se presenta una tabla con los integrantes del grupo junto con sus roles principales</w:t>
+      </w:r>
+      <w:r>
+        <w:t>:</w:t>
+      </w:r>
+    </w:p>
+    <w:tbl>
+      <w:tblPr>
+        <w:tblW w:w="10060" w:type="dxa"/>
+        <w:jc w:val="center"/>
+        <w:tblCellMar>
+          <w:left w:w="70" w:type="dxa"/>
+          <w:right w:w="70" w:type="dxa"/>
+        </w:tblCellMar>
+        <w:tblLook w:val="04A0" w:firstRow="1" w:lastRow="0" w:firstColumn="1" w:lastColumn="0" w:noHBand="0" w:noVBand="1"/>
+      </w:tblPr>
+      <w:tblGrid>
+        <w:gridCol w:w="2689"/>
+        <w:gridCol w:w="1559"/>
+        <w:gridCol w:w="986"/>
+        <w:gridCol w:w="4826"/>
+      </w:tblGrid>
+      <w:tr>
+        <w:trPr>
+          <w:trHeight w:val="288"/>
+          <w:jc w:val="center"/>
+        </w:trPr>
+        <w:tc>
+          <w:tcPr>
+            <w:tcW w:w="2689" w:type="dxa"/>
+            <w:tcBorders>
+              <w:top w:val="single" w:sz="4" w:space="0" w:color="auto"/>
+              <w:left w:val="single" w:sz="4" w:space="0" w:color="auto"/>
+              <w:bottom w:val="single" w:sz="4" w:space="0" w:color="auto"/>
+              <w:right w:val="single" w:sz="4" w:space="0" w:color="auto"/>
+            </w:tcBorders>
+            <w:shd w:val="clear" w:color="auto" w:fill="D0D0D0"/>
+            <w:noWrap/>
+            <w:vAlign w:val="bottom"/>
+            <w:hideMark/>
+          </w:tcPr>
+          <w:p>
+            <w:r>
+              <w:t>I</w:t>
+            </w:r>
+            <w:r>
+              <w:t>ntegrante</w:t>
+            </w:r>
+          </w:p>
+        </w:tc>
+        <w:tc>
+          <w:tcPr>
+            <w:tcW w:w="1559" w:type="dxa"/>
+            <w:tcBorders>
+              <w:top w:val="single" w:sz="4" w:space="0" w:color="auto"/>
+              <w:left w:val="nil"/>
+              <w:bottom w:val="single" w:sz="4" w:space="0" w:color="auto"/>
+              <w:right w:val="single" w:sz="4" w:space="0" w:color="auto"/>
+            </w:tcBorders>
+            <w:shd w:val="clear" w:color="auto" w:fill="D0D0D0"/>
+            <w:noWrap/>
+            <w:vAlign w:val="bottom"/>
+            <w:hideMark/>
+          </w:tcPr>
+          <w:p>
+            <w:r>
+              <w:t>Rut</w:t>
+            </w:r>
+          </w:p>
+        </w:tc>
+        <w:tc>
+          <w:tcPr>
+            <w:tcW w:w="986" w:type="dxa"/>
+            <w:tcBorders>
+              <w:top w:val="single" w:sz="4" w:space="0" w:color="auto"/>
+              <w:left w:val="nil"/>
+              <w:bottom w:val="single" w:sz="4" w:space="0" w:color="auto"/>
+              <w:right w:val="single" w:sz="4" w:space="0" w:color="auto"/>
+            </w:tcBorders>
+            <w:shd w:val="clear" w:color="auto" w:fill="D0D0D0"/>
+            <w:noWrap/>
+            <w:vAlign w:val="bottom"/>
+            <w:hideMark/>
+          </w:tcPr>
+          <w:p>
+            <w:r>
+              <w:t>P</w:t>
+            </w:r>
+            <w:r>
+              <w:t>aralelo</w:t>
+            </w:r>
+          </w:p>
+        </w:tc>
+        <w:tc>
+          <w:tcPr>
+            <w:tcW w:w="4826" w:type="dxa"/>
+            <w:tcBorders>
+              <w:top w:val="single" w:sz="4" w:space="0" w:color="auto"/>
+              <w:left w:val="nil"/>
+              <w:bottom w:val="single" w:sz="4" w:space="0" w:color="auto"/>
+              <w:right w:val="single" w:sz="4" w:space="0" w:color="auto"/>
+            </w:tcBorders>
+            <w:shd w:val="clear" w:color="auto" w:fill="D0D0D0"/>
+            <w:noWrap/>
+            <w:vAlign w:val="bottom"/>
+            <w:hideMark/>
+          </w:tcPr>
+          <w:p>
+            <w:r>
+              <w:t>Rol principal</w:t>
+            </w:r>
+          </w:p>
+        </w:tc>
+      </w:tr>
+      <w:tr>
+        <w:trPr>
+          <w:trHeight w:val="288"/>
+          <w:jc w:val="center"/>
+        </w:trPr>
+        <w:tc>
+          <w:tcPr>
+            <w:tcW w:w="2689" w:type="dxa"/>
+            <w:tcBorders>
+              <w:top w:val="nil"/>
+              <w:left w:val="single" w:sz="4" w:space="0" w:color="auto"/>
+              <w:bottom w:val="single" w:sz="4" w:space="0" w:color="auto"/>
+              <w:right w:val="single" w:sz="4" w:space="0" w:color="auto"/>
+            </w:tcBorders>
+            <w:noWrap/>
+            <w:vAlign w:val="bottom"/>
+            <w:hideMark/>
+          </w:tcPr>
+          <w:p>
+            <w:pPr>
+              <w:jc w:val="center"/>
+            </w:pPr>
+            <w:r>
+              <w:t>Juan Sánchez González</w:t>
+            </w:r>
+          </w:p>
+        </w:tc>
+        <w:tc>
+          <w:tcPr>
+            <w:tcW w:w="1559" w:type="dxa"/>
+            <w:tcBorders>
+              <w:top w:val="nil"/>
+              <w:left w:val="nil"/>
+              <w:bottom w:val="single" w:sz="4" w:space="0" w:color="auto"/>
+              <w:right w:val="single" w:sz="4" w:space="0" w:color="auto"/>
+            </w:tcBorders>
+            <w:noWrap/>
+            <w:vAlign w:val="bottom"/>
+            <w:hideMark/>
+          </w:tcPr>
+          <w:p>
+            <w:r>
+              <w:t>21.749.266-1</w:t>
+            </w:r>
+          </w:p>
+        </w:tc>
+        <w:tc>
+          <w:tcPr>
+            <w:tcW w:w="986" w:type="dxa"/>
+            <w:tcBorders>
+              <w:top w:val="nil"/>
+              <w:left w:val="nil"/>
+              <w:bottom w:val="single" w:sz="4" w:space="0" w:color="auto"/>
+              <w:right w:val="single" w:sz="4" w:space="0" w:color="auto"/>
+            </w:tcBorders>
+            <w:noWrap/>
+            <w:vAlign w:val="bottom"/>
+            <w:hideMark/>
+          </w:tcPr>
+          <w:p>
+            <w:r>
+              <w:t>101</w:t>
+            </w:r>
+          </w:p>
+        </w:tc>
+        <w:tc>
+          <w:tcPr>
+            <w:tcW w:w="4826" w:type="dxa"/>
+            <w:tcBorders>
+              <w:top w:val="nil"/>
+              <w:left w:val="nil"/>
+              <w:bottom w:val="single" w:sz="4" w:space="0" w:color="auto"/>
+              <w:right w:val="single" w:sz="4" w:space="0" w:color="auto"/>
+            </w:tcBorders>
+            <w:noWrap/>
+            <w:vAlign w:val="bottom"/>
+            <w:hideMark/>
+          </w:tcPr>
+          <w:p>
+            <w:r>
+              <w:t xml:space="preserve">Levantamiento y contacto con la </w:t>
+            </w:r>
+            <w:r>
+              <w:t>PYME;</w:t>
+            </w:r>
+            <w:r>
+              <w:t xml:space="preserve"> </w:t>
+            </w:r>
+            <w:r>
+              <w:t>BPMN</w:t>
+            </w:r>
+            <w:r>
+              <w:t xml:space="preserve"> To-Be</w:t>
+            </w:r>
+            <w:r>
+              <w:t>; Arquitectura lógica</w:t>
+            </w:r>
+          </w:p>
+        </w:tc>
+      </w:tr>
+      <w:tr>
+        <w:trPr>
+          <w:trHeight w:val="288"/>
+          <w:jc w:val="center"/>
+        </w:trPr>
+        <w:tc>
+          <w:tcPr>
+            <w:tcW w:w="2689" w:type="dxa"/>
+            <w:tcBorders>
+              <w:top w:val="nil"/>
+              <w:left w:val="single" w:sz="4" w:space="0" w:color="auto"/>
+              <w:bottom w:val="single" w:sz="4" w:space="0" w:color="auto"/>
+              <w:right w:val="single" w:sz="4" w:space="0" w:color="auto"/>
+            </w:tcBorders>
+            <w:noWrap/>
+            <w:vAlign w:val="bottom"/>
+            <w:hideMark/>
+          </w:tcPr>
+          <w:p>
+            <w:pPr>
+              <w:jc w:val="center"/>
+            </w:pPr>
+            <w:r>
+              <w:t>Owen Oviedo Lazo</w:t>
+            </w:r>
+          </w:p>
+        </w:tc>
+        <w:tc>
+          <w:tcPr>
+            <w:tcW w:w="1559" w:type="dxa"/>
+            <w:tcBorders>
+              <w:top w:val="nil"/>
+              <w:left w:val="nil"/>
+              <w:bottom w:val="single" w:sz="4" w:space="0" w:color="auto"/>
+              <w:right w:val="single" w:sz="4" w:space="0" w:color="auto"/>
+            </w:tcBorders>
+            <w:noWrap/>
+            <w:vAlign w:val="bottom"/>
+            <w:hideMark/>
+          </w:tcPr>
+          <w:p>
+            <w:r>
+              <w:t>22.471.148-4</w:t>
+            </w:r>
+          </w:p>
+        </w:tc>
+        <w:tc>
+          <w:tcPr>
+            <w:tcW w:w="986" w:type="dxa"/>
+            <w:tcBorders>
+              <w:top w:val="nil"/>
+              <w:left w:val="nil"/>
+              <w:bottom w:val="single" w:sz="4" w:space="0" w:color="auto"/>
+              <w:right w:val="single" w:sz="4" w:space="0" w:color="auto"/>
+            </w:tcBorders>
+            <w:noWrap/>
+            <w:vAlign w:val="bottom"/>
+            <w:hideMark/>
+          </w:tcPr>
+          <w:p>
+            <w:r>
+              <w:t>101</w:t>
+            </w:r>
+          </w:p>
+        </w:tc>
+        <w:tc>
+          <w:tcPr>
+            <w:tcW w:w="4826" w:type="dxa"/>
+            <w:tcBorders>
+              <w:top w:val="nil"/>
+              <w:left w:val="nil"/>
+              <w:bottom w:val="single" w:sz="4" w:space="0" w:color="auto"/>
+              <w:right w:val="single" w:sz="4" w:space="0" w:color="auto"/>
+            </w:tcBorders>
+            <w:noWrap/>
+            <w:vAlign w:val="bottom"/>
+            <w:hideMark/>
+          </w:tcPr>
+          <w:p>
+            <w:r>
+              <w:t xml:space="preserve">BPMN </w:t>
+            </w:r>
+            <w:r>
+              <w:t>To</w:t>
+            </w:r>
+            <w:r>
+              <w:t>-Be + Mejoras;</w:t>
+            </w:r>
+            <w:r>
+              <w:t xml:space="preserve"> </w:t>
+            </w:r>
+            <w:r>
+              <w:t>Modelado de datos preliminar</w:t>
+            </w:r>
+          </w:p>
+        </w:tc>
+      </w:tr>
+      <w:tr>
+        <w:trPr>
+          <w:trHeight w:val="288"/>
+          <w:jc w:val="center"/>
+        </w:trPr>
+        <w:tc>
+          <w:tcPr>
+            <w:tcW w:w="2689" w:type="dxa"/>
+            <w:tcBorders>
+              <w:top w:val="nil"/>
+              <w:left w:val="single" w:sz="4" w:space="0" w:color="auto"/>
+              <w:bottom w:val="single" w:sz="4" w:space="0" w:color="auto"/>
+              <w:right w:val="single" w:sz="4" w:space="0" w:color="auto"/>
+            </w:tcBorders>
+            <w:noWrap/>
+            <w:vAlign w:val="bottom"/>
+            <w:hideMark/>
+          </w:tcPr>
+          <w:p>
+            <w:pPr>
+              <w:jc w:val="center"/>
+            </w:pPr>
+            <w:r>
+              <w:t>Camilo Rivano Lara</w:t>
+            </w:r>
+          </w:p>
+        </w:tc>
+        <w:tc>
+          <w:tcPr>
+            <w:tcW w:w="1559" w:type="dxa"/>
+            <w:tcBorders>
+              <w:top w:val="nil"/>
+              <w:left w:val="nil"/>
+              <w:bottom w:val="single" w:sz="4" w:space="0" w:color="auto"/>
+              <w:right w:val="single" w:sz="4" w:space="0" w:color="auto"/>
+            </w:tcBorders>
+            <w:noWrap/>
+            <w:vAlign w:val="bottom"/>
+            <w:hideMark/>
+          </w:tcPr>
+          <w:p>
+            <w:r>
+              <w:t>21.576.249-1</w:t>
+            </w:r>
+          </w:p>
+        </w:tc>
+        <w:tc>
+          <w:tcPr>
+            <w:tcW w:w="986" w:type="dxa"/>
+            <w:tcBorders>
+              <w:top w:val="nil"/>
+              <w:left w:val="nil"/>
+              <w:bottom w:val="single" w:sz="4" w:space="0" w:color="auto"/>
+              <w:right w:val="single" w:sz="4" w:space="0" w:color="auto"/>
+            </w:tcBorders>
+            <w:noWrap/>
+            <w:vAlign w:val="bottom"/>
+            <w:hideMark/>
+          </w:tcPr>
+          <w:p>
+            <w:r>
+              <w:t>101</w:t>
+            </w:r>
+          </w:p>
+        </w:tc>
+        <w:tc>
+          <w:tcPr>
+            <w:tcW w:w="4826" w:type="dxa"/>
+            <w:tcBorders>
+              <w:top w:val="nil"/>
+              <w:left w:val="nil"/>
+              <w:bottom w:val="single" w:sz="4" w:space="0" w:color="auto"/>
+              <w:right w:val="single" w:sz="4" w:space="0" w:color="auto"/>
+            </w:tcBorders>
+            <w:noWrap/>
+            <w:vAlign w:val="bottom"/>
+            <w:hideMark/>
+          </w:tcPr>
+          <w:p>
+            <w:r>
+              <w:t>Levantamiento de información caracterización equipo pyme</w:t>
+            </w:r>
+          </w:p>
+        </w:tc>
+      </w:tr>
+      <w:tr>
+        <w:trPr>
+          <w:trHeight w:val="288"/>
+          <w:jc w:val="center"/>
+        </w:trPr>
+        <w:tc>
+          <w:tcPr>
+            <w:tcW w:w="2689" w:type="dxa"/>
+            <w:tcBorders>
+              <w:top w:val="nil"/>
+              <w:left w:val="single" w:sz="4" w:space="0" w:color="auto"/>
+              <w:bottom w:val="single" w:sz="4" w:space="0" w:color="auto"/>
+              <w:right w:val="single" w:sz="4" w:space="0" w:color="auto"/>
+            </w:tcBorders>
+            <w:noWrap/>
+            <w:vAlign w:val="bottom"/>
+            <w:hideMark/>
+          </w:tcPr>
+          <w:p>
+            <w:pPr>
+              <w:jc w:val="center"/>
+            </w:pPr>
+            <w:r>
+              <w:t>Juan Andrade</w:t>
+            </w:r>
+          </w:p>
+        </w:tc>
+        <w:tc>
+          <w:tcPr>
+            <w:tcW w:w="1559" w:type="dxa"/>
+            <w:tcBorders>
+              <w:top w:val="nil"/>
+              <w:left w:val="nil"/>
+              <w:bottom w:val="single" w:sz="4" w:space="0" w:color="auto"/>
+              <w:right w:val="single" w:sz="4" w:space="0" w:color="auto"/>
+            </w:tcBorders>
+            <w:noWrap/>
+            <w:vAlign w:val="bottom"/>
+            <w:hideMark/>
+          </w:tcPr>
+          <w:p>
+            <w:r>
+              <w:t> 21.490.620-1</w:t>
+            </w:r>
+          </w:p>
+        </w:tc>
+        <w:tc>
+          <w:tcPr>
+            <w:tcW w:w="986" w:type="dxa"/>
+            <w:tcBorders>
+              <w:top w:val="nil"/>
+              <w:left w:val="nil"/>
+              <w:bottom w:val="single" w:sz="4" w:space="0" w:color="auto"/>
+              <w:right w:val="single" w:sz="4" w:space="0" w:color="auto"/>
+            </w:tcBorders>
+            <w:noWrap/>
+            <w:vAlign w:val="bottom"/>
+            <w:hideMark/>
+          </w:tcPr>
+          <w:p>
+            <w:r>
+              <w:t>101</w:t>
+            </w:r>
+          </w:p>
+        </w:tc>
+        <w:tc>
+          <w:tcPr>
+            <w:tcW w:w="4826" w:type="dxa"/>
+            <w:tcBorders>
+              <w:top w:val="nil"/>
+              <w:left w:val="nil"/>
+              <w:bottom w:val="single" w:sz="4" w:space="0" w:color="auto"/>
+              <w:right w:val="single" w:sz="4" w:space="0" w:color="auto"/>
+            </w:tcBorders>
+            <w:noWrap/>
+            <w:vAlign w:val="bottom"/>
+            <w:hideMark/>
+          </w:tcPr>
+          <w:p>
+            <w:r>
+              <w:t xml:space="preserve">Modelamiento BPMN </w:t>
+            </w:r>
+            <w:r>
+              <w:t>A</w:t>
+            </w:r>
+            <w:r>
+              <w:t xml:space="preserve">s - </w:t>
+            </w:r>
+            <w:r>
+              <w:t>I</w:t>
+            </w:r>
+            <w:r>
+              <w:t xml:space="preserve">s </w:t>
+            </w:r>
+          </w:p>
+        </w:tc>
+      </w:tr>
+    </w:tbl>
+    <w:p/>
+    <w:p>
+      <w:r>
+        <w:t xml:space="preserve">El URL para el </w:t>
+      </w:r>
+      <w:r>
+        <w:t xml:space="preserve">GitHub es el </w:t>
+      </w:r>
+      <w:hyperlink r:id="rId11" w:history="1">
+        <w:r>
+          <w:rPr>
+            <w:rStyle w:val="Hipervnculo"/>
+          </w:rPr>
+          <w:t>siguie</w:t>
+        </w:r>
+        <w:r>
+          <w:rPr>
+            <w:rStyle w:val="Hipervnculo"/>
+          </w:rPr>
+          <w:t>n</w:t>
+        </w:r>
+        <w:r>
+          <w:rPr>
+            <w:rStyle w:val="Hipervnculo"/>
+          </w:rPr>
+          <w:t>te</w:t>
+        </w:r>
+      </w:hyperlink>
+      <w:r>
         <w:t>.</w:t>
       </w:r>
     </w:p>
     <w:p>
       <w:pPr>
         <w:rPr>
-          <w:sz w:val="144"/>
-          <w:szCs w:val="144"/>
+          <w:rFonts w:asciiTheme="majorHAnsi" w:eastAsiaTheme="majorEastAsia" w:hAnsiTheme="majorHAnsi" w:cstheme="majorBidi"/>
+          <w:b/>
+          <w:bCs/>
+          <w:color w:val="0F4761" w:themeColor="accent1" w:themeShade="BF"/>
+          <w:sz w:val="32"/>
+          <w:szCs w:val="32"/>
         </w:rPr>
       </w:pPr>
       <w:r>
         <w:rPr>
-          <w:sz w:val="144"/>
-          <w:szCs w:val="144"/>
+          <w:b/>
+          <w:bCs/>
         </w:rPr>
         <w:br w:type="page"/>
       </w:r>
     </w:p>
     <w:p>
       <w:pPr>
-        <w:pStyle w:val="Heading2"/>
+        <w:pStyle w:val="Ttulo2"/>
         <w:rPr>
           <w:b/>
           <w:bCs/>
@@ -53,42 +1183,2538 @@
           <w:bCs/>
         </w:rPr>
         <w:lastRenderedPageBreak/>
-        <w:t>Parte D</w:t>
-      </w:r>
-      <w:r>
+        <w:t>B) PYME y problema.</w:t>
+      </w:r>
+    </w:p>
+    <w:p>
+      <w:pPr>
+        <w:pStyle w:val="Ttulo3"/>
         <w:rPr>
           <w:b/>
           <w:bCs/>
         </w:rPr>
-        <w:t>: Proceso BPMN</w:t>
-      </w:r>
-    </w:p>
-    <w:p>
-      <w:r>
-        <w:t>(Ingresar As-Is y To-Be definitivos)</w:t>
-      </w:r>
-    </w:p>
-    <w:p>
-      <w:pPr>
-        <w:pStyle w:val="Heading3"/>
+      </w:pPr>
+      <w:r>
         <w:rPr>
           <w:b/>
           <w:bCs/>
         </w:rPr>
-      </w:pPr>
+        <w:t>Identificación de la PYME</w:t>
+      </w:r>
       <w:r>
         <w:rPr>
           <w:b/>
           <w:bCs/>
         </w:rPr>
-        <w:t>Me</w:t>
-      </w:r>
-      <w:r>
+        <w:t>.</w:t>
+      </w:r>
+    </w:p>
+    <w:p>
+      <w:r>
+        <w:t xml:space="preserve">Almacen “La Maestra”, es un </w:t>
+      </w:r>
+      <w:r>
+        <w:t>almacén</w:t>
+      </w:r>
+      <w:r>
+        <w:t xml:space="preserve"> de barrio</w:t>
+      </w:r>
+      <w:r>
+        <w:t xml:space="preserve"> </w:t>
+      </w:r>
+      <w:r>
+        <w:t xml:space="preserve">dedicado a la venta de productos de consumo </w:t>
+      </w:r>
+      <w:r>
+        <w:t xml:space="preserve">diario, como abarrotes, bebidas, huevos, </w:t>
+      </w:r>
+      <w:r>
+        <w:t xml:space="preserve">pan, pasteles, cecinas, artículos de aseo, entre otros. </w:t>
+      </w:r>
+      <w:r>
+        <w:t xml:space="preserve">Este negocio se encuentra ubicado en Avenida </w:t>
+      </w:r>
+      <w:proofErr w:type="spellStart"/>
+      <w:r>
+        <w:t>Fontt</w:t>
+      </w:r>
+      <w:proofErr w:type="spellEnd"/>
+      <w:r>
+        <w:t xml:space="preserve"> 1244 de la comuna de Colina</w:t>
+      </w:r>
+      <w:r>
+        <w:t xml:space="preserve">, en donde </w:t>
+      </w:r>
+      <w:r>
+        <w:t>se atienden principalmente a vecinos del sector.</w:t>
+      </w:r>
+    </w:p>
+    <w:p>
+      <w:r>
+        <w:t>Este almacén es administrado por Juan Sánchez Duran</w:t>
+      </w:r>
+      <w:r>
+        <w:t xml:space="preserve">, que es con quien se contacta para </w:t>
+      </w:r>
+      <w:r>
+        <w:t>ofrecer una propuesta de</w:t>
+      </w:r>
+      <w:r>
+        <w:t xml:space="preserve"> </w:t>
+      </w:r>
+      <w:r>
+        <w:t>sistema de información para apoyar en la gestión</w:t>
+      </w:r>
+      <w:r>
+        <w:t xml:space="preserve"> de</w:t>
+      </w:r>
+      <w:r>
+        <w:t xml:space="preserve"> este local. Este almacén cuanta con </w:t>
+      </w:r>
+      <w:r>
+        <w:t>3 personas trabajando actualmente, con turnos rotativo</w:t>
+      </w:r>
+      <w:r>
+        <w:t xml:space="preserve">s y con distintas labores tales como atención a </w:t>
+      </w:r>
+      <w:r>
+        <w:t>público</w:t>
+      </w:r>
+      <w:r>
+        <w:t xml:space="preserve">, </w:t>
+      </w:r>
+      <w:r>
+        <w:t xml:space="preserve">horneado de pan, </w:t>
+      </w:r>
+      <w:r>
+        <w:t xml:space="preserve">reposición de productos y </w:t>
+      </w:r>
+      <w:r>
+        <w:t>limpieza</w:t>
+      </w:r>
+      <w:r>
+        <w:t>.</w:t>
+      </w:r>
+      <w:r>
+        <w:t xml:space="preserve"> Además, cuenta con ingresos mensuales de aproximadamente 10 millones.</w:t>
+      </w:r>
+    </w:p>
+    <w:p>
+      <w:r>
+        <w:t xml:space="preserve">Este almacén actualmente </w:t>
+      </w:r>
+      <w:r>
+        <w:t xml:space="preserve">no cuenta con un sistema confiable para realizar análisis de información, debido al trabajo manual detrás de este, ya que se cuenta con una hoja Excel, en la cual </w:t>
+      </w:r>
+      <w:r>
+        <w:t>s</w:t>
+      </w:r>
+      <w:r>
+        <w:t>e ingresa información diaria, semanal y mensual, con distintos ingresos</w:t>
+      </w:r>
+      <w:r>
+        <w:t xml:space="preserve"> y egresos, asociándolos a distintas categorías</w:t>
+      </w:r>
+      <w:r>
+        <w:t xml:space="preserve"> mediante </w:t>
+      </w:r>
+      <w:r>
+        <w:t>ingreso</w:t>
+      </w:r>
+      <w:r>
+        <w:t>, copiado y pegado manual</w:t>
+      </w:r>
+      <w:r>
+        <w:t>.</w:t>
+      </w:r>
+    </w:p>
+    <w:p>
+      <w:pPr>
+        <w:pStyle w:val="Ttulo3"/>
         <w:rPr>
           <w:b/>
           <w:bCs/>
         </w:rPr>
-        <w:t xml:space="preserve">joras de </w:t>
+      </w:pPr>
+      <w:r>
+        <w:rPr>
+          <w:b/>
+          <w:bCs/>
+        </w:rPr>
+        <w:t>Evidencia de existencia</w:t>
+      </w:r>
+      <w:r>
+        <w:rPr>
+          <w:b/>
+          <w:bCs/>
+        </w:rPr>
+        <w:t>.</w:t>
+      </w:r>
+    </w:p>
+    <w:p>
+      <w:r>
+        <w:t xml:space="preserve">Para evidenciar la existencia de </w:t>
+      </w:r>
+      <w:r>
+        <w:t xml:space="preserve">esta PYME, </w:t>
+      </w:r>
+      <w:r>
+        <w:t>con RUT XX.XXX.XXX-X</w:t>
+      </w:r>
+      <w:r>
+        <w:t xml:space="preserve">, se </w:t>
+      </w:r>
+      <w:r>
+        <w:t xml:space="preserve">adjunta en el anexo </w:t>
+      </w:r>
+      <w:r>
+        <w:t>1</w:t>
+      </w:r>
+      <w:r>
+        <w:t xml:space="preserve"> </w:t>
+      </w:r>
+      <w:r>
+        <w:t>el</w:t>
+      </w:r>
+      <w:r>
+        <w:t xml:space="preserve"> acta de la reunión de levantamiento c</w:t>
+      </w:r>
+      <w:r>
+        <w:t>on el administrador</w:t>
+      </w:r>
+      <w:r>
+        <w:t xml:space="preserve"> y</w:t>
+      </w:r>
+      <w:r>
+        <w:t xml:space="preserve"> en anexo 2 se deja el </w:t>
+      </w:r>
+      <w:r>
+        <w:t>enlace</w:t>
+      </w:r>
+      <w:r>
+        <w:t xml:space="preserve"> </w:t>
+      </w:r>
+      <w:r>
+        <w:t xml:space="preserve">de la ubicación en Google </w:t>
+      </w:r>
+      <w:proofErr w:type="spellStart"/>
+      <w:r>
+        <w:t>Maps</w:t>
+      </w:r>
+      <w:proofErr w:type="spellEnd"/>
+      <w:r>
+        <w:t>.</w:t>
+      </w:r>
+    </w:p>
+    <w:p>
+      <w:pPr>
+        <w:pStyle w:val="Ttulo3"/>
+        <w:rPr>
+          <w:b/>
+          <w:bCs/>
+        </w:rPr>
+      </w:pPr>
+      <w:r>
+        <w:rPr>
+          <w:b/>
+          <w:bCs/>
+        </w:rPr>
+        <w:t>El problema de negocio.</w:t>
+      </w:r>
+    </w:p>
+    <w:p>
+      <w:r>
+        <w:t>Durante la reunión de con el administrador del almacén, se detectaron los siguientes problemas:</w:t>
+      </w:r>
+    </w:p>
+    <w:p>
+      <w:pPr>
+        <w:numPr>
+          <w:ilvl w:val="0"/>
+          <w:numId w:val="2"/>
+        </w:numPr>
+      </w:pPr>
+      <w:r>
+        <w:t xml:space="preserve">El registro manual y agregado en una </w:t>
+      </w:r>
+      <w:r>
+        <w:t>hoja Excel, dificulta consolidar, consultas y comparar egresos e ingresos del periodo</w:t>
+      </w:r>
+      <w:r>
+        <w:t>.</w:t>
+      </w:r>
+    </w:p>
+    <w:p>
+      <w:pPr>
+        <w:numPr>
+          <w:ilvl w:val="0"/>
+          <w:numId w:val="2"/>
+        </w:numPr>
+      </w:pPr>
+      <w:r>
+        <w:t xml:space="preserve">Registros incompletos, al ser un </w:t>
+      </w:r>
+      <w:r>
+        <w:t>registro manual, en muchos casos se olvidan pasos quedando las tablas incompletas.</w:t>
+      </w:r>
+    </w:p>
+    <w:p>
+      <w:pPr>
+        <w:numPr>
+          <w:ilvl w:val="0"/>
+          <w:numId w:val="2"/>
+        </w:numPr>
+      </w:pPr>
+      <w:r>
+        <w:t>No existe un análisis estructurado</w:t>
+      </w:r>
+      <w:r>
+        <w:t xml:space="preserve">, esto debido a que se trabaja principalmente mediante intuición </w:t>
+      </w:r>
+      <w:r>
+        <w:t>sin realizar un análisis exhaustivo de todas las variables del negocio.</w:t>
+      </w:r>
+    </w:p>
+    <w:p>
+      <w:pPr>
+        <w:numPr>
+          <w:ilvl w:val="0"/>
+          <w:numId w:val="2"/>
+        </w:numPr>
+      </w:pPr>
+      <w:r>
+        <w:lastRenderedPageBreak/>
+        <w:t>No existe un registro de inventario</w:t>
+      </w:r>
+      <w:r>
+        <w:t xml:space="preserve">, debido a que no </w:t>
+      </w:r>
+      <w:r>
+        <w:t xml:space="preserve">fue </w:t>
+      </w:r>
+      <w:r>
+        <w:t xml:space="preserve">posible la implementación de un </w:t>
+      </w:r>
+      <w:r>
+        <w:t xml:space="preserve">sistema de </w:t>
+      </w:r>
+      <w:r>
+        <w:t>punto de venta (</w:t>
+      </w:r>
+      <w:r>
+        <w:t>POS), ya que no fue de fácil uso para los trabajadores</w:t>
+      </w:r>
+      <w:r>
+        <w:t>. En consecuencia</w:t>
+      </w:r>
+      <w:r>
+        <w:t>,</w:t>
+      </w:r>
+      <w:r>
+        <w:t xml:space="preserve"> se </w:t>
+      </w:r>
+      <w:r>
+        <w:t xml:space="preserve">realizan compras mediante la observación de los estantes y no por un registro </w:t>
+      </w:r>
+      <w:r>
+        <w:t>confiable.</w:t>
+      </w:r>
+    </w:p>
+    <w:p>
+      <w:r>
+        <w:t xml:space="preserve">Al observar los </w:t>
+      </w:r>
+      <w:r>
+        <w:t xml:space="preserve">cuatro problemas principales de gestión de información </w:t>
+      </w:r>
+      <w:r>
+        <w:t>se encuentra el siguiente problema común</w:t>
+      </w:r>
+      <w:r>
+        <w:t>:</w:t>
+      </w:r>
+    </w:p>
+    <w:p>
+      <w:pPr>
+        <w:jc w:val="center"/>
+        <w:rPr>
+          <w:i/>
+        </w:rPr>
+      </w:pPr>
+      <w:r>
+        <w:rPr>
+          <w:i/>
+        </w:rPr>
+        <w:t xml:space="preserve">Falta </w:t>
+      </w:r>
+      <w:r>
+        <w:rPr>
+          <w:i/>
+          <w:iCs/>
+        </w:rPr>
+        <w:t>de</w:t>
+      </w:r>
+      <w:r>
+        <w:rPr>
+          <w:i/>
+          <w:iCs/>
+        </w:rPr>
+        <w:t xml:space="preserve"> </w:t>
+      </w:r>
+      <w:r>
+        <w:rPr>
+          <w:i/>
+        </w:rPr>
+        <w:t xml:space="preserve">un sistema </w:t>
+      </w:r>
+      <w:r>
+        <w:rPr>
+          <w:i/>
+        </w:rPr>
+        <w:t>de información</w:t>
+      </w:r>
+      <w:r>
+        <w:rPr>
+          <w:i/>
+        </w:rPr>
+        <w:t xml:space="preserve"> que permita analizar</w:t>
+      </w:r>
+      <w:r>
+        <w:rPr>
+          <w:i/>
+          <w:iCs/>
+        </w:rPr>
+        <w:br/>
+      </w:r>
+      <w:r>
+        <w:rPr>
+          <w:i/>
+        </w:rPr>
+        <w:t>datos</w:t>
+      </w:r>
+      <w:r>
+        <w:rPr>
+          <w:i/>
+          <w:iCs/>
+        </w:rPr>
+        <w:t xml:space="preserve"> </w:t>
+      </w:r>
+      <w:r>
+        <w:rPr>
+          <w:i/>
+        </w:rPr>
+        <w:t xml:space="preserve">y factores relevantes para la gestión del </w:t>
+      </w:r>
+      <w:r>
+        <w:rPr>
+          <w:i/>
+          <w:iCs/>
+        </w:rPr>
+        <w:t>almac</w:t>
+      </w:r>
+      <w:r>
+        <w:rPr>
+          <w:i/>
+          <w:iCs/>
+        </w:rPr>
+        <w:t>én.</w:t>
+      </w:r>
+    </w:p>
+    <w:p>
+      <w:r>
+        <w:t>La falta de este sistema</w:t>
+      </w:r>
+      <w:r>
+        <w:t xml:space="preserve"> lleva </w:t>
+      </w:r>
+      <w:r>
+        <w:t>pérdidas</w:t>
+      </w:r>
+      <w:r>
+        <w:t xml:space="preserve"> de tiempo de </w:t>
+      </w:r>
+      <w:r>
+        <w:t>30</w:t>
+      </w:r>
+      <w:r>
+        <w:t>-45</w:t>
+      </w:r>
+      <w:r>
+        <w:t xml:space="preserve"> minutos </w:t>
+      </w:r>
+      <w:r>
+        <w:t xml:space="preserve">diarios, lo que suman un total de </w:t>
+      </w:r>
+      <w:r>
+        <w:t>15</w:t>
+      </w:r>
+      <w:r>
+        <w:t>-23 horas al mes</w:t>
+      </w:r>
+      <w:r>
+        <w:t xml:space="preserve">, además, de </w:t>
+      </w:r>
+      <w:r>
+        <w:t xml:space="preserve">que dificulta realizar un análisis exhaustivo y confiable de todas las variables que se deben </w:t>
+      </w:r>
+      <w:r>
+        <w:t>considerar.</w:t>
+      </w:r>
+    </w:p>
+    <w:p>
+      <w:pPr>
+        <w:pStyle w:val="Ttulo3"/>
+        <w:rPr>
+          <w:b/>
+          <w:bCs/>
+        </w:rPr>
+      </w:pPr>
+      <w:r>
+        <w:rPr>
+          <w:b/>
+          <w:bCs/>
+        </w:rPr>
+        <w:t>Objetivo del SIG propuesto.</w:t>
+      </w:r>
+    </w:p>
+    <w:p>
+      <w:r>
+        <w:t>Durante la reunión con</w:t>
+      </w:r>
+      <w:r>
+        <w:t xml:space="preserve"> el administrador se propuso</w:t>
+      </w:r>
+      <w:r>
+        <w:t xml:space="preserve"> realizar un sistema de información para la gestión del almacén, en donde </w:t>
+      </w:r>
+      <w:r>
+        <w:t xml:space="preserve">se ingresa la información mediante un </w:t>
+      </w:r>
+      <w:r>
+        <w:t>pop up didáctico y de fácil entendimiento</w:t>
+      </w:r>
+      <w:r>
+        <w:t xml:space="preserve"> y uso</w:t>
+      </w:r>
+      <w:r>
+        <w:t>, esta información será almacenada dentro de una base de datos</w:t>
+      </w:r>
+      <w:r>
+        <w:t>. Posteriormente se</w:t>
+      </w:r>
+      <w:r>
+        <w:t xml:space="preserve"> podría realizar un análisis mediante un dashboard en Power BI, el cual contendrá distintos indicadores</w:t>
+      </w:r>
+      <w:r>
+        <w:t>.</w:t>
+      </w:r>
+    </w:p>
+    <w:p>
+      <w:r>
+        <w:t xml:space="preserve">Adicionalmente, se proponen </w:t>
+      </w:r>
+      <w:r>
+        <w:t>dos opciones de automatización</w:t>
+      </w:r>
+      <w:r>
+        <w:t>, los cuales se mencionan a continuación:</w:t>
+      </w:r>
+    </w:p>
+    <w:p>
+      <w:pPr>
+        <w:numPr>
+          <w:ilvl w:val="0"/>
+          <w:numId w:val="3"/>
+        </w:numPr>
+      </w:pPr>
+      <w:r>
+        <w:t xml:space="preserve">Recordatorios mediante </w:t>
+      </w:r>
+      <w:r>
+        <w:t xml:space="preserve">el sistema de mensajería Telegram, </w:t>
+      </w:r>
+      <w:r>
+        <w:t>el cual recuerda registrar ingresos y egresos</w:t>
+      </w:r>
+      <w:r>
+        <w:t xml:space="preserve"> a ciertas horas, siempre y cuando no se hayan registrado </w:t>
+      </w:r>
+      <w:r>
+        <w:t>durante el mismo día.</w:t>
+      </w:r>
+    </w:p>
+    <w:p>
+      <w:pPr>
+        <w:numPr>
+          <w:ilvl w:val="0"/>
+          <w:numId w:val="3"/>
+        </w:numPr>
+      </w:pPr>
+      <w:r>
+        <w:t>Mensaje automático con propuesta de pedido de pan para el día siguiente</w:t>
+      </w:r>
+      <w:r>
+        <w:t xml:space="preserve">, el </w:t>
+      </w:r>
+      <w:r>
+        <w:t>cual sería verificado por el administrador</w:t>
+      </w:r>
+      <w:r>
+        <w:t xml:space="preserve">, quien también puede modificarlo y posteriormente podrá realizar el pedido </w:t>
+      </w:r>
+      <w:r>
+        <w:t>reduciendo el tiempo que le dedica a este trabajo actualmente.</w:t>
+      </w:r>
+    </w:p>
+    <w:p>
+      <w:pPr>
+        <w:pStyle w:val="Ttulo2"/>
+        <w:rPr>
+          <w:b/>
+          <w:bCs/>
+        </w:rPr>
+      </w:pPr>
+      <w:r>
+        <w:rPr>
+          <w:b/>
+          <w:bCs/>
+        </w:rPr>
+        <w:t>C) Requerimientos desde cero</w:t>
+      </w:r>
+      <w:r>
+        <w:rPr>
+          <w:b/>
+          <w:bCs/>
+        </w:rPr>
+        <w:t>.</w:t>
+      </w:r>
+    </w:p>
+    <w:p>
+      <w:pPr>
+        <w:pStyle w:val="Ttulo3"/>
+        <w:rPr>
+          <w:b/>
+          <w:bCs/>
+        </w:rPr>
+      </w:pPr>
+      <w:r>
+        <w:rPr>
+          <w:b/>
+          <w:bCs/>
+        </w:rPr>
+        <w:t>Actores y Roles.</w:t>
+      </w:r>
+    </w:p>
+    <w:p>
+      <w:r>
+        <w:t>El principal actor es el encargado</w:t>
+      </w:r>
+      <w:r>
+        <w:t xml:space="preserve">, ya que este es el usuario principal </w:t>
+      </w:r>
+      <w:r>
+        <w:t xml:space="preserve">al cual </w:t>
+      </w:r>
+      <w:proofErr w:type="spellStart"/>
+      <w:r>
+        <w:t>esta</w:t>
+      </w:r>
+      <w:proofErr w:type="spellEnd"/>
+      <w:r>
+        <w:t xml:space="preserve"> diseñado el sistema</w:t>
+      </w:r>
+      <w:r>
+        <w:t>.   El encargado va a ser</w:t>
+      </w:r>
+      <w:r>
+        <w:t xml:space="preserve"> el usuario que entregue más información</w:t>
+      </w:r>
+      <w:r>
+        <w:t xml:space="preserve"> con </w:t>
+      </w:r>
+      <w:r>
+        <w:t xml:space="preserve">la información de los gastos y compras. </w:t>
+      </w:r>
+      <w:r>
+        <w:t xml:space="preserve"> </w:t>
+      </w:r>
+      <w:r>
+        <w:t xml:space="preserve"> </w:t>
+      </w:r>
+      <w:r>
+        <w:t>Pero</w:t>
+      </w:r>
+      <w:r>
+        <w:t xml:space="preserve">, </w:t>
+      </w:r>
+      <w:r>
+        <w:t xml:space="preserve">también </w:t>
+      </w:r>
+      <w:r>
+        <w:t>va a ser</w:t>
+      </w:r>
+      <w:r>
+        <w:t xml:space="preserve"> él</w:t>
+      </w:r>
+      <w:r>
+        <w:t xml:space="preserve"> </w:t>
+      </w:r>
+      <w:r>
+        <w:t xml:space="preserve">quien </w:t>
+      </w:r>
+      <w:r>
+        <w:t>requerirá</w:t>
+      </w:r>
+      <w:r>
+        <w:t xml:space="preserve"> la información final del sistema para la toma de decisiones del negocio.</w:t>
+      </w:r>
+    </w:p>
+    <w:p>
+      <w:r>
+        <w:lastRenderedPageBreak/>
+        <w:t>Cajer</w:t>
+      </w:r>
+      <w:r>
+        <w:t>o</w:t>
+      </w:r>
+      <w:r>
+        <w:t>: es el empleado del encargado</w:t>
+      </w:r>
+      <w:r>
+        <w:t>, se encarga</w:t>
+      </w:r>
+      <w:r>
+        <w:t xml:space="preserve"> de atender en el local.  Su rol dentro del sistema será</w:t>
+      </w:r>
+      <w:r>
+        <w:t xml:space="preserve"> </w:t>
+      </w:r>
+      <w:r>
+        <w:t>ingresar las ventas diarias al sistema</w:t>
+      </w:r>
+      <w:r>
+        <w:t xml:space="preserve"> al término de su jornada</w:t>
+      </w:r>
+      <w:r>
+        <w:t>.</w:t>
+      </w:r>
+    </w:p>
+    <w:p>
+      <w:r>
+        <w:t xml:space="preserve">El actor n8n </w:t>
+      </w:r>
+      <w:r>
+        <w:t xml:space="preserve">extrae información del sistema y la emplea </w:t>
+      </w:r>
+      <w:r>
+        <w:t>para asistir de manera automática</w:t>
+      </w:r>
+      <w:r>
+        <w:t xml:space="preserve">, por </w:t>
+      </w:r>
+      <w:r>
+        <w:t>ejemplo,</w:t>
+      </w:r>
+      <w:r>
+        <w:t xml:space="preserve"> </w:t>
+      </w:r>
+      <w:r>
+        <w:t xml:space="preserve">enviando recomendaciones de compra </w:t>
+      </w:r>
+      <w:r>
+        <w:t>o recordatorios.</w:t>
+      </w:r>
+    </w:p>
+    <w:p>
+      <w:r>
+        <w:t xml:space="preserve">Luego de poseer la información en la base de datos se </w:t>
+      </w:r>
+      <w:r>
+        <w:t>requerirá</w:t>
+      </w:r>
+      <w:r>
+        <w:t xml:space="preserve"> </w:t>
+      </w:r>
+      <w:r>
+        <w:t>extraer dicha información</w:t>
+      </w:r>
+      <w:r>
+        <w:t xml:space="preserve">. </w:t>
+      </w:r>
+      <w:r>
+        <w:t xml:space="preserve"> </w:t>
+      </w:r>
+      <w:r>
+        <w:t xml:space="preserve"> P</w:t>
+      </w:r>
+      <w:r>
+        <w:t xml:space="preserve">or lo </w:t>
+      </w:r>
+      <w:r>
+        <w:t xml:space="preserve">tanto, se </w:t>
+      </w:r>
+      <w:r>
+        <w:t>contará</w:t>
+      </w:r>
+      <w:r>
+        <w:t xml:space="preserve"> con Power BI para extraer</w:t>
+      </w:r>
+      <w:r>
+        <w:t xml:space="preserve"> la información y presentarla </w:t>
+      </w:r>
+      <w:r>
+        <w:t>al</w:t>
+      </w:r>
+      <w:r>
+        <w:t xml:space="preserve"> encargado.</w:t>
+      </w:r>
+    </w:p>
+    <w:p>
+      <w:pPr>
+        <w:pStyle w:val="Ttulo3"/>
+        <w:rPr>
+          <w:b/>
+          <w:bCs/>
+        </w:rPr>
+      </w:pPr>
+      <w:r>
+        <w:rPr>
+          <w:b/>
+          <w:bCs/>
+        </w:rPr>
+        <w:t>Alcance in/</w:t>
+      </w:r>
+      <w:proofErr w:type="spellStart"/>
+      <w:r>
+        <w:rPr>
+          <w:b/>
+          <w:bCs/>
+        </w:rPr>
+        <w:t>out</w:t>
+      </w:r>
+      <w:proofErr w:type="spellEnd"/>
+      <w:r>
+        <w:rPr>
+          <w:b/>
+          <w:bCs/>
+        </w:rPr>
+        <w:t>.</w:t>
+      </w:r>
+    </w:p>
+    <w:p>
+      <w:r>
+        <w:t xml:space="preserve">A </w:t>
+      </w:r>
+      <w:r>
+        <w:t>continuación,</w:t>
+      </w:r>
+      <w:r>
+        <w:t xml:space="preserve"> se </w:t>
+      </w:r>
+      <w:r>
+        <w:t xml:space="preserve">delimitará las fronteras </w:t>
+      </w:r>
+      <w:r>
+        <w:t>del proyecto</w:t>
+      </w:r>
+      <w:r>
+        <w:t>.</w:t>
+      </w:r>
+      <w:r>
+        <w:t xml:space="preserve"> </w:t>
+      </w:r>
+      <w:r>
+        <w:t xml:space="preserve">  D</w:t>
+      </w:r>
+      <w:r>
+        <w:t>iferenciando</w:t>
+      </w:r>
+      <w:r>
+        <w:t xml:space="preserve"> </w:t>
+      </w:r>
+      <w:r>
+        <w:t>los procesos o aspectos</w:t>
+      </w:r>
+      <w:r>
+        <w:t xml:space="preserve"> que estarán </w:t>
+      </w:r>
+      <w:r>
+        <w:t>dentro de</w:t>
+      </w:r>
+      <w:r>
+        <w:t>l</w:t>
+      </w:r>
+      <w:r>
+        <w:t xml:space="preserve"> alcance del proyecto </w:t>
+      </w:r>
+      <w:r>
+        <w:t>de los que no se van a incluir.</w:t>
+      </w:r>
+    </w:p>
+    <w:p>
+      <w:r>
+        <w:t xml:space="preserve">1) Registro de ventas: </w:t>
+      </w:r>
+      <w:r>
+        <w:t xml:space="preserve">está dentro del alcance del proyecto el </w:t>
+      </w:r>
+      <w:r>
+        <w:t>registr</w:t>
+      </w:r>
+      <w:r>
+        <w:t>o de</w:t>
+      </w:r>
+      <w:r>
+        <w:t xml:space="preserve"> </w:t>
+      </w:r>
+      <w:r>
+        <w:t xml:space="preserve">las ventas totales </w:t>
+      </w:r>
+      <w:r>
+        <w:t>diarios</w:t>
+      </w:r>
+      <w:r>
+        <w:t xml:space="preserve"> segregados por método de pago</w:t>
+      </w:r>
+      <w:r>
+        <w:t xml:space="preserve"> (efectivo, débito y crédito</w:t>
+      </w:r>
+      <w:r>
+        <w:t>)</w:t>
+      </w:r>
+      <w:r>
+        <w:t>.</w:t>
+      </w:r>
+      <w:r>
+        <w:t xml:space="preserve">   No estará </w:t>
+      </w:r>
+      <w:r>
+        <w:t>dentro del alcance del proyect</w:t>
+      </w:r>
+      <w:r>
+        <w:t xml:space="preserve">o </w:t>
+      </w:r>
+      <w:r>
+        <w:t xml:space="preserve">el registro de cada venta particular en el transcurso de un día, por lo </w:t>
+      </w:r>
+      <w:r>
+        <w:t>tanto,</w:t>
+      </w:r>
+      <w:r>
+        <w:t xml:space="preserve"> no se </w:t>
+      </w:r>
+      <w:r>
+        <w:t>realizarán</w:t>
+      </w:r>
+      <w:r>
+        <w:t xml:space="preserve"> análisis de </w:t>
+      </w:r>
+      <w:r>
+        <w:t xml:space="preserve">cuáles son los productos más </w:t>
+      </w:r>
+      <w:r>
+        <w:t>vendidos,</w:t>
+      </w:r>
+      <w:r>
+        <w:t xml:space="preserve"> por ejemplo</w:t>
+      </w:r>
+      <w:r>
+        <w:t>.   Solo se evaluarán montos totales.</w:t>
+      </w:r>
+      <w:r>
+        <w:t xml:space="preserve">   </w:t>
+      </w:r>
+    </w:p>
+    <w:p>
+      <w:r>
+        <w:t xml:space="preserve">2) </w:t>
+      </w:r>
+      <w:r>
+        <w:t>Registros</w:t>
+      </w:r>
+      <w:r>
+        <w:t xml:space="preserve"> de </w:t>
+      </w:r>
+      <w:r>
+        <w:t xml:space="preserve">compras a proveedores: estará dentro del alcance </w:t>
+      </w:r>
+      <w:r>
+        <w:t>el registro del monto total de la factura realizada</w:t>
+      </w:r>
+      <w:r>
+        <w:t xml:space="preserve"> y</w:t>
+      </w:r>
+      <w:r>
+        <w:t xml:space="preserve"> </w:t>
+      </w:r>
+      <w:r>
+        <w:t>la fecha.   Aunque</w:t>
+      </w:r>
+      <w:r>
+        <w:t xml:space="preserve">, no estará dentro del alcance del proyecto realizar el registro </w:t>
+      </w:r>
+      <w:r>
+        <w:t xml:space="preserve">de </w:t>
+      </w:r>
+      <w:r>
+        <w:t>los</w:t>
+      </w:r>
+      <w:r>
+        <w:t xml:space="preserve"> productos específicos que se estén comp</w:t>
+      </w:r>
+      <w:r>
+        <w:t>rando</w:t>
+      </w:r>
+      <w:r>
+        <w:t xml:space="preserve">, </w:t>
+      </w:r>
+      <w:r>
+        <w:t>ni los precios</w:t>
+      </w:r>
+      <w:r>
+        <w:t xml:space="preserve"> o cantidades</w:t>
+      </w:r>
+      <w:r>
+        <w:t xml:space="preserve"> a los cuales se compraron</w:t>
+      </w:r>
+      <w:r>
+        <w:t>.</w:t>
+      </w:r>
+      <w:r>
+        <w:t xml:space="preserve">   </w:t>
+      </w:r>
+    </w:p>
+    <w:p>
+      <w:r>
+        <w:t>Por los dos puntos anteriores</w:t>
+      </w:r>
+      <w:r>
+        <w:t xml:space="preserve"> estará fuera del proyecto realizar un </w:t>
+      </w:r>
+      <w:r>
+        <w:t xml:space="preserve">inventario exacto </w:t>
+      </w:r>
+      <w:r>
+        <w:t xml:space="preserve">o un control </w:t>
+      </w:r>
+      <w:r>
+        <w:t xml:space="preserve">de stock </w:t>
+      </w:r>
+      <w:r>
+        <w:t>de los productos</w:t>
+      </w:r>
+      <w:r>
+        <w:t>.</w:t>
+      </w:r>
+    </w:p>
+    <w:p>
+      <w:r>
+        <w:t xml:space="preserve">3) </w:t>
+      </w:r>
+      <w:r>
+        <w:t>Análisis de indicadores: est</w:t>
+      </w:r>
+      <w:r>
+        <w:t>á</w:t>
+      </w:r>
+      <w:r>
+        <w:t xml:space="preserve"> dentro del alcance del proyecto realizar el </w:t>
+      </w:r>
+      <w:r>
+        <w:t>cálculo</w:t>
+      </w:r>
+      <w:r>
+        <w:t xml:space="preserve"> de ciertos indicadores</w:t>
+      </w:r>
+      <w:r>
+        <w:t xml:space="preserve">, </w:t>
+      </w:r>
+      <w:r>
+        <w:t>como,</w:t>
+      </w:r>
+      <w:r>
+        <w:t xml:space="preserve"> por ejemplo:</w:t>
+      </w:r>
+      <w:r>
+        <w:t xml:space="preserve"> </w:t>
+      </w:r>
+      <w:r>
+        <w:t>Ventas mensuales, compras a proveedores mensuales, Gastos operacion</w:t>
+      </w:r>
+      <w:r>
+        <w:t>ales promedio.   De esta manera se podrían responder preguntas como, ¿Cuál es el método de pago que los clientes emplean más? o ¿Cuál es el proveedor al cual le compro más frecuentemente? o quizás ¿Cuál es al proveedor el cual le compro más</w:t>
+      </w:r>
+      <w:r>
+        <w:t xml:space="preserve">?    Por otro </w:t>
+      </w:r>
+      <w:r>
+        <w:t>lado,</w:t>
+      </w:r>
+      <w:r>
+        <w:t xml:space="preserve"> estará fuera del alcance</w:t>
+      </w:r>
+      <w:r>
+        <w:t xml:space="preserve"> </w:t>
+      </w:r>
+      <w:r>
+        <w:t xml:space="preserve">del proyecto </w:t>
+      </w:r>
+      <w:r>
+        <w:t>indicadores como</w:t>
+      </w:r>
+      <w:r>
+        <w:t>:</w:t>
+      </w:r>
+      <w:r>
+        <w:t xml:space="preserve"> margen de ventas </w:t>
+      </w:r>
+      <w:r>
+        <w:t>por producto</w:t>
+      </w:r>
+      <w:r>
+        <w:t xml:space="preserve"> o producto comprado más frecuentemente.</w:t>
+      </w:r>
+    </w:p>
+    <w:p>
+      <w:r>
+        <w:t xml:space="preserve">4) </w:t>
+      </w:r>
+      <w:r>
+        <w:t>Automatización de pan: estará dentro del alcance</w:t>
+      </w:r>
+      <w:r>
+        <w:t xml:space="preserve"> del proyecto, realizar el registro de </w:t>
+      </w:r>
+      <w:r>
+        <w:t xml:space="preserve">las compras </w:t>
+      </w:r>
+      <w:r>
+        <w:t xml:space="preserve">y stock existente </w:t>
+      </w:r>
+      <w:r>
+        <w:t>de pan</w:t>
+      </w:r>
+      <w:r>
+        <w:t xml:space="preserve">, además de </w:t>
+      </w:r>
+      <w:r>
+        <w:t>realiza</w:t>
+      </w:r>
+      <w:r>
+        <w:t xml:space="preserve">r una recomendación de la cantidad de pan sugerida </w:t>
+      </w:r>
+      <w:r>
+        <w:t xml:space="preserve">para abastecer </w:t>
+      </w:r>
+      <w:r>
+        <w:t>el local.   Est</w:t>
+      </w:r>
+      <w:r>
+        <w:t>á</w:t>
+      </w:r>
+      <w:r>
+        <w:t xml:space="preserve"> fuera del alcance de</w:t>
+      </w:r>
+      <w:r>
+        <w:t xml:space="preserve">l proyecto realizar una compra automática </w:t>
+      </w:r>
+      <w:r>
+        <w:t xml:space="preserve">de </w:t>
+      </w:r>
+      <w:r>
+        <w:t>pan.</w:t>
+      </w:r>
+    </w:p>
+    <w:p>
+      <w:r>
+        <w:lastRenderedPageBreak/>
+        <w:t xml:space="preserve">5) Notificaciones automáticas: estará dentro del alcance del proyecto enviar notificaciones automáticas </w:t>
+      </w:r>
+      <w:r>
+        <w:t xml:space="preserve">por </w:t>
+      </w:r>
+      <w:r>
+        <w:t>Telegram</w:t>
+      </w:r>
+      <w:r>
+        <w:t xml:space="preserve"> </w:t>
+      </w:r>
+      <w:r>
+        <w:t xml:space="preserve">al encargado para recordarle realizar los </w:t>
+      </w:r>
+      <w:r>
+        <w:t>registros diarios.</w:t>
+      </w:r>
+      <w:r>
+        <w:t xml:space="preserve">   No estará dentro del alcance del proyecto</w:t>
+      </w:r>
+      <w:r>
+        <w:t xml:space="preserve"> </w:t>
+      </w:r>
+      <w:r>
+        <w:t xml:space="preserve">la integración de mensajes automáticos </w:t>
+      </w:r>
+      <w:r>
+        <w:t xml:space="preserve">en aplicaciones </w:t>
+      </w:r>
+      <w:r>
+        <w:t xml:space="preserve">o paginas </w:t>
+      </w:r>
+      <w:r>
+        <w:t xml:space="preserve">externas </w:t>
+      </w:r>
+      <w:r>
+        <w:t>o enviar mensajes automáticos a proveedores o clientes.</w:t>
+      </w:r>
+    </w:p>
+    <w:p>
+      <w:pPr>
+        <w:pStyle w:val="Ttulo3"/>
+        <w:rPr>
+          <w:b/>
+          <w:bCs/>
+        </w:rPr>
+      </w:pPr>
+      <w:r>
+        <w:rPr>
+          <w:b/>
+          <w:bCs/>
+        </w:rPr>
+        <w:t>Requisitos funcionales</w:t>
+      </w:r>
+      <w:r>
+        <w:rPr>
+          <w:b/>
+          <w:bCs/>
+        </w:rPr>
+        <w:t>.</w:t>
+      </w:r>
+    </w:p>
+    <w:p>
+      <w:r>
+        <w:t xml:space="preserve">A </w:t>
+      </w:r>
+      <w:r>
+        <w:t>continuación,</w:t>
+      </w:r>
+      <w:r>
+        <w:t xml:space="preserve"> se presentan </w:t>
+      </w:r>
+      <w:r>
+        <w:t>cuáles</w:t>
+      </w:r>
+      <w:r>
+        <w:t xml:space="preserve"> son las funciones que </w:t>
+      </w:r>
+      <w:r>
+        <w:t xml:space="preserve">el sistema debería poder realizar: </w:t>
+      </w:r>
+    </w:p>
+    <w:p>
+      <w:pPr>
+        <w:pStyle w:val="Prrafodelista"/>
+        <w:numPr>
+          <w:ilvl w:val="0"/>
+          <w:numId w:val="5"/>
+        </w:numPr>
+      </w:pPr>
+      <w:r>
+        <w:t>El sistema debe de r</w:t>
+      </w:r>
+      <w:r>
+        <w:t xml:space="preserve">egistrar </w:t>
+      </w:r>
+      <w:r>
+        <w:t>las ventas diarias</w:t>
+      </w:r>
+      <w:r>
+        <w:t xml:space="preserve">, considerando un monto total y los montos desagregados por </w:t>
+      </w:r>
+      <w:r>
+        <w:t>método de pago.</w:t>
+      </w:r>
+      <w:r>
+        <w:t xml:space="preserve">  </w:t>
+      </w:r>
+      <w:r>
+        <w:t xml:space="preserve"> </w:t>
+      </w:r>
+      <w:r>
+        <w:t>(Prioridad Must</w:t>
+      </w:r>
+      <w:r>
+        <w:t xml:space="preserve"> have</w:t>
+      </w:r>
+      <w:r>
+        <w:t>)</w:t>
+      </w:r>
+    </w:p>
+    <w:p>
+      <w:pPr>
+        <w:pStyle w:val="Prrafodelista"/>
+        <w:numPr>
+          <w:ilvl w:val="0"/>
+          <w:numId w:val="5"/>
+        </w:numPr>
+      </w:pPr>
+      <w:r>
+        <w:t>El sistema debe r</w:t>
+      </w:r>
+      <w:r>
+        <w:t>egistrar la</w:t>
+      </w:r>
+      <w:r>
+        <w:t>s compras a proveedores, considerando</w:t>
+      </w:r>
+      <w:r>
+        <w:t xml:space="preserve"> </w:t>
+      </w:r>
+      <w:r>
+        <w:t xml:space="preserve">aspectos como </w:t>
+      </w:r>
+      <w:r>
+        <w:t>fecha</w:t>
+      </w:r>
+      <w:r>
+        <w:t xml:space="preserve">, </w:t>
+      </w:r>
+      <w:r>
+        <w:t>proveedor</w:t>
+      </w:r>
+      <w:r>
+        <w:t>,</w:t>
+      </w:r>
+      <w:r>
+        <w:t xml:space="preserve"> monto y </w:t>
+      </w:r>
+      <w:r>
+        <w:t>método de pago.</w:t>
+      </w:r>
+      <w:r>
+        <w:t xml:space="preserve">   (Prioridad Must have) </w:t>
+      </w:r>
+    </w:p>
+    <w:p>
+      <w:pPr>
+        <w:pStyle w:val="Prrafodelista"/>
+        <w:numPr>
+          <w:ilvl w:val="0"/>
+          <w:numId w:val="5"/>
+        </w:numPr>
+      </w:pPr>
+      <w:r>
+        <w:t xml:space="preserve">El sistema debe </w:t>
+      </w:r>
+      <w:r>
+        <w:t>registrar los gastos operacionales,</w:t>
+      </w:r>
+      <w:r>
+        <w:t xml:space="preserve"> para posteriormente clasificarlos </w:t>
+      </w:r>
+      <w:r>
+        <w:t>según el tipo de gasto operacional (remuneración, arriendo</w:t>
+      </w:r>
+      <w:r>
+        <w:t xml:space="preserve"> y servicios, entre otros</w:t>
+      </w:r>
+      <w:r>
+        <w:t>)</w:t>
+      </w:r>
+      <w:r>
+        <w:t>.   (Prioridad Must have)</w:t>
+      </w:r>
+    </w:p>
+    <w:p>
+      <w:pPr>
+        <w:pStyle w:val="Prrafodelista"/>
+        <w:numPr>
+          <w:ilvl w:val="0"/>
+          <w:numId w:val="5"/>
+        </w:numPr>
+      </w:pPr>
+      <w:r>
+        <w:t xml:space="preserve">El sistema debe </w:t>
+      </w:r>
+      <w:r>
+        <w:t xml:space="preserve">permitir </w:t>
+      </w:r>
+      <w:r>
+        <w:t>c</w:t>
+      </w:r>
+      <w:r>
+        <w:t>rear</w:t>
+      </w:r>
+      <w:r>
+        <w:t xml:space="preserve">, </w:t>
+      </w:r>
+      <w:r>
+        <w:t>editar y consulta</w:t>
+      </w:r>
+      <w:r>
+        <w:t>r proveedores, categorías y medios de pago.</w:t>
+      </w:r>
+      <w:r>
+        <w:t xml:space="preserve">   (Prioridad Must have)</w:t>
+      </w:r>
+    </w:p>
+    <w:p>
+      <w:pPr>
+        <w:pStyle w:val="Prrafodelista"/>
+        <w:numPr>
+          <w:ilvl w:val="0"/>
+          <w:numId w:val="5"/>
+        </w:numPr>
+      </w:pPr>
+      <w:r>
+        <w:t>El sistema d</w:t>
+      </w:r>
+      <w:r>
+        <w:t>ebe permitir</w:t>
+      </w:r>
+      <w:r>
+        <w:t xml:space="preserve"> consultar y buscar información </w:t>
+      </w:r>
+      <w:r>
+        <w:t>en los datos históricos.</w:t>
+      </w:r>
+      <w:r>
+        <w:t xml:space="preserve">   (Prioridad Must have)</w:t>
+      </w:r>
+    </w:p>
+    <w:p>
+      <w:pPr>
+        <w:pStyle w:val="Prrafodelista"/>
+        <w:numPr>
+          <w:ilvl w:val="0"/>
+          <w:numId w:val="5"/>
+        </w:numPr>
+      </w:pPr>
+      <w:r>
+        <w:t xml:space="preserve">El sistema debe </w:t>
+      </w:r>
+      <w:r>
+        <w:t>calcular</w:t>
+      </w:r>
+      <w:r>
+        <w:t xml:space="preserve"> indicadores </w:t>
+      </w:r>
+      <w:r>
+        <w:t xml:space="preserve">de desempeño </w:t>
+      </w:r>
+      <w:r>
+        <w:t>del periodo.</w:t>
+      </w:r>
+      <w:r>
+        <w:t xml:space="preserve">   (Prioridad Must have)</w:t>
+      </w:r>
+    </w:p>
+    <w:p>
+      <w:pPr>
+        <w:pStyle w:val="Prrafodelista"/>
+        <w:numPr>
+          <w:ilvl w:val="0"/>
+          <w:numId w:val="5"/>
+        </w:numPr>
+      </w:pPr>
+      <w:r>
+        <w:t xml:space="preserve">El sistema debe </w:t>
+      </w:r>
+      <w:r>
+        <w:t>recordar al</w:t>
+      </w:r>
+      <w:r>
+        <w:t xml:space="preserve"> </w:t>
+      </w:r>
+      <w:r>
+        <w:t xml:space="preserve">encargado </w:t>
+      </w:r>
+      <w:r>
+        <w:t>realizar los registros diarios.</w:t>
+      </w:r>
+      <w:r>
+        <w:t xml:space="preserve">   (Prioridad </w:t>
+      </w:r>
+      <w:r>
+        <w:t>Should</w:t>
+      </w:r>
+      <w:r>
+        <w:t xml:space="preserve"> </w:t>
+      </w:r>
+      <w:r>
+        <w:t>have)</w:t>
+      </w:r>
+    </w:p>
+    <w:p>
+      <w:pPr>
+        <w:pStyle w:val="Prrafodelista"/>
+        <w:numPr>
+          <w:ilvl w:val="0"/>
+          <w:numId w:val="5"/>
+        </w:numPr>
+      </w:pPr>
+      <w:r>
+        <w:t>El sistema debe de registrar la cantidad de pan abastecido y el stock disponible</w:t>
+      </w:r>
+      <w:r>
+        <w:t>.</w:t>
+      </w:r>
+      <w:r>
+        <w:t xml:space="preserve">   (Prioridad </w:t>
+      </w:r>
+      <w:r>
+        <w:t>Should</w:t>
+      </w:r>
+      <w:r>
+        <w:t xml:space="preserve"> </w:t>
+      </w:r>
+      <w:r>
+        <w:t>have)</w:t>
+      </w:r>
+    </w:p>
+    <w:p>
+      <w:pPr>
+        <w:pStyle w:val="Prrafodelista"/>
+        <w:numPr>
+          <w:ilvl w:val="0"/>
+          <w:numId w:val="5"/>
+        </w:numPr>
+      </w:pPr>
+      <w:r>
+        <w:t xml:space="preserve">El sistema debe </w:t>
+      </w:r>
+      <w:r>
+        <w:t xml:space="preserve">de realizar recomendaciones </w:t>
+      </w:r>
+      <w:r>
+        <w:t xml:space="preserve">al encargado de </w:t>
+      </w:r>
+      <w:r>
+        <w:t xml:space="preserve">las cantidades de pan </w:t>
+      </w:r>
+      <w:r>
+        <w:t>a abastecer.</w:t>
+      </w:r>
+      <w:r>
+        <w:t xml:space="preserve">   (Prioridad </w:t>
+      </w:r>
+      <w:r>
+        <w:t>Should</w:t>
+      </w:r>
+      <w:r>
+        <w:t xml:space="preserve"> </w:t>
+      </w:r>
+      <w:r>
+        <w:t>have)</w:t>
+      </w:r>
+    </w:p>
+    <w:p>
+      <w:r>
+        <w:t>Los requerimientos funcionales 1, 2,</w:t>
+      </w:r>
+      <w:r>
+        <w:t xml:space="preserve"> 3</w:t>
+      </w:r>
+      <w:r>
+        <w:t xml:space="preserve">, </w:t>
+      </w:r>
+      <w:r>
+        <w:t>5 y 6</w:t>
+      </w:r>
+      <w:r>
+        <w:t xml:space="preserve"> se relacionan directamente con uno de los problemas propuestos </w:t>
+      </w:r>
+      <w:r>
+        <w:t>previamente</w:t>
+      </w:r>
+      <w:r>
+        <w:t>.</w:t>
+      </w:r>
+      <w:r>
+        <w:t xml:space="preserve"> </w:t>
+      </w:r>
+      <w:r>
+        <w:t xml:space="preserve">  E</w:t>
+      </w:r>
+      <w:r>
+        <w:t>l</w:t>
+      </w:r>
+      <w:r>
+        <w:t xml:space="preserve"> primer</w:t>
+      </w:r>
+      <w:r>
+        <w:t xml:space="preserve"> problema era acerca de la realización manual de los registros y la dificultad de </w:t>
+      </w:r>
+      <w:r>
+        <w:t>consolidarlos</w:t>
+      </w:r>
+      <w:r>
+        <w:t xml:space="preserve"> </w:t>
+      </w:r>
+      <w:r>
+        <w:t>y consultarlos</w:t>
+      </w:r>
+      <w:r>
+        <w:t xml:space="preserve">.   Se relacionan, ya que </w:t>
+      </w:r>
+      <w:r>
+        <w:t>el conjunto de</w:t>
+      </w:r>
+      <w:r>
+        <w:t xml:space="preserve"> </w:t>
+      </w:r>
+      <w:r>
+        <w:t xml:space="preserve">requerimientos </w:t>
+      </w:r>
+      <w:r>
+        <w:t>está asociado a confección de registros (1</w:t>
+      </w:r>
+      <w:r>
+        <w:t>,</w:t>
+      </w:r>
+      <w:r>
+        <w:t xml:space="preserve"> 2</w:t>
+      </w:r>
+      <w:r>
+        <w:t xml:space="preserve"> y 3</w:t>
+      </w:r>
+      <w:r>
+        <w:t>)</w:t>
+      </w:r>
+      <w:r>
+        <w:t>, en la consultar y buscar información</w:t>
+      </w:r>
+      <w:r>
+        <w:t xml:space="preserve"> </w:t>
+      </w:r>
+      <w:r>
+        <w:t xml:space="preserve">(5), </w:t>
+      </w:r>
+      <w:proofErr w:type="gramStart"/>
+      <w:r>
+        <w:t>y</w:t>
+      </w:r>
+      <w:proofErr w:type="gramEnd"/>
+      <w:r>
+        <w:t xml:space="preserve"> por último, </w:t>
+      </w:r>
+      <w:r>
+        <w:t xml:space="preserve">en el </w:t>
+      </w:r>
+      <w:r>
+        <w:t>cálculo</w:t>
+      </w:r>
+      <w:r>
+        <w:t xml:space="preserve"> </w:t>
+      </w:r>
+      <w:r>
+        <w:t>de indicadores de desempeño</w:t>
+      </w:r>
+      <w:r>
+        <w:t xml:space="preserve"> (6).</w:t>
+      </w:r>
+      <w:r>
+        <w:t xml:space="preserve">   </w:t>
+      </w:r>
+      <w:r>
+        <w:t xml:space="preserve">Por lo tanto, se observa que la problemática propuesta </w:t>
+      </w:r>
+      <w:proofErr w:type="spellStart"/>
+      <w:r>
+        <w:t>esta</w:t>
+      </w:r>
+      <w:proofErr w:type="spellEnd"/>
+      <w:r>
+        <w:t xml:space="preserve"> siendo atendida en la</w:t>
+      </w:r>
+      <w:r>
+        <w:t xml:space="preserve"> formulación de los requerimientos funcionales.</w:t>
+      </w:r>
+    </w:p>
+    <w:p>
+      <w:r>
+        <w:t xml:space="preserve">El segundo problema es acerca </w:t>
+      </w:r>
+      <w:r>
+        <w:t>del registro manual y p</w:t>
+      </w:r>
+      <w:r>
+        <w:t>é</w:t>
+      </w:r>
+      <w:r>
+        <w:t>rdida de información</w:t>
+      </w:r>
+      <w:r>
+        <w:t xml:space="preserve">.   Por lo </w:t>
+      </w:r>
+      <w:r>
+        <w:t>tanto,</w:t>
+      </w:r>
+      <w:r>
+        <w:t xml:space="preserve"> los requerimiento funcionales </w:t>
+      </w:r>
+      <w:r>
+        <w:t xml:space="preserve">1, 2, 3 y </w:t>
+      </w:r>
+      <w:r>
+        <w:t>7</w:t>
+      </w:r>
+      <w:r>
+        <w:t xml:space="preserve"> se asocian a esta problemática</w:t>
+      </w:r>
+      <w:r>
+        <w:t xml:space="preserve">.  </w:t>
+      </w:r>
+      <w:r>
+        <w:t xml:space="preserve"> Son </w:t>
+      </w:r>
+      <w:r>
+        <w:lastRenderedPageBreak/>
+        <w:t xml:space="preserve">adecuados estos requerimientos ya que son acerca la confección de </w:t>
+      </w:r>
+      <w:r>
+        <w:t xml:space="preserve">registros </w:t>
+      </w:r>
+      <w:r>
+        <w:t xml:space="preserve">(1, 2 y 3) y por otro lado reducir el riesgo de </w:t>
+      </w:r>
+      <w:r>
+        <w:t>la p</w:t>
+      </w:r>
+      <w:r>
+        <w:t>é</w:t>
+      </w:r>
+      <w:r>
+        <w:t xml:space="preserve">rdida de información empleado recordatorios de </w:t>
+      </w:r>
+      <w:r>
+        <w:t>Telegram (</w:t>
+      </w:r>
+      <w:r>
+        <w:t>7</w:t>
+      </w:r>
+      <w:r>
+        <w:t>).</w:t>
+      </w:r>
+    </w:p>
+    <w:p>
+      <w:r>
+        <w:t xml:space="preserve">El tercer problema </w:t>
+      </w:r>
+      <w:r>
+        <w:t xml:space="preserve">se asocia </w:t>
+      </w:r>
+      <w:r>
+        <w:t>a</w:t>
+      </w:r>
+      <w:r>
+        <w:t xml:space="preserve"> la toma de decisiones basado en la intuición. </w:t>
+      </w:r>
+      <w:r>
+        <w:t xml:space="preserve">Por lo </w:t>
+      </w:r>
+      <w:r>
+        <w:t>tanto,</w:t>
+      </w:r>
+      <w:r>
+        <w:t xml:space="preserve"> se asocia a los siguientes requerimientos funcionales: </w:t>
+      </w:r>
+      <w:r>
+        <w:t>consult</w:t>
+      </w:r>
+      <w:r>
+        <w:t xml:space="preserve">ar y buscar información </w:t>
+      </w:r>
+      <w:r>
+        <w:t xml:space="preserve">de los registros </w:t>
+      </w:r>
+      <w:r>
+        <w:t xml:space="preserve">(5), para </w:t>
+      </w:r>
+      <w:r>
+        <w:t>luego emplearlos para el c</w:t>
+      </w:r>
+      <w:r>
+        <w:t>á</w:t>
+      </w:r>
+      <w:r>
+        <w:t>lculo de indicadores de desempeño (6)</w:t>
+      </w:r>
+      <w:r>
+        <w:t xml:space="preserve">.   De esta manera el encargado podrá tomar decisiones </w:t>
+      </w:r>
+      <w:r>
+        <w:t xml:space="preserve">basándose no solo en su intuición, sino que va a poseer </w:t>
+      </w:r>
+      <w:r>
+        <w:t xml:space="preserve">información útil que le </w:t>
+      </w:r>
+      <w:r>
+        <w:t>podría facilitar</w:t>
+      </w:r>
+      <w:r>
+        <w:t xml:space="preserve"> el análisis</w:t>
+      </w:r>
+      <w:r>
+        <w:t>.</w:t>
+      </w:r>
+    </w:p>
+    <w:p>
+      <w:r>
+        <w:t xml:space="preserve">El cuarto problema </w:t>
+      </w:r>
+      <w:proofErr w:type="spellStart"/>
+      <w:r>
+        <w:t>esta</w:t>
+      </w:r>
+      <w:proofErr w:type="spellEnd"/>
+      <w:r>
+        <w:t xml:space="preserve"> relacionado </w:t>
+      </w:r>
+      <w:r>
+        <w:t xml:space="preserve">a la inexistencia </w:t>
+      </w:r>
+      <w:r>
+        <w:t>de un registro de inventario y</w:t>
+      </w:r>
+      <w:r>
+        <w:t xml:space="preserve"> el abastecimiento basado en </w:t>
+      </w:r>
+      <w:r>
+        <w:t>observación directa.</w:t>
+      </w:r>
+      <w:r>
+        <w:t xml:space="preserve">   Este problema se </w:t>
+      </w:r>
+      <w:r>
+        <w:t xml:space="preserve">conecta a los siguientes requisitos funcionales: </w:t>
+      </w:r>
+      <w:r>
+        <w:t xml:space="preserve">implementación de un registro de compra y stock de pan </w:t>
+      </w:r>
+      <w:r>
+        <w:t xml:space="preserve">(8), además de </w:t>
+      </w:r>
+      <w:r>
+        <w:t xml:space="preserve">un sistema de recomendaciones de compra de pan (9).   En </w:t>
+      </w:r>
+      <w:r>
+        <w:t>consecuencia,</w:t>
+      </w:r>
+      <w:r>
+        <w:t xml:space="preserve"> se espera que el encargado posea mayores herramientas para </w:t>
+      </w:r>
+      <w:r>
+        <w:t>realizar el abastecimiento de pan.</w:t>
+      </w:r>
+    </w:p>
+    <w:p>
+      <w:pPr>
+        <w:pStyle w:val="Ttulo3"/>
+        <w:rPr>
+          <w:b/>
+          <w:bCs/>
+        </w:rPr>
+      </w:pPr>
+      <w:r>
+        <w:rPr>
+          <w:b/>
+          <w:bCs/>
+        </w:rPr>
+        <w:t>Requisitos no funcionales</w:t>
+      </w:r>
+      <w:r>
+        <w:rPr>
+          <w:b/>
+          <w:bCs/>
+        </w:rPr>
+        <w:t>.</w:t>
+      </w:r>
+    </w:p>
+    <w:p>
+      <w:r>
+        <w:t>Se presentan los requisitos no funcionales</w:t>
+      </w:r>
+      <w:r>
+        <w:t>:</w:t>
+      </w:r>
+    </w:p>
+    <w:p>
+      <w:pPr>
+        <w:pStyle w:val="Prrafodelista"/>
+        <w:numPr>
+          <w:ilvl w:val="0"/>
+          <w:numId w:val="8"/>
+        </w:numPr>
+      </w:pPr>
+      <w:r>
+        <w:t xml:space="preserve">El sistema debe </w:t>
+      </w:r>
+      <w:r>
+        <w:t>ser</w:t>
+      </w:r>
+      <w:r>
+        <w:t xml:space="preserve"> fácilmente aprendible</w:t>
+      </w:r>
+      <w:r>
+        <w:t xml:space="preserve"> para los empleados del local</w:t>
+      </w:r>
+      <w:r>
+        <w:t xml:space="preserve"> y no debe de requerir conocimiento técnico</w:t>
+      </w:r>
+      <w:r>
+        <w:t xml:space="preserve"> especializado para emplearlo.</w:t>
+      </w:r>
+      <w:r>
+        <w:t xml:space="preserve">   (Prioridad Must have)</w:t>
+      </w:r>
+    </w:p>
+    <w:p>
+      <w:pPr>
+        <w:pStyle w:val="Prrafodelista"/>
+        <w:numPr>
+          <w:ilvl w:val="0"/>
+          <w:numId w:val="8"/>
+        </w:numPr>
+      </w:pPr>
+      <w:r>
+        <w:t>El</w:t>
+      </w:r>
+      <w:r>
+        <w:t xml:space="preserve"> sistema debe de guardar la información de manera permanente</w:t>
+      </w:r>
+      <w:r>
+        <w:t xml:space="preserve">, de manera de que se mantengan disponibles </w:t>
+      </w:r>
+      <w:r>
+        <w:t>en próximas instancias de uso.</w:t>
+      </w:r>
+      <w:r>
+        <w:t xml:space="preserve">   (Prioridad Must have)</w:t>
+      </w:r>
+    </w:p>
+    <w:p>
+      <w:pPr>
+        <w:pStyle w:val="Prrafodelista"/>
+        <w:numPr>
+          <w:ilvl w:val="0"/>
+          <w:numId w:val="8"/>
+        </w:numPr>
+      </w:pPr>
+      <w:r>
+        <w:t xml:space="preserve">El sistema debe de </w:t>
+      </w:r>
+      <w:r>
+        <w:t>permitir</w:t>
+      </w:r>
+      <w:r>
+        <w:t xml:space="preserve"> que usuarios que no posean conocimientos especializados </w:t>
+      </w:r>
+      <w:r>
+        <w:t xml:space="preserve">sean capaces de configurar </w:t>
+      </w:r>
+      <w:r>
+        <w:t>categorías y medios d</w:t>
+      </w:r>
+      <w:r>
+        <w:t>e pago</w:t>
+      </w:r>
+      <w:r>
+        <w:t>.</w:t>
+      </w:r>
+      <w:r>
+        <w:t xml:space="preserve">   (Prioridad </w:t>
+      </w:r>
+      <w:r>
+        <w:t>Should</w:t>
+      </w:r>
+      <w:r>
+        <w:t xml:space="preserve"> </w:t>
+      </w:r>
+      <w:r>
+        <w:t>have)</w:t>
+      </w:r>
+    </w:p>
+    <w:p>
+      <w:pPr>
+        <w:pStyle w:val="Prrafodelista"/>
+        <w:numPr>
+          <w:ilvl w:val="0"/>
+          <w:numId w:val="8"/>
+        </w:numPr>
+      </w:pPr>
+      <w:r>
+        <w:t>El sistema debe de permitir realizar los registros diarios en un bajo n</w:t>
+      </w:r>
+      <w:r>
+        <w:t>ú</w:t>
+      </w:r>
+      <w:r>
+        <w:t xml:space="preserve">mero </w:t>
+      </w:r>
+      <w:r>
+        <w:t>de pasos</w:t>
+      </w:r>
+      <w:r>
+        <w:t>.</w:t>
+      </w:r>
+      <w:r>
+        <w:t xml:space="preserve">   (Prioridad Must have)</w:t>
+      </w:r>
+    </w:p>
+    <w:p>
+      <w:pPr>
+        <w:pStyle w:val="Prrafodelista"/>
+        <w:numPr>
+          <w:ilvl w:val="0"/>
+          <w:numId w:val="8"/>
+        </w:numPr>
+      </w:pPr>
+      <w:r>
+        <w:t xml:space="preserve">El sistema debe de </w:t>
+      </w:r>
+      <w:r>
+        <w:t>garantizar que</w:t>
+      </w:r>
+      <w:r>
+        <w:t xml:space="preserve"> l</w:t>
+      </w:r>
+      <w:r>
+        <w:t xml:space="preserve">a información </w:t>
+      </w:r>
+      <w:r>
+        <w:t xml:space="preserve">ingresada </w:t>
+      </w:r>
+      <w:r>
+        <w:t xml:space="preserve">cumpla </w:t>
+      </w:r>
+      <w:r>
+        <w:t xml:space="preserve">con los formatos </w:t>
+      </w:r>
+      <w:r>
+        <w:t>definidos</w:t>
+      </w:r>
+      <w:r>
+        <w:t xml:space="preserve"> y que no posea campos sin rellenar</w:t>
+      </w:r>
+      <w:r>
+        <w:t xml:space="preserve">.   </w:t>
+      </w:r>
+      <w:r>
+        <w:t>(Prioridad Must have)</w:t>
+      </w:r>
+    </w:p>
+    <w:p>
+      <w:pPr>
+        <w:pStyle w:val="Prrafodelista"/>
+        <w:numPr>
+          <w:ilvl w:val="0"/>
+          <w:numId w:val="8"/>
+        </w:numPr>
+      </w:pPr>
+      <w:r>
+        <w:t xml:space="preserve">El sistema debe de </w:t>
+      </w:r>
+      <w:r>
+        <w:t xml:space="preserve">presentar los indicadores de desempeño de manera clara y comprensible </w:t>
+      </w:r>
+      <w:r>
+        <w:t xml:space="preserve">para </w:t>
+      </w:r>
+      <w:r>
+        <w:t>toma</w:t>
+      </w:r>
+      <w:r>
+        <w:t>r</w:t>
+      </w:r>
+      <w:r>
+        <w:t xml:space="preserve"> de decisión</w:t>
+      </w:r>
+      <w:r>
+        <w:t>.</w:t>
+      </w:r>
+      <w:r>
+        <w:t xml:space="preserve">   (Prioridad Must have)</w:t>
+      </w:r>
+    </w:p>
+    <w:p>
+      <w:r>
+        <w:t>El primer problema</w:t>
+      </w:r>
+      <w:r>
+        <w:t xml:space="preserve"> se asocia al registro manual de la información y la difícil consolidación </w:t>
+      </w:r>
+      <w:r>
+        <w:t>y consulta.   Por</w:t>
+      </w:r>
+      <w:r>
+        <w:t xml:space="preserve"> lo</w:t>
+      </w:r>
+      <w:r>
+        <w:t xml:space="preserve"> tanto</w:t>
+      </w:r>
+      <w:r>
+        <w:t>,</w:t>
+      </w:r>
+      <w:r>
+        <w:t xml:space="preserve"> se implementa</w:t>
+      </w:r>
+      <w:r>
+        <w:t xml:space="preserve">n </w:t>
+      </w:r>
+      <w:r>
+        <w:t>los siguientes requerimientos no funcionales</w:t>
+      </w:r>
+      <w:r>
+        <w:t xml:space="preserve">: </w:t>
+      </w:r>
+      <w:r>
+        <w:t xml:space="preserve">primero se </w:t>
+      </w:r>
+      <w:r>
+        <w:t xml:space="preserve">facilita el registro manual </w:t>
+      </w:r>
+      <w:r>
+        <w:t xml:space="preserve">mediante un </w:t>
+      </w:r>
+      <w:r>
+        <w:lastRenderedPageBreak/>
+        <w:t xml:space="preserve">bajo </w:t>
+      </w:r>
+      <w:r>
+        <w:t>número</w:t>
+      </w:r>
+      <w:r>
+        <w:t xml:space="preserve"> de pasos (</w:t>
+      </w:r>
+      <w:r>
+        <w:t>4</w:t>
+      </w:r>
+      <w:r>
+        <w:t>)</w:t>
+      </w:r>
+      <w:r>
+        <w:t xml:space="preserve">, para luego </w:t>
+      </w:r>
+      <w:r>
+        <w:t>almac</w:t>
+      </w:r>
+      <w:r>
+        <w:t xml:space="preserve">enar la </w:t>
+      </w:r>
+      <w:r>
+        <w:t xml:space="preserve">información </w:t>
+      </w:r>
+      <w:r>
+        <w:t xml:space="preserve">de manera </w:t>
+      </w:r>
+      <w:r>
+        <w:t>permanente (2)</w:t>
+      </w:r>
+      <w:r>
+        <w:t xml:space="preserve"> y finalmente emplearla para </w:t>
+      </w:r>
+      <w:r>
+        <w:t>present</w:t>
+      </w:r>
+      <w:r>
+        <w:t xml:space="preserve">ar de </w:t>
+      </w:r>
+      <w:r>
+        <w:t>forma</w:t>
+      </w:r>
+      <w:r>
+        <w:t xml:space="preserve"> clara y comprensibl</w:t>
+      </w:r>
+      <w:r>
+        <w:t>e</w:t>
+      </w:r>
+      <w:r>
+        <w:t xml:space="preserve"> los indicadores de desempeño (</w:t>
+      </w:r>
+      <w:r>
+        <w:t>6</w:t>
+      </w:r>
+      <w:r>
+        <w:t>)</w:t>
+      </w:r>
+      <w:r>
+        <w:t>.</w:t>
+      </w:r>
+    </w:p>
+    <w:p>
+      <w:r>
+        <w:t xml:space="preserve">El segundo problema se vincula al registro manual y a la </w:t>
+      </w:r>
+      <w:r>
+        <w:t>pérdida</w:t>
+      </w:r>
+      <w:r>
+        <w:t xml:space="preserve"> de información.   En </w:t>
+      </w:r>
+      <w:r>
+        <w:t>consecuencia,</w:t>
+      </w:r>
+      <w:r>
+        <w:t xml:space="preserve"> se tienen los siguientes requerimientos no funcionales:</w:t>
+      </w:r>
+      <w:r>
+        <w:t xml:space="preserve"> </w:t>
+      </w:r>
+      <w:r>
+        <w:t>para que se pueda</w:t>
+      </w:r>
+      <w:r>
+        <w:t>n realizar los registros</w:t>
+      </w:r>
+      <w:r>
+        <w:t xml:space="preserve"> diarios</w:t>
+      </w:r>
+      <w:r>
+        <w:t xml:space="preserve"> de manera efectiva se propone</w:t>
+      </w:r>
+      <w:r>
+        <w:t>:</w:t>
+      </w:r>
+      <w:r>
+        <w:t xml:space="preserve"> que los </w:t>
+      </w:r>
+      <w:r>
+        <w:t>usuarios</w:t>
+      </w:r>
+      <w:r>
+        <w:t xml:space="preserve"> no requieran de </w:t>
+      </w:r>
+      <w:r>
+        <w:t>poseer conocimientos especializados (</w:t>
+      </w:r>
+      <w:r>
+        <w:t>1 y 3</w:t>
+      </w:r>
+      <w:r>
+        <w:t>)</w:t>
+      </w:r>
+      <w:r>
+        <w:t>;</w:t>
+      </w:r>
+      <w:r>
+        <w:t xml:space="preserve"> </w:t>
+      </w:r>
+      <w:r>
+        <w:t xml:space="preserve">se debe de poder de realizar de manera </w:t>
+      </w:r>
+      <w:r>
+        <w:t xml:space="preserve">veloz, por lo </w:t>
+      </w:r>
+      <w:r>
+        <w:t>tanto,</w:t>
+      </w:r>
+      <w:r>
+        <w:t xml:space="preserve"> pocos pasos ayudan a que el usuario </w:t>
+      </w:r>
+      <w:r>
+        <w:t xml:space="preserve">realice la tarea más rápidamente </w:t>
+      </w:r>
+      <w:r>
+        <w:t>(4)</w:t>
+      </w:r>
+      <w:r>
+        <w:t xml:space="preserve"> y para que no exista p</w:t>
+      </w:r>
+      <w:r>
+        <w:t>é</w:t>
+      </w:r>
+      <w:r>
+        <w:t xml:space="preserve">rdida de información </w:t>
+      </w:r>
+      <w:r>
+        <w:t xml:space="preserve">entre sesiones </w:t>
+      </w:r>
+      <w:r>
+        <w:t>se debe de asegurar</w:t>
+      </w:r>
+      <w:r>
+        <w:t xml:space="preserve"> de que el sistema mantenga la información de manera per</w:t>
+      </w:r>
+      <w:r>
+        <w:t>manente (2).</w:t>
+      </w:r>
+    </w:p>
+    <w:p>
+      <w:r>
+        <w:t xml:space="preserve">El tercer problema </w:t>
+      </w:r>
+      <w:r>
+        <w:t xml:space="preserve">se centra en la toma de decisiones basada en intuición.   </w:t>
+      </w:r>
+      <w:r>
+        <w:t xml:space="preserve">Entonces, se tienen los siguientes requerimientos no funcionales: </w:t>
+      </w:r>
+      <w:r>
+        <w:t>el sistema debe de guardar la información de manera permanente (2) y además debe de mostrar información</w:t>
+      </w:r>
+      <w:r>
+        <w:t xml:space="preserve"> de manera clara y comprensible</w:t>
+      </w:r>
+      <w:r>
+        <w:t xml:space="preserve"> que sea</w:t>
+      </w:r>
+      <w:r>
+        <w:t xml:space="preserve"> de utilidad para poder tomar decisiones</w:t>
+      </w:r>
+      <w:r>
+        <w:t xml:space="preserve"> (6).</w:t>
+      </w:r>
+    </w:p>
+    <w:p>
+      <w:r>
+        <w:t xml:space="preserve">El cuarto problema está relacionado a la inexistencia de un registro de inventario y el abastecimiento basado en observación directa.   </w:t>
+      </w:r>
+      <w:r>
+        <w:t>Por consiguiente, se tienen los siguientes requerimientos no funcionales</w:t>
+      </w:r>
+      <w:r>
+        <w:t>:</w:t>
+      </w:r>
+      <w:r>
+        <w:t xml:space="preserve"> se espera que </w:t>
+      </w:r>
+      <w:r>
+        <w:t>el personal del local pueda</w:t>
+      </w:r>
+      <w:r>
+        <w:t xml:space="preserve"> emplear este sistema</w:t>
+      </w:r>
+      <w:r>
+        <w:t xml:space="preserve"> por lo que deberá ser fácil de aprender (1)</w:t>
+      </w:r>
+      <w:r>
+        <w:t>, poseer pocos pasos (4)</w:t>
+      </w:r>
+      <w:r>
+        <w:t xml:space="preserve"> y detectar errores a la hora de ingresar </w:t>
+      </w:r>
+      <w:r>
+        <w:t xml:space="preserve">información (5), esto para que posteriormente el </w:t>
+      </w:r>
+      <w:r>
+        <w:t xml:space="preserve">encargado pueda consultar la información en </w:t>
+      </w:r>
+      <w:r>
+        <w:t xml:space="preserve">futuras ocasiones </w:t>
+      </w:r>
+      <w:r>
+        <w:t xml:space="preserve">(2) </w:t>
+      </w:r>
+      <w:r>
+        <w:t>y tomar decisiones de manera informada.</w:t>
+      </w:r>
+    </w:p>
+    <w:p>
+      <w:pPr>
+        <w:rPr>
+          <w:rFonts w:asciiTheme="majorHAnsi" w:eastAsiaTheme="majorEastAsia" w:hAnsiTheme="majorHAnsi" w:cstheme="majorBidi"/>
+          <w:b/>
+          <w:bCs/>
+          <w:color w:val="0F4761" w:themeColor="accent1" w:themeShade="BF"/>
+          <w:sz w:val="32"/>
+          <w:szCs w:val="32"/>
+        </w:rPr>
+      </w:pPr>
+      <w:r>
+        <w:rPr>
+          <w:b/>
+          <w:bCs/>
+        </w:rPr>
+        <w:br w:type="page"/>
+      </w:r>
+    </w:p>
+    <w:p>
+      <w:pPr>
+        <w:pStyle w:val="Ttulo2"/>
+        <w:rPr>
+          <w:b/>
+          <w:bCs/>
+        </w:rPr>
+      </w:pPr>
+      <w:r>
+        <w:rPr>
+          <w:b/>
+          <w:bCs/>
+        </w:rPr>
+        <w:lastRenderedPageBreak/>
+        <w:t>D)</w:t>
+      </w:r>
+      <w:r>
+        <w:rPr>
+          <w:b/>
+          <w:bCs/>
+        </w:rPr>
+        <w:t xml:space="preserve"> Proceso BPMN</w:t>
+      </w:r>
+      <w:r>
+        <w:rPr>
+          <w:b/>
+          <w:bCs/>
+        </w:rPr>
+        <w:t>.</w:t>
+      </w:r>
+    </w:p>
+    <w:p>
+      <w:pPr>
+        <w:pStyle w:val="Ttulo3"/>
+        <w:rPr>
+          <w:b/>
+          <w:bCs/>
+        </w:rPr>
+      </w:pPr>
+      <w:r>
+        <w:rPr>
+          <w:b/>
+          <w:bCs/>
+        </w:rPr>
+        <w:t xml:space="preserve">BPMN </w:t>
+      </w:r>
+      <w:r>
+        <w:rPr>
+          <w:b/>
+          <w:bCs/>
+        </w:rPr>
+        <w:t>As-Is.</w:t>
+      </w:r>
+    </w:p>
+    <w:p>
+      <w:pPr>
+        <w:ind w:left="-1276"/>
+      </w:pPr>
+      <w:r>
+        <w:rPr>
+          <w:noProof/>
+        </w:rPr>
+        <w:drawing>
+          <wp:inline distT="0" distB="0" distL="0" distR="0" wp14:anchorId="380A96F7" wp14:editId="18779239">
+            <wp:extent cx="7262812" cy="4629037"/>
+            <wp:effectExtent l="0" t="0" r="0" b="635"/>
+            <wp:docPr id="1325776194" name="Imagen 5"/>
+            <wp:cNvGraphicFramePr>
+              <a:graphicFrameLocks xmlns:a="http://schemas.openxmlformats.org/drawingml/2006/main" noChangeAspect="1"/>
+            </wp:cNvGraphicFramePr>
+            <a:graphic xmlns:a="http://schemas.openxmlformats.org/drawingml/2006/main">
+              <a:graphicData uri="http://schemas.openxmlformats.org/drawingml/2006/picture">
+                <pic:pic xmlns:pic="http://schemas.openxmlformats.org/drawingml/2006/picture">
+                  <pic:nvPicPr>
+                    <pic:cNvPr id="1325776194" name="Imagen 1325776194"/>
+                    <pic:cNvPicPr/>
+                  </pic:nvPicPr>
+                  <pic:blipFill>
+                    <a:blip r:embed="rId12" cstate="print">
+                      <a:extLst>
+                        <a:ext uri="{28A0092B-C50C-407E-A947-70E740481C1C}">
+                          <a14:useLocalDpi xmlns:a14="http://schemas.microsoft.com/office/drawing/2010/main" val="0"/>
+                        </a:ext>
+                      </a:extLst>
+                    </a:blip>
+                    <a:stretch>
+                      <a:fillRect/>
+                    </a:stretch>
+                  </pic:blipFill>
+                  <pic:spPr>
+                    <a:xfrm>
+                      <a:off x="0" y="0"/>
+                      <a:ext cx="7292754" cy="4648121"/>
+                    </a:xfrm>
+                    <a:prstGeom prst="rect">
+                      <a:avLst/>
+                    </a:prstGeom>
+                  </pic:spPr>
+                </pic:pic>
+              </a:graphicData>
+            </a:graphic>
+          </wp:inline>
+        </w:drawing>
+      </w:r>
+    </w:p>
+    <w:p>
+      <w:pPr>
+        <w:pStyle w:val="Ttulo3"/>
+        <w:rPr>
+          <w:b/>
+          <w:bCs/>
+        </w:rPr>
+      </w:pPr>
+      <w:r>
+        <w:rPr>
+          <w:b/>
+          <w:bCs/>
+        </w:rPr>
+        <w:lastRenderedPageBreak/>
+        <w:t>BPMN To-Be.</w:t>
+      </w:r>
+    </w:p>
+    <w:p>
+      <w:pPr>
+        <w:ind w:left="-1276"/>
+      </w:pPr>
+      <w:r>
+        <w:rPr>
+          <w:noProof/>
+        </w:rPr>
+        <w:drawing>
+          <wp:inline distT="0" distB="0" distL="0" distR="0" wp14:anchorId="50AD43EC" wp14:editId="4DB37566">
+            <wp:extent cx="6919912" cy="3298664"/>
+            <wp:effectExtent l="0" t="0" r="0" b="0"/>
+            <wp:docPr id="2083446237" name="Imagen 6"/>
+            <wp:cNvGraphicFramePr>
+              <a:graphicFrameLocks xmlns:a="http://schemas.openxmlformats.org/drawingml/2006/main" noChangeAspect="1"/>
+            </wp:cNvGraphicFramePr>
+            <a:graphic xmlns:a="http://schemas.openxmlformats.org/drawingml/2006/main">
+              <a:graphicData uri="http://schemas.openxmlformats.org/drawingml/2006/picture">
+                <pic:pic xmlns:pic="http://schemas.openxmlformats.org/drawingml/2006/picture">
+                  <pic:nvPicPr>
+                    <pic:cNvPr id="2083446237" name="Imagen 2083446237"/>
+                    <pic:cNvPicPr/>
+                  </pic:nvPicPr>
+                  <pic:blipFill>
+                    <a:blip r:embed="rId13" cstate="print">
+                      <a:extLst>
+                        <a:ext uri="{28A0092B-C50C-407E-A947-70E740481C1C}">
+                          <a14:useLocalDpi xmlns:a14="http://schemas.microsoft.com/office/drawing/2010/main" val="0"/>
+                        </a:ext>
+                      </a:extLst>
+                    </a:blip>
+                    <a:stretch>
+                      <a:fillRect/>
+                    </a:stretch>
+                  </pic:blipFill>
+                  <pic:spPr>
+                    <a:xfrm>
+                      <a:off x="0" y="0"/>
+                      <a:ext cx="6923416" cy="3300334"/>
+                    </a:xfrm>
+                    <a:prstGeom prst="rect">
+                      <a:avLst/>
+                    </a:prstGeom>
+                  </pic:spPr>
+                </pic:pic>
+              </a:graphicData>
+            </a:graphic>
+          </wp:inline>
+        </w:drawing>
+      </w:r>
+    </w:p>
+    <w:p>
+      <w:pPr>
+        <w:pStyle w:val="Ttulo3"/>
+        <w:rPr>
+          <w:b/>
+          <w:bCs/>
+        </w:rPr>
+      </w:pPr>
+      <w:r>
+        <w:rPr>
+          <w:b/>
+          <w:bCs/>
+        </w:rPr>
+        <w:t xml:space="preserve">Mejoras de </w:t>
       </w:r>
       <w:r>
         <w:rPr>
@@ -173,35 +3799,50 @@
         <w:t>,</w:t>
       </w:r>
       <w:r>
-        <w:t xml:space="preserve"> entonces </w:t>
-      </w:r>
-      <w:r>
-        <w:t>informar</w:t>
-      </w:r>
-      <w:r>
-        <w:t>á</w:t>
-      </w:r>
-      <w:r>
-        <w:t xml:space="preserve"> al dueño y este va a </w:t>
-      </w:r>
-      <w:r>
-        <w:t xml:space="preserve">poseer </w:t>
-      </w:r>
-      <w:r>
-        <w:t xml:space="preserve">la posibilidad de decidir si la cantidad de pan a comprar es adecuada o no, por lo que el dueño todavía posee el control acerca de cuanto pan hay que comprar, por ejemplo si el dueño sabe que va a haber un evento en particular, entonces todavía se puede adaptar a la demanda, y por </w:t>
-      </w:r>
-      <w:r>
-        <w:t>último</w:t>
-      </w:r>
-      <w:r>
         <w:t xml:space="preserve"> </w:t>
       </w:r>
       <w:r>
-        <w:t>el software realizará la compra de pan.</w:t>
+        <w:t>luego el software</w:t>
+      </w:r>
+      <w:r>
+        <w:t xml:space="preserve"> realizara una recomen</w:t>
+      </w:r>
+      <w:r>
+        <w:t xml:space="preserve"> dación</w:t>
+      </w:r>
+      <w:r>
+        <w:t xml:space="preserve"> al</w:t>
       </w:r>
       <w:r>
         <w:t xml:space="preserve"> </w:t>
       </w:r>
+      <w:r>
+        <w:t>encargado</w:t>
+      </w:r>
+      <w:r>
+        <w:t xml:space="preserve"> </w:t>
+      </w:r>
+      <w:r>
+        <w:t xml:space="preserve">y </w:t>
+      </w:r>
+      <w:r>
+        <w:t>esté</w:t>
+      </w:r>
+      <w:r>
+        <w:t xml:space="preserve"> </w:t>
+      </w:r>
+      <w:r>
+        <w:t xml:space="preserve">es finalmente el que decida </w:t>
+      </w:r>
+      <w:r>
+        <w:t>si la cantidad de pan a comprar es adecuada o no, por lo que el dueño todavía posee el control acerca de cuanto pan hay que comprar, por ejemplo si el dueño sabe que va a haber un evento en particular, entonces todavía se puede adaptar a la demand</w:t>
+      </w:r>
+      <w:r>
+        <w:t>a</w:t>
+      </w:r>
+      <w:r>
+        <w:t>.</w:t>
+      </w:r>
     </w:p>
     <w:p>
       <w:r>
@@ -210,7 +3851,7 @@
     </w:p>
     <w:p>
       <w:pPr>
-        <w:pStyle w:val="Heading2"/>
+        <w:pStyle w:val="Ttulo2"/>
         <w:rPr>
           <w:b/>
           <w:bCs/>
@@ -221,14 +3862,197 @@
           <w:b/>
           <w:bCs/>
         </w:rPr>
-        <w:t xml:space="preserve">Parte E: Modelo de datos </w:t>
+        <w:lastRenderedPageBreak/>
+        <w:t xml:space="preserve">E) </w:t>
       </w:r>
       <w:r>
         <w:rPr>
           <w:b/>
           <w:bCs/>
         </w:rPr>
-        <w:t>preliminar</w:t>
+        <w:t>Modelo de datos preliminar.</w:t>
+      </w:r>
+    </w:p>
+    <w:p>
+      <w:r>
+        <w:t>Entidades a emplear en el diagrama Entidad relación:</w:t>
+      </w:r>
+    </w:p>
+    <w:p>
+      <w:pPr>
+        <w:numPr>
+          <w:ilvl w:val="0"/>
+          <w:numId w:val="1"/>
+        </w:numPr>
+      </w:pPr>
+      <w:r>
+        <w:t>Ventas Dia</w:t>
+      </w:r>
+      <w:r>
+        <w:t>rias.</w:t>
+      </w:r>
+    </w:p>
+    <w:p>
+      <w:r>
+        <w:t>Posee las siguientes características: Fecha (PK), Monto total, Monto crédito,</w:t>
+      </w:r>
+      <w:r>
+        <w:t xml:space="preserve"> </w:t>
+      </w:r>
+      <w:r>
+        <w:t>Monto</w:t>
+      </w:r>
+      <w:r>
+        <w:t xml:space="preserve"> débito y</w:t>
+      </w:r>
+      <w:r>
+        <w:t xml:space="preserve"> </w:t>
+      </w:r>
+      <w:r>
+        <w:t>Monto</w:t>
+      </w:r>
+      <w:r>
+        <w:t xml:space="preserve"> efectivo.</w:t>
+      </w:r>
+    </w:p>
+    <w:p>
+      <w:pPr>
+        <w:numPr>
+          <w:ilvl w:val="0"/>
+          <w:numId w:val="1"/>
+        </w:numPr>
+      </w:pPr>
+      <w:r>
+        <w:t>Compras Proveedores.</w:t>
+      </w:r>
+    </w:p>
+    <w:p>
+      <w:r>
+        <w:t xml:space="preserve">Posee las siguientes características: ID de la factura (PK), Monto total, Fecha y </w:t>
+      </w:r>
+      <w:r>
+        <w:t>Rut proveedor (FK)</w:t>
+      </w:r>
+      <w:r>
+        <w:t>.</w:t>
+      </w:r>
+    </w:p>
+    <w:p>
+      <w:pPr>
+        <w:numPr>
+          <w:ilvl w:val="0"/>
+          <w:numId w:val="1"/>
+        </w:numPr>
+      </w:pPr>
+      <w:r>
+        <w:t>Proveedor.</w:t>
+      </w:r>
+    </w:p>
+    <w:p>
+      <w:r>
+        <w:t>Posee las siguientes características: Rut del proveedor (PK) y Nombre del proveedor.</w:t>
+      </w:r>
+    </w:p>
+    <w:p>
+      <w:pPr>
+        <w:numPr>
+          <w:ilvl w:val="0"/>
+          <w:numId w:val="1"/>
+        </w:numPr>
+      </w:pPr>
+      <w:r>
+        <w:t>Flujo de Pan:</w:t>
+      </w:r>
+    </w:p>
+    <w:p>
+      <w:r>
+        <w:t xml:space="preserve">Posee las siguientes características: Fecha (PK), Pan comprado y Stock actual de pan. </w:t>
+      </w:r>
+    </w:p>
+    <w:p>
+      <w:pPr>
+        <w:numPr>
+          <w:ilvl w:val="0"/>
+          <w:numId w:val="1"/>
+        </w:numPr>
+      </w:pPr>
+      <w:r>
+        <w:t>Gasto operacional:</w:t>
+      </w:r>
+    </w:p>
+    <w:p>
+      <w:r>
+        <w:t>Posee las siguientes características:</w:t>
+      </w:r>
+      <w:r>
+        <w:t xml:space="preserve"> </w:t>
+      </w:r>
+      <w:r>
+        <w:t>ID Gasto</w:t>
+      </w:r>
+      <w:r>
+        <w:t xml:space="preserve"> (PK)</w:t>
+      </w:r>
+      <w:r>
+        <w:t xml:space="preserve">, Fecha, Monto total, </w:t>
+      </w:r>
+      <w:r>
+        <w:t xml:space="preserve">ID </w:t>
+      </w:r>
+      <w:r>
+        <w:t>Categoría (FK)</w:t>
+      </w:r>
+      <w:r>
+        <w:t>.</w:t>
+      </w:r>
+    </w:p>
+    <w:p>
+      <w:pPr>
+        <w:numPr>
+          <w:ilvl w:val="0"/>
+          <w:numId w:val="1"/>
+        </w:numPr>
+      </w:pPr>
+      <w:r>
+        <w:t>Tipo de gasto:</w:t>
+      </w:r>
+    </w:p>
+    <w:p>
+      <w:r>
+        <w:t>Posee las siguientes características</w:t>
+      </w:r>
+      <w:r>
+        <w:t xml:space="preserve">: </w:t>
+      </w:r>
+      <w:r>
+        <w:t xml:space="preserve">ID Categoría </w:t>
+      </w:r>
+      <w:r>
+        <w:t>y Nombre Categoría.</w:t>
+      </w:r>
+    </w:p>
+    <w:p/>
+    <w:p>
+      <w:pPr>
+        <w:pStyle w:val="Ttulo3"/>
+        <w:rPr>
+          <w:b/>
+          <w:bCs/>
+        </w:rPr>
+      </w:pPr>
+      <w:r>
+        <w:rPr>
+          <w:b/>
+          <w:bCs/>
+        </w:rPr>
+        <w:t>Cardinalidad</w:t>
+      </w:r>
+      <w:r>
+        <w:rPr>
+          <w:b/>
+          <w:bCs/>
+        </w:rPr>
+        <w:t xml:space="preserve"> y reglas de negocio</w:t>
       </w:r>
       <w:r>
         <w:rPr>
@@ -239,157 +4063,2482 @@
       </w:r>
     </w:p>
     <w:p>
-      <w:r>
-        <w:t xml:space="preserve">Se miden </w:t>
-      </w:r>
-      <w:r>
-        <w:t xml:space="preserve">las ventas </w:t>
-      </w:r>
-      <w:r>
-        <w:t>diari</w:t>
-      </w:r>
-      <w:r>
-        <w:t xml:space="preserve">as </w:t>
-      </w:r>
-      <w:r>
-        <w:t>desagregando por método de pago, en este caso crédito o débito.</w:t>
-      </w:r>
-      <w:r>
-        <w:t xml:space="preserve">   También se registran los flujos de pan del negocio.</w:t>
-      </w:r>
-      <w:r>
-        <w:t xml:space="preserve">   Por otro </w:t>
-      </w:r>
-      <w:r>
-        <w:t>lado,</w:t>
-      </w:r>
-      <w:r>
-        <w:t xml:space="preserve"> se registran </w:t>
-      </w:r>
-      <w:r>
-        <w:t>las compras realizadas de los proveedores, solo los montos totales de las facturas.</w:t>
-      </w:r>
-    </w:p>
-    <w:p>
-      <w:r>
-        <w:t xml:space="preserve">Las entidades presentes </w:t>
-      </w:r>
-      <w:r>
-        <w:t>en BPMN, son tres</w:t>
-      </w:r>
-      <w:r>
-        <w:t>: Encargado, SIG y cajero.</w:t>
-      </w:r>
-      <w:r>
-        <w:br/>
-        <w:t>El encargado es centralmente el dueño de la PYME, por lo que es él el que realiza la toma de decisiones</w:t>
-      </w:r>
-      <w:r>
-        <w:t xml:space="preserve">, por lo que por supuesto, el </w:t>
-      </w:r>
-      <w:proofErr w:type="spellStart"/>
-      <w:r>
-        <w:t>se</w:t>
-      </w:r>
-      <w:proofErr w:type="spellEnd"/>
-      <w:r>
-        <w:t xml:space="preserve"> encarga de realizar las compras a proveedores.</w:t>
-      </w:r>
-      <w:r>
-        <w:t xml:space="preserve">  Por otro lado, está el cajero, son los empleados del dueño, ellos durante el tiempo de operación llevan la cuenta de las ventas diarias en la caja registradora.  Finamente, está el SIG este es el sistema de información y gestión empleado por la PYME.</w:t>
-      </w:r>
-    </w:p>
-    <w:p>
-      <w:r>
-        <w:t xml:space="preserve">Pueden existir muchos (N) cierres de caja, pero siempre se separa en 2 métodos de pago, crédito y efectivo.   Además, </w:t>
-      </w:r>
-      <w:r>
-        <w:t>durante el transcurso de un día pueden existir</w:t>
+      <w:pPr>
+        <w:numPr>
+          <w:ilvl w:val="0"/>
+          <w:numId w:val="1"/>
+        </w:numPr>
+      </w:pPr>
+      <w:r>
+        <w:t>Ventas diarias.</w:t>
+      </w:r>
+    </w:p>
+    <w:p>
+      <w:r>
+        <w:t>En un día de operación pueden existir diversas (N) transacciones de venta con clientes</w:t>
+      </w:r>
+      <w:r>
+        <w:t xml:space="preserve">.  </w:t>
       </w:r>
       <w:r>
         <w:t xml:space="preserve"> </w:t>
       </w:r>
       <w:r>
+        <w:t>P</w:t>
+      </w:r>
+      <w:r>
+        <w:t xml:space="preserve">or regla de negocio no se realiza un registro de cada transacción, solo un monto total diario.   </w:t>
+      </w:r>
+      <w:r>
+        <w:t>Por lo tanto</w:t>
+      </w:r>
+      <w:r>
+        <w:t>,</w:t>
+      </w:r>
+      <w:r>
+        <w:t xml:space="preserve"> se define la entidad </w:t>
+      </w:r>
+      <w:r>
+        <w:t>V</w:t>
+      </w:r>
+      <w:r>
+        <w:t xml:space="preserve">entas </w:t>
+      </w:r>
+      <w:r>
+        <w:t>D</w:t>
+      </w:r>
+      <w:r>
+        <w:t>iarias</w:t>
+      </w:r>
+      <w:r>
+        <w:t xml:space="preserve">, esta emplea </w:t>
+      </w:r>
+      <w:r>
+        <w:t xml:space="preserve">Fecha como atributo </w:t>
+      </w:r>
+      <w:r>
+        <w:t>identificador (PK)</w:t>
+      </w:r>
+      <w:r>
+        <w:t xml:space="preserve">, ya que solo </w:t>
+      </w:r>
+      <w:r>
+        <w:t xml:space="preserve">existe un único registro por </w:t>
+      </w:r>
+      <w:r>
+        <w:t>jornada</w:t>
+      </w:r>
+      <w:r>
+        <w:t>.</w:t>
+      </w:r>
+      <w:r>
+        <w:t xml:space="preserve"> </w:t>
+      </w:r>
+      <w:r>
+        <w:t>Por regla de negocio, se tiene que el monto total diario se desagrega por método de pago (efectivo, debido y crédito).</w:t>
+      </w:r>
+    </w:p>
+    <w:p>
+      <w:pPr>
+        <w:numPr>
+          <w:ilvl w:val="0"/>
+          <w:numId w:val="1"/>
+        </w:numPr>
+      </w:pPr>
+      <w:r>
+        <w:t>Proveedores y Compras diarias.</w:t>
+      </w:r>
+    </w:p>
+    <w:p>
+      <w:r>
+        <w:t>La relación entre la entidad Compras Proveedores y Proveedores es N:1 respectivamente</w:t>
+      </w:r>
+      <w:r>
+        <w:t>.</w:t>
+      </w:r>
+      <w:r>
+        <w:t xml:space="preserve">   Un proveedor </w:t>
+      </w:r>
+      <w:r>
+        <w:t>está</w:t>
+      </w:r>
+      <w:r>
+        <w:t xml:space="preserve"> </w:t>
+      </w:r>
+      <w:r>
+        <w:t>identificado</w:t>
+      </w:r>
+      <w:r>
+        <w:t xml:space="preserve"> por su RUT</w:t>
+      </w:r>
+      <w:r>
+        <w:t xml:space="preserve">, este se emplea como </w:t>
+      </w:r>
+      <w:r>
         <w:lastRenderedPageBreak/>
-        <w:t>much</w:t>
-      </w:r>
-      <w:r>
-        <w:t xml:space="preserve">as </w:t>
-      </w:r>
-      <w:r>
-        <w:t xml:space="preserve">(N) </w:t>
-      </w:r>
-      <w:r>
-        <w:t>ventas de productos</w:t>
-      </w:r>
-      <w:r>
-        <w:t>, pero</w:t>
-      </w:r>
-      <w:r>
-        <w:t xml:space="preserve"> al final,</w:t>
-      </w:r>
-      <w:r>
-        <w:t xml:space="preserve"> solo se registra un monto, este es las ventas diarias</w:t>
-      </w:r>
-      <w:r>
-        <w:t>, por lo que no se detalla cada una de las transacciones, sino que se observa solo el monto final.</w:t>
+        <w:t>clave primaria (PK)</w:t>
+      </w:r>
+      <w:r>
+        <w:t xml:space="preserve">, para </w:t>
+      </w:r>
+      <w:r>
+        <w:t xml:space="preserve">de esta manera agruparlo con </w:t>
+      </w:r>
+      <w:r>
+        <w:t>su nombre.</w:t>
+      </w:r>
+      <w:r>
+        <w:t xml:space="preserve"> </w:t>
       </w:r>
       <w:r>
         <w:t xml:space="preserve">   </w:t>
       </w:r>
       <w:r>
-        <w:t>Además,</w:t>
-      </w:r>
-      <w:r>
-        <w:t xml:space="preserve"> para el caso del los proveedores sucede </w:t>
-      </w:r>
-      <w:r>
-        <w:t>que de la compra que se realiza hay muchos ítems dentro de la factura que se realiza, pero al final solo se registra el monto total de la factura, dentro de este mismo registro se tendrá para que para cada factura se asociara un monto total y el nombre del proveedor.</w:t>
+        <w:t xml:space="preserve">Por otro lado, un </w:t>
+      </w:r>
+      <w:r>
+        <w:t xml:space="preserve">proveedor puede tener muchas (N) facturas, pera cada ID de factura corresponde a solo un proveedor </w:t>
+      </w:r>
+      <w:r>
+        <w:t>(</w:t>
+      </w:r>
+      <w:r>
+        <w:t>relación N:1</w:t>
+      </w:r>
+      <w:r>
+        <w:t>)</w:t>
+      </w:r>
+      <w:r>
+        <w:t>.  En general una factura puede poseer múltiples (N) ítems y por tanto múltiples (N) subtotales, pero por reglas de negocio solo se registra el monto final de la factura.</w:t>
+      </w:r>
+    </w:p>
+    <w:p>
+      <w:pPr>
+        <w:numPr>
+          <w:ilvl w:val="0"/>
+          <w:numId w:val="1"/>
+        </w:numPr>
+      </w:pPr>
+      <w:r>
+        <w:t>Flujo de pan.</w:t>
+      </w:r>
+    </w:p>
+    <w:p>
+      <w:r>
+        <w:t>Por la naturaleza del abastecimiento de pan</w:t>
+      </w:r>
+      <w:r>
+        <w:t>, se tiene que p</w:t>
+      </w:r>
+      <w:r>
+        <w:t>or reglas de</w:t>
+      </w:r>
+      <w:r>
+        <w:t>l</w:t>
+      </w:r>
+      <w:r>
+        <w:t xml:space="preserve"> negocio solo existe un solo abastecimiento de pan al </w:t>
+      </w:r>
+      <w:r>
+        <w:t>día</w:t>
+      </w:r>
+      <w:r>
+        <w:t>.</w:t>
+      </w:r>
+      <w:r>
+        <w:t xml:space="preserve">  Por lo tanto</w:t>
+      </w:r>
+      <w:r>
+        <w:t xml:space="preserve">, se </w:t>
+      </w:r>
+      <w:r>
+        <w:t xml:space="preserve">define como clave primaria </w:t>
+      </w:r>
+      <w:r>
+        <w:t xml:space="preserve">(PK) </w:t>
+      </w:r>
+      <w:r>
+        <w:t>la fecha</w:t>
+      </w:r>
+      <w:r>
+        <w:t xml:space="preserve">, </w:t>
+      </w:r>
+      <w:r>
+        <w:t>ya que esta estará relacionada a una única compra y stock de pan</w:t>
+      </w:r>
+      <w:r>
+        <w:t>.</w:t>
+      </w:r>
+    </w:p>
+    <w:p>
+      <w:pPr>
+        <w:numPr>
+          <w:ilvl w:val="0"/>
+          <w:numId w:val="1"/>
+        </w:numPr>
+      </w:pPr>
+      <w:r>
+        <w:t>Gastos Operacionales y Tipos de gasto.</w:t>
+      </w:r>
+    </w:p>
+    <w:p>
+      <w:r>
+        <w:t xml:space="preserve">La relación entre la entidad Tipo de gasto y Gastos operacionales es </w:t>
+      </w:r>
+      <w:proofErr w:type="gramStart"/>
+      <w:r>
+        <w:t>1:N</w:t>
+      </w:r>
+      <w:proofErr w:type="gramEnd"/>
+      <w:r>
+        <w:t xml:space="preserve"> respectivamente</w:t>
+      </w:r>
+      <w:r>
+        <w:t>,</w:t>
+      </w:r>
+      <w:r>
+        <w:t xml:space="preserve"> </w:t>
+      </w:r>
+      <w:r>
+        <w:t>e</w:t>
+      </w:r>
+      <w:r>
+        <w:t xml:space="preserve">sto se debe </w:t>
+      </w:r>
+      <w:r>
+        <w:t xml:space="preserve">ya que </w:t>
+      </w:r>
+      <w:r>
+        <w:t xml:space="preserve">pueden existir múltiples gastos asociados a un solo tipo de gastos.  </w:t>
+      </w:r>
+      <w:r>
+        <w:t>Para la entidad tipo de gasto, s</w:t>
+      </w:r>
+      <w:r>
+        <w:t>e define como clave primaria (PK)</w:t>
+      </w:r>
+      <w:r>
+        <w:t xml:space="preserve"> el ID </w:t>
+      </w:r>
+      <w:r>
+        <w:t xml:space="preserve">Gasto </w:t>
+      </w:r>
+      <w:r>
+        <w:t>la cual conecta los tipos de gastos que posee la PYME</w:t>
+      </w:r>
+      <w:r>
+        <w:t>.</w:t>
+      </w:r>
+      <w:r>
+        <w:t xml:space="preserve">  </w:t>
+      </w:r>
+      <w:r>
+        <w:t xml:space="preserve">Por otro lado, los pagos se registran efectivamente en </w:t>
+      </w:r>
+      <w:r>
+        <w:t>la entidad gastos operacionales</w:t>
+      </w:r>
+      <w:r>
+        <w:t>, esta emplea como llave principal (PK)</w:t>
+      </w:r>
+      <w:r>
+        <w:t xml:space="preserve"> </w:t>
+      </w:r>
+      <w:r>
+        <w:t>ID Gasto</w:t>
+      </w:r>
+      <w:r>
+        <w:t xml:space="preserve">. </w:t>
+      </w:r>
+    </w:p>
+    <w:p>
+      <w:pPr>
+        <w:pStyle w:val="Ttulo3"/>
+        <w:rPr>
+          <w:b/>
+          <w:bCs/>
+        </w:rPr>
+      </w:pPr>
+      <w:r>
+        <w:rPr>
+          <w:b/>
+          <w:bCs/>
+        </w:rPr>
+        <w:t>Trazabilidad.</w:t>
+      </w:r>
+    </w:p>
+    <w:p>
+      <w:r>
+        <w:t>La entidad Ventas Diarias es registrada o soportada por el participante caje</w:t>
+      </w:r>
+      <w:r>
+        <w:t>ro al cierre de la jornada.   Cuando el cajero ingresa las ventas, el SIG registra la información en la base de datos.</w:t>
+      </w:r>
+    </w:p>
+    <w:p>
+      <w:r>
+        <w:t xml:space="preserve">Las entidades proveedores y compras proveedores son respaldadas por las tareas realizadas por el encargado.  Al realizar las compras y posteriormente ingresar los datos al SIG en donde quedan registrados el monto total, el ID de las facturas y el </w:t>
+      </w:r>
+      <w:r>
+        <w:t>vínculo</w:t>
+      </w:r>
+      <w:r>
+        <w:t xml:space="preserve"> con la entidad proveedores.</w:t>
+      </w:r>
+    </w:p>
+    <w:p>
+      <w:r>
+        <w:t>La entidad flujo de pan es sostenida por la toma de decisiones del encargado, ya que este en el proceso de abastecimiento de pan debe ingresar el Stock actual, para que posteriormente el SIG genere una recomendación y finalmente el encargado entrega la cantidad de pan efectivamente comprada para ese día</w:t>
+      </w:r>
+      <w:r>
+        <w:t xml:space="preserve">.   Ambos datos Stock actual y cantidad de pan comprado quedan registrados en el SIG. </w:t>
+      </w:r>
+    </w:p>
+    <w:p>
+      <w:r>
+        <w:t>Las entidades Gastos operacionales y tipos de gasto</w:t>
+      </w:r>
+      <w:r>
+        <w:t xml:space="preserve"> están respaldados por el encargado</w:t>
+      </w:r>
+      <w:r>
+        <w:t xml:space="preserve">, ya que como se ve en el BPMN To-Be </w:t>
+      </w:r>
+      <w:r>
+        <w:t>é</w:t>
+      </w:r>
+      <w:r>
+        <w:t>l</w:t>
+      </w:r>
+      <w:r>
+        <w:t xml:space="preserve"> </w:t>
+      </w:r>
+      <w:r>
+        <w:t xml:space="preserve">es el responsable </w:t>
+      </w:r>
+      <w:r>
+        <w:t xml:space="preserve">de </w:t>
+      </w:r>
+      <w:r>
+        <w:t>registrar todos los gastos operacionales, tales como arriendo, servicios básicos o remuneraciones.</w:t>
+      </w:r>
+    </w:p>
+    <w:p>
+      <w:pPr>
+        <w:pStyle w:val="Ttulo2"/>
+        <w:rPr>
+          <w:b/>
+          <w:bCs/>
+        </w:rPr>
+      </w:pPr>
+      <w:r>
+        <w:rPr>
+          <w:b/>
+          <w:bCs/>
+        </w:rPr>
+        <w:lastRenderedPageBreak/>
+        <w:t>F) Arquitectura lógica y stack tentativo.</w:t>
+      </w:r>
+    </w:p>
+    <w:p>
+      <w:pPr>
+        <w:rPr>
+          <w:iCs/>
+        </w:rPr>
+      </w:pPr>
+      <w:r>
+        <w:rPr>
+          <w:iCs/>
+        </w:rPr>
+        <w:t xml:space="preserve">La estructura propuesta para este desarrollo considera una solución ejecutable en un entorno local, compuesta por una interfaz para la </w:t>
+      </w:r>
+      <w:r>
+        <w:rPr>
+          <w:iCs/>
+        </w:rPr>
+        <w:t>captura consulta</w:t>
+      </w:r>
+      <w:r>
+        <w:rPr>
+          <w:iCs/>
+        </w:rPr>
+        <w:t xml:space="preserve"> de datos, una base de datos para el almacenamiento de la información, herramientas de automatización y una capa analítica para la generación de indicadores.</w:t>
+      </w:r>
+    </w:p>
+    <w:p>
+      <w:pPr>
+        <w:rPr>
+          <w:iCs/>
+        </w:rPr>
+      </w:pPr>
+      <w:r>
+        <w:rPr>
+          <w:iCs/>
+        </w:rPr>
+        <w:t>La captura de datos será realizada mediante una aplicación de fácil uso, desarrollada tentativamente mediante la librería Streamlit de Python. Esta aplicación permitirá registrar cierres de caja, egresos y antecedentes necesarios para la gestión de los pedidos del pan.</w:t>
+      </w:r>
+    </w:p>
+    <w:p>
+      <w:pPr>
+        <w:rPr>
+          <w:iCs/>
+        </w:rPr>
+      </w:pPr>
+      <w:r>
+        <w:rPr>
+          <w:iCs/>
+        </w:rPr>
+        <w:t>La información será almacenada en una base de datos MySQL, debido a que las consultas del negocio serán implementadas mediante SQL.</w:t>
+      </w:r>
+    </w:p>
+    <w:p>
+      <w:pPr>
+        <w:rPr>
+          <w:iCs/>
+        </w:rPr>
+      </w:pPr>
+      <w:r>
+        <w:rPr>
+          <w:iCs/>
+        </w:rPr>
+        <w:t>Posteriormente se implementará un dashboard mediante Power BI, en donde se conectará la información almacenada en la base de datos SQL. Finalmente, las automatizaciones del proceso se implementarán mediante n8n.</w:t>
+      </w:r>
+    </w:p>
+    <w:p>
+      <w:pPr>
+        <w:rPr>
+          <w:iCs/>
+        </w:rPr>
+      </w:pPr>
+      <w:r>
+        <w:rPr>
+          <w:noProof/>
+        </w:rPr>
+        <w:drawing>
+          <wp:inline distT="0" distB="0" distL="0" distR="0" wp14:anchorId="54A2B15E" wp14:editId="4B7BF4ED">
+            <wp:extent cx="5612130" cy="1369695"/>
+            <wp:effectExtent l="0" t="0" r="7620" b="1905"/>
+            <wp:docPr id="1339715602" name="Imagen 22"/>
+            <wp:cNvGraphicFramePr>
+              <a:graphicFrameLocks xmlns:a="http://schemas.openxmlformats.org/drawingml/2006/main" noChangeAspect="1"/>
+            </wp:cNvGraphicFramePr>
+            <a:graphic xmlns:a="http://schemas.openxmlformats.org/drawingml/2006/main">
+              <a:graphicData uri="http://schemas.openxmlformats.org/drawingml/2006/picture">
+                <pic:pic xmlns:pic="http://schemas.openxmlformats.org/drawingml/2006/picture">
+                  <pic:nvPicPr>
+                    <pic:cNvPr id="0" name="Imagen 1"/>
+                    <pic:cNvPicPr>
+                      <a:picLocks noChangeAspect="1" noChangeArrowheads="1"/>
+                    </pic:cNvPicPr>
+                  </pic:nvPicPr>
+                  <pic:blipFill>
+                    <a:blip r:embed="rId14" cstate="print">
+                      <a:extLst>
+                        <a:ext uri="{28A0092B-C50C-407E-A947-70E740481C1C}">
+                          <a14:useLocalDpi xmlns:a14="http://schemas.microsoft.com/office/drawing/2010/main" val="0"/>
+                        </a:ext>
+                      </a:extLst>
+                    </a:blip>
+                    <a:srcRect/>
+                    <a:stretch>
+                      <a:fillRect/>
+                    </a:stretch>
+                  </pic:blipFill>
+                  <pic:spPr bwMode="auto">
+                    <a:xfrm>
+                      <a:off x="0" y="0"/>
+                      <a:ext cx="5612130" cy="1369695"/>
+                    </a:xfrm>
+                    <a:prstGeom prst="rect">
+                      <a:avLst/>
+                    </a:prstGeom>
+                    <a:noFill/>
+                    <a:ln>
+                      <a:noFill/>
+                    </a:ln>
+                  </pic:spPr>
+                </pic:pic>
+              </a:graphicData>
+            </a:graphic>
+          </wp:inline>
+        </w:drawing>
+      </w:r>
+    </w:p>
+    <w:tbl>
+      <w:tblPr>
+        <w:tblW w:w="0" w:type="auto"/>
+        <w:jc w:val="center"/>
+        <w:tblBorders>
+          <w:top w:val="single" w:sz="4" w:space="0" w:color="auto"/>
+          <w:left w:val="single" w:sz="4" w:space="0" w:color="auto"/>
+          <w:bottom w:val="single" w:sz="4" w:space="0" w:color="auto"/>
+          <w:right w:val="single" w:sz="4" w:space="0" w:color="auto"/>
+          <w:insideH w:val="single" w:sz="4" w:space="0" w:color="auto"/>
+          <w:insideV w:val="single" w:sz="4" w:space="0" w:color="auto"/>
+        </w:tblBorders>
+        <w:tblLook w:val="04A0" w:firstRow="1" w:lastRow="0" w:firstColumn="1" w:lastColumn="0" w:noHBand="0" w:noVBand="1"/>
+      </w:tblPr>
+      <w:tblGrid>
+        <w:gridCol w:w="2712"/>
+        <w:gridCol w:w="1939"/>
+        <w:gridCol w:w="4177"/>
+      </w:tblGrid>
+      <w:tr>
+        <w:trPr>
+          <w:jc w:val="center"/>
+        </w:trPr>
+        <w:tc>
+          <w:tcPr>
+            <w:tcW w:w="0" w:type="auto"/>
+            <w:tcBorders>
+              <w:top w:val="single" w:sz="4" w:space="0" w:color="auto"/>
+              <w:left w:val="single" w:sz="4" w:space="0" w:color="auto"/>
+              <w:bottom w:val="single" w:sz="4" w:space="0" w:color="auto"/>
+              <w:right w:val="single" w:sz="4" w:space="0" w:color="auto"/>
+            </w:tcBorders>
+            <w:hideMark/>
+          </w:tcPr>
+          <w:p>
+            <w:pPr>
+              <w:rPr>
+                <w:iCs/>
+              </w:rPr>
+            </w:pPr>
+            <w:r>
+              <w:rPr>
+                <w:iCs/>
+              </w:rPr>
+              <w:t>Componente</w:t>
+            </w:r>
+          </w:p>
+        </w:tc>
+        <w:tc>
+          <w:tcPr>
+            <w:tcW w:w="0" w:type="auto"/>
+            <w:tcBorders>
+              <w:top w:val="single" w:sz="4" w:space="0" w:color="auto"/>
+              <w:left w:val="single" w:sz="4" w:space="0" w:color="auto"/>
+              <w:bottom w:val="single" w:sz="4" w:space="0" w:color="auto"/>
+              <w:right w:val="single" w:sz="4" w:space="0" w:color="auto"/>
+            </w:tcBorders>
+            <w:hideMark/>
+          </w:tcPr>
+          <w:p>
+            <w:pPr>
+              <w:rPr>
+                <w:iCs/>
+              </w:rPr>
+            </w:pPr>
+            <w:r>
+              <w:rPr>
+                <w:iCs/>
+              </w:rPr>
+              <w:t>Herramienta</w:t>
+            </w:r>
+          </w:p>
+        </w:tc>
+        <w:tc>
+          <w:tcPr>
+            <w:tcW w:w="0" w:type="auto"/>
+            <w:tcBorders>
+              <w:top w:val="single" w:sz="4" w:space="0" w:color="auto"/>
+              <w:left w:val="single" w:sz="4" w:space="0" w:color="auto"/>
+              <w:bottom w:val="single" w:sz="4" w:space="0" w:color="auto"/>
+              <w:right w:val="single" w:sz="4" w:space="0" w:color="auto"/>
+            </w:tcBorders>
+            <w:hideMark/>
+          </w:tcPr>
+          <w:p>
+            <w:pPr>
+              <w:rPr>
+                <w:iCs/>
+              </w:rPr>
+            </w:pPr>
+            <w:r>
+              <w:rPr>
+                <w:iCs/>
+              </w:rPr>
+              <w:t>Función</w:t>
+            </w:r>
+          </w:p>
+        </w:tc>
+      </w:tr>
+      <w:tr>
+        <w:trPr>
+          <w:jc w:val="center"/>
+        </w:trPr>
+        <w:tc>
+          <w:tcPr>
+            <w:tcW w:w="0" w:type="auto"/>
+            <w:tcBorders>
+              <w:top w:val="single" w:sz="4" w:space="0" w:color="auto"/>
+              <w:left w:val="single" w:sz="4" w:space="0" w:color="auto"/>
+              <w:bottom w:val="single" w:sz="4" w:space="0" w:color="auto"/>
+              <w:right w:val="single" w:sz="4" w:space="0" w:color="auto"/>
+            </w:tcBorders>
+            <w:hideMark/>
+          </w:tcPr>
+          <w:p>
+            <w:pPr>
+              <w:rPr>
+                <w:iCs/>
+              </w:rPr>
+            </w:pPr>
+            <w:r>
+              <w:rPr>
+                <w:iCs/>
+              </w:rPr>
+              <w:t>Ingreso de datos</w:t>
+            </w:r>
+          </w:p>
+        </w:tc>
+        <w:tc>
+          <w:tcPr>
+            <w:tcW w:w="0" w:type="auto"/>
+            <w:tcBorders>
+              <w:top w:val="single" w:sz="4" w:space="0" w:color="auto"/>
+              <w:left w:val="single" w:sz="4" w:space="0" w:color="auto"/>
+              <w:bottom w:val="single" w:sz="4" w:space="0" w:color="auto"/>
+              <w:right w:val="single" w:sz="4" w:space="0" w:color="auto"/>
+            </w:tcBorders>
+            <w:hideMark/>
+          </w:tcPr>
+          <w:p>
+            <w:pPr>
+              <w:rPr>
+                <w:iCs/>
+              </w:rPr>
+            </w:pPr>
+            <w:r>
+              <w:rPr>
+                <w:iCs/>
+              </w:rPr>
+              <w:t>Librería Streamlit de Python</w:t>
+            </w:r>
+          </w:p>
+        </w:tc>
+        <w:tc>
+          <w:tcPr>
+            <w:tcW w:w="0" w:type="auto"/>
+            <w:tcBorders>
+              <w:top w:val="single" w:sz="4" w:space="0" w:color="auto"/>
+              <w:left w:val="single" w:sz="4" w:space="0" w:color="auto"/>
+              <w:bottom w:val="single" w:sz="4" w:space="0" w:color="auto"/>
+              <w:right w:val="single" w:sz="4" w:space="0" w:color="auto"/>
+            </w:tcBorders>
+            <w:hideMark/>
+          </w:tcPr>
+          <w:p>
+            <w:pPr>
+              <w:rPr>
+                <w:iCs/>
+              </w:rPr>
+            </w:pPr>
+            <w:r>
+              <w:rPr>
+                <w:iCs/>
+              </w:rPr>
+              <w:t>Formularios para ingresar información al SIG</w:t>
+            </w:r>
+          </w:p>
+        </w:tc>
+      </w:tr>
+      <w:tr>
+        <w:trPr>
+          <w:jc w:val="center"/>
+        </w:trPr>
+        <w:tc>
+          <w:tcPr>
+            <w:tcW w:w="0" w:type="auto"/>
+            <w:tcBorders>
+              <w:top w:val="single" w:sz="4" w:space="0" w:color="auto"/>
+              <w:left w:val="single" w:sz="4" w:space="0" w:color="auto"/>
+              <w:bottom w:val="single" w:sz="4" w:space="0" w:color="auto"/>
+              <w:right w:val="single" w:sz="4" w:space="0" w:color="auto"/>
+            </w:tcBorders>
+            <w:hideMark/>
+          </w:tcPr>
+          <w:p>
+            <w:pPr>
+              <w:rPr>
+                <w:iCs/>
+              </w:rPr>
+            </w:pPr>
+            <w:r>
+              <w:rPr>
+                <w:iCs/>
+              </w:rPr>
+              <w:t>Persistencia y administración de base de datos</w:t>
+            </w:r>
+          </w:p>
+        </w:tc>
+        <w:tc>
+          <w:tcPr>
+            <w:tcW w:w="0" w:type="auto"/>
+            <w:tcBorders>
+              <w:top w:val="single" w:sz="4" w:space="0" w:color="auto"/>
+              <w:left w:val="single" w:sz="4" w:space="0" w:color="auto"/>
+              <w:bottom w:val="single" w:sz="4" w:space="0" w:color="auto"/>
+              <w:right w:val="single" w:sz="4" w:space="0" w:color="auto"/>
+            </w:tcBorders>
+            <w:hideMark/>
+          </w:tcPr>
+          <w:p>
+            <w:pPr>
+              <w:rPr>
+                <w:iCs/>
+              </w:rPr>
+            </w:pPr>
+            <w:r>
+              <w:rPr>
+                <w:iCs/>
+              </w:rPr>
+              <w:t>MySQL</w:t>
+            </w:r>
+          </w:p>
+        </w:tc>
+        <w:tc>
+          <w:tcPr>
+            <w:tcW w:w="0" w:type="auto"/>
+            <w:tcBorders>
+              <w:top w:val="single" w:sz="4" w:space="0" w:color="auto"/>
+              <w:left w:val="single" w:sz="4" w:space="0" w:color="auto"/>
+              <w:bottom w:val="single" w:sz="4" w:space="0" w:color="auto"/>
+              <w:right w:val="single" w:sz="4" w:space="0" w:color="auto"/>
+            </w:tcBorders>
+            <w:hideMark/>
+          </w:tcPr>
+          <w:p>
+            <w:pPr>
+              <w:rPr>
+                <w:iCs/>
+              </w:rPr>
+            </w:pPr>
+            <w:r>
+              <w:rPr>
+                <w:iCs/>
+              </w:rPr>
+              <w:t>Diseño y administración de base durante el desarrollo y posterior almacenamiento estructurado</w:t>
+            </w:r>
+          </w:p>
+        </w:tc>
+      </w:tr>
+      <w:tr>
+        <w:trPr>
+          <w:jc w:val="center"/>
+        </w:trPr>
+        <w:tc>
+          <w:tcPr>
+            <w:tcW w:w="0" w:type="auto"/>
+            <w:tcBorders>
+              <w:top w:val="single" w:sz="4" w:space="0" w:color="auto"/>
+              <w:left w:val="single" w:sz="4" w:space="0" w:color="auto"/>
+              <w:bottom w:val="single" w:sz="4" w:space="0" w:color="auto"/>
+              <w:right w:val="single" w:sz="4" w:space="0" w:color="auto"/>
+            </w:tcBorders>
+            <w:hideMark/>
+          </w:tcPr>
+          <w:p>
+            <w:pPr>
+              <w:rPr>
+                <w:iCs/>
+              </w:rPr>
+            </w:pPr>
+            <w:r>
+              <w:rPr>
+                <w:iCs/>
+              </w:rPr>
+              <w:t>Analítica / KPI</w:t>
+            </w:r>
+          </w:p>
+        </w:tc>
+        <w:tc>
+          <w:tcPr>
+            <w:tcW w:w="0" w:type="auto"/>
+            <w:tcBorders>
+              <w:top w:val="single" w:sz="4" w:space="0" w:color="auto"/>
+              <w:left w:val="single" w:sz="4" w:space="0" w:color="auto"/>
+              <w:bottom w:val="single" w:sz="4" w:space="0" w:color="auto"/>
+              <w:right w:val="single" w:sz="4" w:space="0" w:color="auto"/>
+            </w:tcBorders>
+            <w:hideMark/>
+          </w:tcPr>
+          <w:p>
+            <w:pPr>
+              <w:rPr>
+                <w:iCs/>
+              </w:rPr>
+            </w:pPr>
+            <w:r>
+              <w:rPr>
+                <w:iCs/>
+              </w:rPr>
+              <w:t>Power BI</w:t>
+            </w:r>
+          </w:p>
+        </w:tc>
+        <w:tc>
+          <w:tcPr>
+            <w:tcW w:w="0" w:type="auto"/>
+            <w:tcBorders>
+              <w:top w:val="single" w:sz="4" w:space="0" w:color="auto"/>
+              <w:left w:val="single" w:sz="4" w:space="0" w:color="auto"/>
+              <w:bottom w:val="single" w:sz="4" w:space="0" w:color="auto"/>
+              <w:right w:val="single" w:sz="4" w:space="0" w:color="auto"/>
+            </w:tcBorders>
+            <w:hideMark/>
+          </w:tcPr>
+          <w:p>
+            <w:pPr>
+              <w:rPr>
+                <w:iCs/>
+              </w:rPr>
+            </w:pPr>
+            <w:r>
+              <w:rPr>
+                <w:iCs/>
+              </w:rPr>
+              <w:t>Dashboard e indicadores de información</w:t>
+            </w:r>
+          </w:p>
+        </w:tc>
+      </w:tr>
+      <w:tr>
+        <w:trPr>
+          <w:jc w:val="center"/>
+        </w:trPr>
+        <w:tc>
+          <w:tcPr>
+            <w:tcW w:w="0" w:type="auto"/>
+            <w:tcBorders>
+              <w:top w:val="single" w:sz="4" w:space="0" w:color="auto"/>
+              <w:left w:val="single" w:sz="4" w:space="0" w:color="auto"/>
+              <w:bottom w:val="single" w:sz="4" w:space="0" w:color="auto"/>
+              <w:right w:val="single" w:sz="4" w:space="0" w:color="auto"/>
+            </w:tcBorders>
+            <w:hideMark/>
+          </w:tcPr>
+          <w:p>
+            <w:pPr>
+              <w:rPr>
+                <w:iCs/>
+              </w:rPr>
+            </w:pPr>
+            <w:r>
+              <w:rPr>
+                <w:iCs/>
+              </w:rPr>
+              <w:t>Automatización</w:t>
+            </w:r>
+          </w:p>
+        </w:tc>
+        <w:tc>
+          <w:tcPr>
+            <w:tcW w:w="0" w:type="auto"/>
+            <w:tcBorders>
+              <w:top w:val="single" w:sz="4" w:space="0" w:color="auto"/>
+              <w:left w:val="single" w:sz="4" w:space="0" w:color="auto"/>
+              <w:bottom w:val="single" w:sz="4" w:space="0" w:color="auto"/>
+              <w:right w:val="single" w:sz="4" w:space="0" w:color="auto"/>
+            </w:tcBorders>
+            <w:hideMark/>
+          </w:tcPr>
+          <w:p>
+            <w:pPr>
+              <w:rPr>
+                <w:iCs/>
+              </w:rPr>
+            </w:pPr>
+            <w:r>
+              <w:rPr>
+                <w:iCs/>
+              </w:rPr>
+              <w:t>n8n</w:t>
+            </w:r>
+          </w:p>
+        </w:tc>
+        <w:tc>
+          <w:tcPr>
+            <w:tcW w:w="0" w:type="auto"/>
+            <w:tcBorders>
+              <w:top w:val="single" w:sz="4" w:space="0" w:color="auto"/>
+              <w:left w:val="single" w:sz="4" w:space="0" w:color="auto"/>
+              <w:bottom w:val="single" w:sz="4" w:space="0" w:color="auto"/>
+              <w:right w:val="single" w:sz="4" w:space="0" w:color="auto"/>
+            </w:tcBorders>
+            <w:hideMark/>
+          </w:tcPr>
+          <w:p>
+            <w:pPr>
+              <w:rPr>
+                <w:iCs/>
+              </w:rPr>
+            </w:pPr>
+            <w:r>
+              <w:rPr>
+                <w:iCs/>
+              </w:rPr>
+              <w:t>Recordatorios y ejecución automática de flujos</w:t>
+            </w:r>
+          </w:p>
+        </w:tc>
+      </w:tr>
+    </w:tbl>
+    <w:p>
+      <w:pPr>
+        <w:pStyle w:val="Ttulo2"/>
+        <w:rPr>
+          <w:b/>
+          <w:bCs/>
+        </w:rPr>
+      </w:pPr>
+      <w:r>
+        <w:rPr>
+          <w:b/>
+          <w:bCs/>
+        </w:rPr>
+        <w:lastRenderedPageBreak/>
+        <w:t>G) Plan de entrega 2 y riesgos.</w:t>
+      </w:r>
+    </w:p>
+    <w:p>
+      <w:pPr>
+        <w:rPr>
+          <w:iCs/>
+        </w:rPr>
+      </w:pPr>
+      <w:r>
+        <w:rPr>
+          <w:iCs/>
+        </w:rPr>
+        <w:t>Para la Entrega 2 se propone avanzar desde el diseño definido en E1 hacia una solución funcional y reproducible en localhost. El desarrollo será dividido en hitos, priorizando primero la construcción de la base de datos y las funcionalidades principales del SIG, para posteriormente incorporar analítica y automatización.</w:t>
+      </w:r>
+    </w:p>
+    <w:tbl>
+      <w:tblPr>
+        <w:tblW w:w="9209" w:type="dxa"/>
+        <w:jc w:val="center"/>
+        <w:tblBorders>
+          <w:top w:val="single" w:sz="4" w:space="0" w:color="auto"/>
+          <w:left w:val="single" w:sz="4" w:space="0" w:color="auto"/>
+          <w:bottom w:val="single" w:sz="4" w:space="0" w:color="auto"/>
+          <w:right w:val="single" w:sz="4" w:space="0" w:color="auto"/>
+          <w:insideH w:val="single" w:sz="4" w:space="0" w:color="auto"/>
+          <w:insideV w:val="single" w:sz="4" w:space="0" w:color="auto"/>
+        </w:tblBorders>
+        <w:tblLook w:val="04A0" w:firstRow="1" w:lastRow="0" w:firstColumn="1" w:lastColumn="0" w:noHBand="0" w:noVBand="1"/>
+      </w:tblPr>
+      <w:tblGrid>
+        <w:gridCol w:w="615"/>
+        <w:gridCol w:w="2266"/>
+        <w:gridCol w:w="3436"/>
+        <w:gridCol w:w="2892"/>
+      </w:tblGrid>
+      <w:tr>
+        <w:trPr>
+          <w:jc w:val="center"/>
+        </w:trPr>
+        <w:tc>
+          <w:tcPr>
+            <w:tcW w:w="0" w:type="auto"/>
+            <w:tcBorders>
+              <w:top w:val="single" w:sz="4" w:space="0" w:color="auto"/>
+              <w:left w:val="single" w:sz="4" w:space="0" w:color="auto"/>
+              <w:bottom w:val="single" w:sz="4" w:space="0" w:color="auto"/>
+              <w:right w:val="single" w:sz="4" w:space="0" w:color="auto"/>
+            </w:tcBorders>
+            <w:vAlign w:val="center"/>
+            <w:hideMark/>
+          </w:tcPr>
+          <w:p>
+            <w:pPr>
+              <w:rPr>
+                <w:bCs/>
+                <w:iCs/>
+                <w:sz w:val="22"/>
+                <w:szCs w:val="22"/>
+              </w:rPr>
+            </w:pPr>
+            <w:r>
+              <w:rPr>
+                <w:bCs/>
+                <w:sz w:val="22"/>
+                <w:szCs w:val="22"/>
+              </w:rPr>
+              <w:t>Hito</w:t>
+            </w:r>
+          </w:p>
+        </w:tc>
+        <w:tc>
+          <w:tcPr>
+            <w:tcW w:w="0" w:type="auto"/>
+            <w:tcBorders>
+              <w:top w:val="single" w:sz="4" w:space="0" w:color="auto"/>
+              <w:left w:val="single" w:sz="4" w:space="0" w:color="auto"/>
+              <w:bottom w:val="single" w:sz="4" w:space="0" w:color="auto"/>
+              <w:right w:val="single" w:sz="4" w:space="0" w:color="auto"/>
+            </w:tcBorders>
+            <w:vAlign w:val="center"/>
+            <w:hideMark/>
+          </w:tcPr>
+          <w:p>
+            <w:pPr>
+              <w:rPr>
+                <w:bCs/>
+                <w:iCs/>
+                <w:sz w:val="22"/>
+                <w:szCs w:val="22"/>
+              </w:rPr>
+            </w:pPr>
+            <w:r>
+              <w:rPr>
+                <w:bCs/>
+                <w:sz w:val="22"/>
+                <w:szCs w:val="22"/>
+              </w:rPr>
+              <w:t>Actividad principal</w:t>
+            </w:r>
+          </w:p>
+        </w:tc>
+        <w:tc>
+          <w:tcPr>
+            <w:tcW w:w="0" w:type="auto"/>
+            <w:tcBorders>
+              <w:top w:val="single" w:sz="4" w:space="0" w:color="auto"/>
+              <w:left w:val="single" w:sz="4" w:space="0" w:color="auto"/>
+              <w:bottom w:val="single" w:sz="4" w:space="0" w:color="auto"/>
+              <w:right w:val="single" w:sz="4" w:space="0" w:color="auto"/>
+            </w:tcBorders>
+            <w:vAlign w:val="center"/>
+            <w:hideMark/>
+          </w:tcPr>
+          <w:p>
+            <w:pPr>
+              <w:rPr>
+                <w:bCs/>
+                <w:iCs/>
+                <w:sz w:val="22"/>
+                <w:szCs w:val="22"/>
+              </w:rPr>
+            </w:pPr>
+            <w:r>
+              <w:rPr>
+                <w:bCs/>
+                <w:sz w:val="22"/>
+                <w:szCs w:val="22"/>
+              </w:rPr>
+              <w:t>Resultado esperado</w:t>
+            </w:r>
+          </w:p>
+        </w:tc>
+        <w:tc>
+          <w:tcPr>
+            <w:tcW w:w="2892" w:type="dxa"/>
+            <w:tcBorders>
+              <w:top w:val="single" w:sz="4" w:space="0" w:color="auto"/>
+              <w:left w:val="single" w:sz="4" w:space="0" w:color="auto"/>
+              <w:bottom w:val="single" w:sz="4" w:space="0" w:color="auto"/>
+              <w:right w:val="single" w:sz="4" w:space="0" w:color="auto"/>
+            </w:tcBorders>
+            <w:hideMark/>
+          </w:tcPr>
+          <w:p>
+            <w:pPr>
+              <w:rPr>
+                <w:iCs/>
+                <w:sz w:val="22"/>
+                <w:szCs w:val="22"/>
+              </w:rPr>
+            </w:pPr>
+            <w:r>
+              <w:rPr>
+                <w:iCs/>
+                <w:sz w:val="22"/>
+                <w:szCs w:val="22"/>
+              </w:rPr>
+              <w:t>Responsable</w:t>
+            </w:r>
+          </w:p>
+        </w:tc>
+      </w:tr>
+      <w:tr>
+        <w:trPr>
+          <w:jc w:val="center"/>
+        </w:trPr>
+        <w:tc>
+          <w:tcPr>
+            <w:tcW w:w="0" w:type="auto"/>
+            <w:tcBorders>
+              <w:top w:val="single" w:sz="4" w:space="0" w:color="auto"/>
+              <w:left w:val="single" w:sz="4" w:space="0" w:color="auto"/>
+              <w:bottom w:val="single" w:sz="4" w:space="0" w:color="auto"/>
+              <w:right w:val="single" w:sz="4" w:space="0" w:color="auto"/>
+            </w:tcBorders>
+            <w:vAlign w:val="center"/>
+            <w:hideMark/>
+          </w:tcPr>
+          <w:p>
+            <w:pPr>
+              <w:rPr>
+                <w:iCs/>
+                <w:sz w:val="22"/>
+                <w:szCs w:val="22"/>
+              </w:rPr>
+            </w:pPr>
+            <w:r>
+              <w:rPr>
+                <w:sz w:val="22"/>
+                <w:szCs w:val="22"/>
+              </w:rPr>
+              <w:t>H1</w:t>
+            </w:r>
+          </w:p>
+        </w:tc>
+        <w:tc>
+          <w:tcPr>
+            <w:tcW w:w="0" w:type="auto"/>
+            <w:tcBorders>
+              <w:top w:val="single" w:sz="4" w:space="0" w:color="auto"/>
+              <w:left w:val="single" w:sz="4" w:space="0" w:color="auto"/>
+              <w:bottom w:val="single" w:sz="4" w:space="0" w:color="auto"/>
+              <w:right w:val="single" w:sz="4" w:space="0" w:color="auto"/>
+            </w:tcBorders>
+            <w:vAlign w:val="center"/>
+            <w:hideMark/>
+          </w:tcPr>
+          <w:p>
+            <w:pPr>
+              <w:rPr>
+                <w:iCs/>
+                <w:sz w:val="22"/>
+                <w:szCs w:val="22"/>
+              </w:rPr>
+            </w:pPr>
+            <w:r>
+              <w:rPr>
+                <w:sz w:val="22"/>
+                <w:szCs w:val="22"/>
+              </w:rPr>
+              <w:t>Refinamiento del modelo de datos</w:t>
+            </w:r>
+          </w:p>
+        </w:tc>
+        <w:tc>
+          <w:tcPr>
+            <w:tcW w:w="0" w:type="auto"/>
+            <w:tcBorders>
+              <w:top w:val="single" w:sz="4" w:space="0" w:color="auto"/>
+              <w:left w:val="single" w:sz="4" w:space="0" w:color="auto"/>
+              <w:bottom w:val="single" w:sz="4" w:space="0" w:color="auto"/>
+              <w:right w:val="single" w:sz="4" w:space="0" w:color="auto"/>
+            </w:tcBorders>
+            <w:vAlign w:val="center"/>
+            <w:hideMark/>
+          </w:tcPr>
+          <w:p>
+            <w:pPr>
+              <w:rPr>
+                <w:iCs/>
+                <w:sz w:val="22"/>
+                <w:szCs w:val="22"/>
+              </w:rPr>
+            </w:pPr>
+            <w:r>
+              <w:rPr>
+                <w:sz w:val="22"/>
+                <w:szCs w:val="22"/>
+              </w:rPr>
+              <w:t>ER definitivo y normalizado hasta 3FN</w:t>
+            </w:r>
+          </w:p>
+        </w:tc>
+        <w:tc>
+          <w:tcPr>
+            <w:tcW w:w="2892" w:type="dxa"/>
+            <w:tcBorders>
+              <w:top w:val="single" w:sz="4" w:space="0" w:color="auto"/>
+              <w:left w:val="single" w:sz="4" w:space="0" w:color="auto"/>
+              <w:bottom w:val="single" w:sz="4" w:space="0" w:color="auto"/>
+              <w:right w:val="single" w:sz="4" w:space="0" w:color="auto"/>
+            </w:tcBorders>
+            <w:hideMark/>
+          </w:tcPr>
+          <w:p>
+            <w:pPr>
+              <w:rPr>
+                <w:iCs/>
+                <w:sz w:val="22"/>
+                <w:szCs w:val="22"/>
+              </w:rPr>
+            </w:pPr>
+            <w:r>
+              <w:rPr>
+                <w:iCs/>
+                <w:sz w:val="22"/>
+                <w:szCs w:val="22"/>
+              </w:rPr>
+              <w:t>Owen Oviedo</w:t>
+            </w:r>
+          </w:p>
+        </w:tc>
+      </w:tr>
+      <w:tr>
+        <w:trPr>
+          <w:jc w:val="center"/>
+        </w:trPr>
+        <w:tc>
+          <w:tcPr>
+            <w:tcW w:w="0" w:type="auto"/>
+            <w:tcBorders>
+              <w:top w:val="single" w:sz="4" w:space="0" w:color="auto"/>
+              <w:left w:val="single" w:sz="4" w:space="0" w:color="auto"/>
+              <w:bottom w:val="single" w:sz="4" w:space="0" w:color="auto"/>
+              <w:right w:val="single" w:sz="4" w:space="0" w:color="auto"/>
+            </w:tcBorders>
+            <w:vAlign w:val="center"/>
+            <w:hideMark/>
+          </w:tcPr>
+          <w:p>
+            <w:pPr>
+              <w:rPr>
+                <w:iCs/>
+                <w:sz w:val="22"/>
+                <w:szCs w:val="22"/>
+              </w:rPr>
+            </w:pPr>
+            <w:r>
+              <w:rPr>
+                <w:sz w:val="22"/>
+                <w:szCs w:val="22"/>
+              </w:rPr>
+              <w:t>H2</w:t>
+            </w:r>
+          </w:p>
+        </w:tc>
+        <w:tc>
+          <w:tcPr>
+            <w:tcW w:w="0" w:type="auto"/>
+            <w:tcBorders>
+              <w:top w:val="single" w:sz="4" w:space="0" w:color="auto"/>
+              <w:left w:val="single" w:sz="4" w:space="0" w:color="auto"/>
+              <w:bottom w:val="single" w:sz="4" w:space="0" w:color="auto"/>
+              <w:right w:val="single" w:sz="4" w:space="0" w:color="auto"/>
+            </w:tcBorders>
+            <w:vAlign w:val="center"/>
+            <w:hideMark/>
+          </w:tcPr>
+          <w:p>
+            <w:pPr>
+              <w:rPr>
+                <w:iCs/>
+                <w:sz w:val="22"/>
+                <w:szCs w:val="22"/>
+              </w:rPr>
+            </w:pPr>
+            <w:r>
+              <w:rPr>
+                <w:sz w:val="22"/>
+                <w:szCs w:val="22"/>
+              </w:rPr>
+              <w:t>Implementación de la base de datos</w:t>
+            </w:r>
+          </w:p>
+        </w:tc>
+        <w:tc>
+          <w:tcPr>
+            <w:tcW w:w="0" w:type="auto"/>
+            <w:tcBorders>
+              <w:top w:val="single" w:sz="4" w:space="0" w:color="auto"/>
+              <w:left w:val="single" w:sz="4" w:space="0" w:color="auto"/>
+              <w:bottom w:val="single" w:sz="4" w:space="0" w:color="auto"/>
+              <w:right w:val="single" w:sz="4" w:space="0" w:color="auto"/>
+            </w:tcBorders>
+            <w:vAlign w:val="center"/>
+            <w:hideMark/>
+          </w:tcPr>
+          <w:p>
+            <w:pPr>
+              <w:rPr>
+                <w:iCs/>
+                <w:sz w:val="22"/>
+                <w:szCs w:val="22"/>
+              </w:rPr>
+            </w:pPr>
+            <w:proofErr w:type="spellStart"/>
+            <w:r>
+              <w:rPr>
+                <w:sz w:val="22"/>
+                <w:szCs w:val="22"/>
+              </w:rPr>
+              <w:t>schema.sql</w:t>
+            </w:r>
+            <w:proofErr w:type="spellEnd"/>
+            <w:r>
+              <w:rPr>
+                <w:sz w:val="22"/>
+                <w:szCs w:val="22"/>
+              </w:rPr>
+              <w:t xml:space="preserve"> ejecutable con tablas, PK, FK y restricciones</w:t>
+            </w:r>
+          </w:p>
+        </w:tc>
+        <w:tc>
+          <w:tcPr>
+            <w:tcW w:w="2892" w:type="dxa"/>
+            <w:tcBorders>
+              <w:top w:val="single" w:sz="4" w:space="0" w:color="auto"/>
+              <w:left w:val="single" w:sz="4" w:space="0" w:color="auto"/>
+              <w:bottom w:val="single" w:sz="4" w:space="0" w:color="auto"/>
+              <w:right w:val="single" w:sz="4" w:space="0" w:color="auto"/>
+            </w:tcBorders>
+            <w:hideMark/>
+          </w:tcPr>
+          <w:p>
+            <w:pPr>
+              <w:rPr>
+                <w:iCs/>
+                <w:sz w:val="22"/>
+                <w:szCs w:val="22"/>
+              </w:rPr>
+            </w:pPr>
+            <w:r>
+              <w:rPr>
+                <w:iCs/>
+                <w:sz w:val="22"/>
+                <w:szCs w:val="22"/>
+              </w:rPr>
+              <w:t>Juan Andrade</w:t>
+            </w:r>
+          </w:p>
+        </w:tc>
+      </w:tr>
+      <w:tr>
+        <w:trPr>
+          <w:jc w:val="center"/>
+        </w:trPr>
+        <w:tc>
+          <w:tcPr>
+            <w:tcW w:w="0" w:type="auto"/>
+            <w:tcBorders>
+              <w:top w:val="single" w:sz="4" w:space="0" w:color="auto"/>
+              <w:left w:val="single" w:sz="4" w:space="0" w:color="auto"/>
+              <w:bottom w:val="single" w:sz="4" w:space="0" w:color="auto"/>
+              <w:right w:val="single" w:sz="4" w:space="0" w:color="auto"/>
+            </w:tcBorders>
+            <w:vAlign w:val="center"/>
+            <w:hideMark/>
+          </w:tcPr>
+          <w:p>
+            <w:pPr>
+              <w:rPr>
+                <w:iCs/>
+                <w:sz w:val="22"/>
+                <w:szCs w:val="22"/>
+              </w:rPr>
+            </w:pPr>
+            <w:r>
+              <w:rPr>
+                <w:sz w:val="22"/>
+                <w:szCs w:val="22"/>
+              </w:rPr>
+              <w:t>H3</w:t>
+            </w:r>
+          </w:p>
+        </w:tc>
+        <w:tc>
+          <w:tcPr>
+            <w:tcW w:w="0" w:type="auto"/>
+            <w:tcBorders>
+              <w:top w:val="single" w:sz="4" w:space="0" w:color="auto"/>
+              <w:left w:val="single" w:sz="4" w:space="0" w:color="auto"/>
+              <w:bottom w:val="single" w:sz="4" w:space="0" w:color="auto"/>
+              <w:right w:val="single" w:sz="4" w:space="0" w:color="auto"/>
+            </w:tcBorders>
+            <w:vAlign w:val="center"/>
+            <w:hideMark/>
+          </w:tcPr>
+          <w:p>
+            <w:pPr>
+              <w:rPr>
+                <w:iCs/>
+                <w:sz w:val="22"/>
+                <w:szCs w:val="22"/>
+              </w:rPr>
+            </w:pPr>
+            <w:r>
+              <w:rPr>
+                <w:sz w:val="22"/>
+                <w:szCs w:val="22"/>
+              </w:rPr>
+              <w:t>Preparación de datos</w:t>
+            </w:r>
+          </w:p>
+        </w:tc>
+        <w:tc>
+          <w:tcPr>
+            <w:tcW w:w="0" w:type="auto"/>
+            <w:tcBorders>
+              <w:top w:val="single" w:sz="4" w:space="0" w:color="auto"/>
+              <w:left w:val="single" w:sz="4" w:space="0" w:color="auto"/>
+              <w:bottom w:val="single" w:sz="4" w:space="0" w:color="auto"/>
+              <w:right w:val="single" w:sz="4" w:space="0" w:color="auto"/>
+            </w:tcBorders>
+            <w:vAlign w:val="center"/>
+            <w:hideMark/>
+          </w:tcPr>
+          <w:p>
+            <w:pPr>
+              <w:rPr>
+                <w:iCs/>
+                <w:sz w:val="22"/>
+                <w:szCs w:val="22"/>
+              </w:rPr>
+            </w:pPr>
+            <w:proofErr w:type="spellStart"/>
+            <w:r>
+              <w:rPr>
+                <w:sz w:val="22"/>
+                <w:szCs w:val="22"/>
+              </w:rPr>
+              <w:t>seed.sql</w:t>
+            </w:r>
+            <w:proofErr w:type="spellEnd"/>
+            <w:r>
+              <w:rPr>
+                <w:sz w:val="22"/>
+                <w:szCs w:val="22"/>
+              </w:rPr>
+              <w:t xml:space="preserve"> con datos de prueba coherentes con el caso</w:t>
+            </w:r>
+          </w:p>
+        </w:tc>
+        <w:tc>
+          <w:tcPr>
+            <w:tcW w:w="2892" w:type="dxa"/>
+            <w:tcBorders>
+              <w:top w:val="single" w:sz="4" w:space="0" w:color="auto"/>
+              <w:left w:val="single" w:sz="4" w:space="0" w:color="auto"/>
+              <w:bottom w:val="single" w:sz="4" w:space="0" w:color="auto"/>
+              <w:right w:val="single" w:sz="4" w:space="0" w:color="auto"/>
+            </w:tcBorders>
+            <w:hideMark/>
+          </w:tcPr>
+          <w:p>
+            <w:pPr>
+              <w:rPr>
+                <w:iCs/>
+                <w:sz w:val="22"/>
+                <w:szCs w:val="22"/>
+              </w:rPr>
+            </w:pPr>
+            <w:r>
+              <w:rPr>
+                <w:iCs/>
+                <w:sz w:val="22"/>
+                <w:szCs w:val="22"/>
+              </w:rPr>
+              <w:t>Camilo Rivano</w:t>
+            </w:r>
+          </w:p>
+        </w:tc>
+      </w:tr>
+      <w:tr>
+        <w:trPr>
+          <w:jc w:val="center"/>
+        </w:trPr>
+        <w:tc>
+          <w:tcPr>
+            <w:tcW w:w="0" w:type="auto"/>
+            <w:tcBorders>
+              <w:top w:val="single" w:sz="4" w:space="0" w:color="auto"/>
+              <w:left w:val="single" w:sz="4" w:space="0" w:color="auto"/>
+              <w:bottom w:val="single" w:sz="4" w:space="0" w:color="auto"/>
+              <w:right w:val="single" w:sz="4" w:space="0" w:color="auto"/>
+            </w:tcBorders>
+            <w:vAlign w:val="center"/>
+            <w:hideMark/>
+          </w:tcPr>
+          <w:p>
+            <w:pPr>
+              <w:rPr>
+                <w:iCs/>
+                <w:sz w:val="22"/>
+                <w:szCs w:val="22"/>
+              </w:rPr>
+            </w:pPr>
+            <w:r>
+              <w:rPr>
+                <w:sz w:val="22"/>
+                <w:szCs w:val="22"/>
+              </w:rPr>
+              <w:t>H4</w:t>
+            </w:r>
+          </w:p>
+        </w:tc>
+        <w:tc>
+          <w:tcPr>
+            <w:tcW w:w="0" w:type="auto"/>
+            <w:tcBorders>
+              <w:top w:val="single" w:sz="4" w:space="0" w:color="auto"/>
+              <w:left w:val="single" w:sz="4" w:space="0" w:color="auto"/>
+              <w:bottom w:val="single" w:sz="4" w:space="0" w:color="auto"/>
+              <w:right w:val="single" w:sz="4" w:space="0" w:color="auto"/>
+            </w:tcBorders>
+            <w:vAlign w:val="center"/>
+            <w:hideMark/>
+          </w:tcPr>
+          <w:p>
+            <w:pPr>
+              <w:rPr>
+                <w:iCs/>
+                <w:sz w:val="22"/>
+                <w:szCs w:val="22"/>
+              </w:rPr>
+            </w:pPr>
+            <w:r>
+              <w:rPr>
+                <w:sz w:val="22"/>
+                <w:szCs w:val="22"/>
+              </w:rPr>
+              <w:t>Desarrollo de interfaz</w:t>
+            </w:r>
+          </w:p>
+        </w:tc>
+        <w:tc>
+          <w:tcPr>
+            <w:tcW w:w="0" w:type="auto"/>
+            <w:tcBorders>
+              <w:top w:val="single" w:sz="4" w:space="0" w:color="auto"/>
+              <w:left w:val="single" w:sz="4" w:space="0" w:color="auto"/>
+              <w:bottom w:val="single" w:sz="4" w:space="0" w:color="auto"/>
+              <w:right w:val="single" w:sz="4" w:space="0" w:color="auto"/>
+            </w:tcBorders>
+            <w:vAlign w:val="center"/>
+            <w:hideMark/>
+          </w:tcPr>
+          <w:p>
+            <w:pPr>
+              <w:rPr>
+                <w:iCs/>
+                <w:sz w:val="22"/>
+                <w:szCs w:val="22"/>
+              </w:rPr>
+            </w:pPr>
+            <w:r>
+              <w:rPr>
+                <w:sz w:val="22"/>
+                <w:szCs w:val="22"/>
+              </w:rPr>
+              <w:t>Aplicación local para registrar y consultar información</w:t>
+            </w:r>
+          </w:p>
+        </w:tc>
+        <w:tc>
+          <w:tcPr>
+            <w:tcW w:w="2892" w:type="dxa"/>
+            <w:tcBorders>
+              <w:top w:val="single" w:sz="4" w:space="0" w:color="auto"/>
+              <w:left w:val="single" w:sz="4" w:space="0" w:color="auto"/>
+              <w:bottom w:val="single" w:sz="4" w:space="0" w:color="auto"/>
+              <w:right w:val="single" w:sz="4" w:space="0" w:color="auto"/>
+            </w:tcBorders>
+            <w:hideMark/>
+          </w:tcPr>
+          <w:p>
+            <w:pPr>
+              <w:rPr>
+                <w:iCs/>
+                <w:sz w:val="22"/>
+                <w:szCs w:val="22"/>
+              </w:rPr>
+            </w:pPr>
+            <w:r>
+              <w:rPr>
+                <w:iCs/>
+                <w:sz w:val="22"/>
+                <w:szCs w:val="22"/>
+              </w:rPr>
+              <w:t>Juan Sánchez</w:t>
+            </w:r>
+          </w:p>
+        </w:tc>
+      </w:tr>
+      <w:tr>
+        <w:trPr>
+          <w:jc w:val="center"/>
+        </w:trPr>
+        <w:tc>
+          <w:tcPr>
+            <w:tcW w:w="0" w:type="auto"/>
+            <w:tcBorders>
+              <w:top w:val="single" w:sz="4" w:space="0" w:color="auto"/>
+              <w:left w:val="single" w:sz="4" w:space="0" w:color="auto"/>
+              <w:bottom w:val="single" w:sz="4" w:space="0" w:color="auto"/>
+              <w:right w:val="single" w:sz="4" w:space="0" w:color="auto"/>
+            </w:tcBorders>
+            <w:vAlign w:val="center"/>
+            <w:hideMark/>
+          </w:tcPr>
+          <w:p>
+            <w:pPr>
+              <w:rPr>
+                <w:iCs/>
+                <w:sz w:val="22"/>
+                <w:szCs w:val="22"/>
+              </w:rPr>
+            </w:pPr>
+            <w:r>
+              <w:rPr>
+                <w:sz w:val="22"/>
+                <w:szCs w:val="22"/>
+              </w:rPr>
+              <w:t>H5</w:t>
+            </w:r>
+          </w:p>
+        </w:tc>
+        <w:tc>
+          <w:tcPr>
+            <w:tcW w:w="0" w:type="auto"/>
+            <w:tcBorders>
+              <w:top w:val="single" w:sz="4" w:space="0" w:color="auto"/>
+              <w:left w:val="single" w:sz="4" w:space="0" w:color="auto"/>
+              <w:bottom w:val="single" w:sz="4" w:space="0" w:color="auto"/>
+              <w:right w:val="single" w:sz="4" w:space="0" w:color="auto"/>
+            </w:tcBorders>
+            <w:vAlign w:val="center"/>
+            <w:hideMark/>
+          </w:tcPr>
+          <w:p>
+            <w:pPr>
+              <w:rPr>
+                <w:iCs/>
+                <w:sz w:val="22"/>
+                <w:szCs w:val="22"/>
+              </w:rPr>
+            </w:pPr>
+            <w:r>
+              <w:rPr>
+                <w:sz w:val="22"/>
+                <w:szCs w:val="22"/>
+              </w:rPr>
+              <w:t>Consultas de negocio</w:t>
+            </w:r>
+          </w:p>
+        </w:tc>
+        <w:tc>
+          <w:tcPr>
+            <w:tcW w:w="0" w:type="auto"/>
+            <w:tcBorders>
+              <w:top w:val="single" w:sz="4" w:space="0" w:color="auto"/>
+              <w:left w:val="single" w:sz="4" w:space="0" w:color="auto"/>
+              <w:bottom w:val="single" w:sz="4" w:space="0" w:color="auto"/>
+              <w:right w:val="single" w:sz="4" w:space="0" w:color="auto"/>
+            </w:tcBorders>
+            <w:vAlign w:val="center"/>
+            <w:hideMark/>
+          </w:tcPr>
+          <w:p>
+            <w:pPr>
+              <w:rPr>
+                <w:iCs/>
+                <w:sz w:val="22"/>
+                <w:szCs w:val="22"/>
+              </w:rPr>
+            </w:pPr>
+            <w:r>
+              <w:rPr>
+                <w:sz w:val="22"/>
+                <w:szCs w:val="22"/>
+              </w:rPr>
+              <w:t>Al menos tres consultas SQL asociadas al problema</w:t>
+            </w:r>
+          </w:p>
+        </w:tc>
+        <w:tc>
+          <w:tcPr>
+            <w:tcW w:w="2892" w:type="dxa"/>
+            <w:tcBorders>
+              <w:top w:val="single" w:sz="4" w:space="0" w:color="auto"/>
+              <w:left w:val="single" w:sz="4" w:space="0" w:color="auto"/>
+              <w:bottom w:val="single" w:sz="4" w:space="0" w:color="auto"/>
+              <w:right w:val="single" w:sz="4" w:space="0" w:color="auto"/>
+            </w:tcBorders>
+            <w:hideMark/>
+          </w:tcPr>
+          <w:p>
+            <w:pPr>
+              <w:rPr>
+                <w:iCs/>
+                <w:sz w:val="22"/>
+                <w:szCs w:val="22"/>
+              </w:rPr>
+            </w:pPr>
+            <w:r>
+              <w:rPr>
+                <w:iCs/>
+                <w:sz w:val="22"/>
+                <w:szCs w:val="22"/>
+              </w:rPr>
+              <w:t>Camilo Rivano</w:t>
+            </w:r>
+          </w:p>
+        </w:tc>
+      </w:tr>
+      <w:tr>
+        <w:trPr>
+          <w:jc w:val="center"/>
+        </w:trPr>
+        <w:tc>
+          <w:tcPr>
+            <w:tcW w:w="0" w:type="auto"/>
+            <w:tcBorders>
+              <w:top w:val="single" w:sz="4" w:space="0" w:color="auto"/>
+              <w:left w:val="single" w:sz="4" w:space="0" w:color="auto"/>
+              <w:bottom w:val="single" w:sz="4" w:space="0" w:color="auto"/>
+              <w:right w:val="single" w:sz="4" w:space="0" w:color="auto"/>
+            </w:tcBorders>
+            <w:vAlign w:val="center"/>
+            <w:hideMark/>
+          </w:tcPr>
+          <w:p>
+            <w:pPr>
+              <w:rPr>
+                <w:iCs/>
+                <w:sz w:val="22"/>
+                <w:szCs w:val="22"/>
+              </w:rPr>
+            </w:pPr>
+            <w:r>
+              <w:rPr>
+                <w:sz w:val="22"/>
+                <w:szCs w:val="22"/>
+              </w:rPr>
+              <w:t>H6</w:t>
+            </w:r>
+          </w:p>
+        </w:tc>
+        <w:tc>
+          <w:tcPr>
+            <w:tcW w:w="0" w:type="auto"/>
+            <w:tcBorders>
+              <w:top w:val="single" w:sz="4" w:space="0" w:color="auto"/>
+              <w:left w:val="single" w:sz="4" w:space="0" w:color="auto"/>
+              <w:bottom w:val="single" w:sz="4" w:space="0" w:color="auto"/>
+              <w:right w:val="single" w:sz="4" w:space="0" w:color="auto"/>
+            </w:tcBorders>
+            <w:vAlign w:val="center"/>
+            <w:hideMark/>
+          </w:tcPr>
+          <w:p>
+            <w:pPr>
+              <w:rPr>
+                <w:iCs/>
+                <w:sz w:val="22"/>
+                <w:szCs w:val="22"/>
+              </w:rPr>
+            </w:pPr>
+            <w:r>
+              <w:rPr>
+                <w:sz w:val="22"/>
+                <w:szCs w:val="22"/>
+              </w:rPr>
+              <w:t>Implementación de KPI</w:t>
+            </w:r>
+          </w:p>
+        </w:tc>
+        <w:tc>
+          <w:tcPr>
+            <w:tcW w:w="0" w:type="auto"/>
+            <w:tcBorders>
+              <w:top w:val="single" w:sz="4" w:space="0" w:color="auto"/>
+              <w:left w:val="single" w:sz="4" w:space="0" w:color="auto"/>
+              <w:bottom w:val="single" w:sz="4" w:space="0" w:color="auto"/>
+              <w:right w:val="single" w:sz="4" w:space="0" w:color="auto"/>
+            </w:tcBorders>
+            <w:vAlign w:val="center"/>
+            <w:hideMark/>
+          </w:tcPr>
+          <w:p>
+            <w:pPr>
+              <w:rPr>
+                <w:iCs/>
+                <w:sz w:val="22"/>
+                <w:szCs w:val="22"/>
+              </w:rPr>
+            </w:pPr>
+            <w:r>
+              <w:rPr>
+                <w:sz w:val="22"/>
+                <w:szCs w:val="22"/>
+              </w:rPr>
+              <w:t>Dashboard de Power BI conectado a los datos</w:t>
+            </w:r>
+          </w:p>
+        </w:tc>
+        <w:tc>
+          <w:tcPr>
+            <w:tcW w:w="2892" w:type="dxa"/>
+            <w:tcBorders>
+              <w:top w:val="single" w:sz="4" w:space="0" w:color="auto"/>
+              <w:left w:val="single" w:sz="4" w:space="0" w:color="auto"/>
+              <w:bottom w:val="single" w:sz="4" w:space="0" w:color="auto"/>
+              <w:right w:val="single" w:sz="4" w:space="0" w:color="auto"/>
+            </w:tcBorders>
+            <w:hideMark/>
+          </w:tcPr>
+          <w:p>
+            <w:pPr>
+              <w:rPr>
+                <w:iCs/>
+                <w:sz w:val="22"/>
+                <w:szCs w:val="22"/>
+              </w:rPr>
+            </w:pPr>
+            <w:r>
+              <w:rPr>
+                <w:iCs/>
+                <w:sz w:val="22"/>
+                <w:szCs w:val="22"/>
+              </w:rPr>
+              <w:t>Juan Sánchez</w:t>
+            </w:r>
+          </w:p>
+        </w:tc>
+      </w:tr>
+      <w:tr>
+        <w:trPr>
+          <w:jc w:val="center"/>
+        </w:trPr>
+        <w:tc>
+          <w:tcPr>
+            <w:tcW w:w="0" w:type="auto"/>
+            <w:tcBorders>
+              <w:top w:val="single" w:sz="4" w:space="0" w:color="auto"/>
+              <w:left w:val="single" w:sz="4" w:space="0" w:color="auto"/>
+              <w:bottom w:val="single" w:sz="4" w:space="0" w:color="auto"/>
+              <w:right w:val="single" w:sz="4" w:space="0" w:color="auto"/>
+            </w:tcBorders>
+            <w:vAlign w:val="center"/>
+            <w:hideMark/>
+          </w:tcPr>
+          <w:p>
+            <w:pPr>
+              <w:rPr>
+                <w:iCs/>
+                <w:sz w:val="22"/>
+                <w:szCs w:val="22"/>
+              </w:rPr>
+            </w:pPr>
+            <w:r>
+              <w:rPr>
+                <w:sz w:val="22"/>
+                <w:szCs w:val="22"/>
+              </w:rPr>
+              <w:t>H7</w:t>
+            </w:r>
+          </w:p>
+        </w:tc>
+        <w:tc>
+          <w:tcPr>
+            <w:tcW w:w="0" w:type="auto"/>
+            <w:tcBorders>
+              <w:top w:val="single" w:sz="4" w:space="0" w:color="auto"/>
+              <w:left w:val="single" w:sz="4" w:space="0" w:color="auto"/>
+              <w:bottom w:val="single" w:sz="4" w:space="0" w:color="auto"/>
+              <w:right w:val="single" w:sz="4" w:space="0" w:color="auto"/>
+            </w:tcBorders>
+            <w:vAlign w:val="center"/>
+            <w:hideMark/>
+          </w:tcPr>
+          <w:p>
+            <w:pPr>
+              <w:rPr>
+                <w:iCs/>
+                <w:sz w:val="22"/>
+                <w:szCs w:val="22"/>
+              </w:rPr>
+            </w:pPr>
+            <w:r>
+              <w:rPr>
+                <w:sz w:val="22"/>
+                <w:szCs w:val="22"/>
+              </w:rPr>
+              <w:t>Automatización Nivel 1</w:t>
+            </w:r>
+          </w:p>
+        </w:tc>
+        <w:tc>
+          <w:tcPr>
+            <w:tcW w:w="0" w:type="auto"/>
+            <w:tcBorders>
+              <w:top w:val="single" w:sz="4" w:space="0" w:color="auto"/>
+              <w:left w:val="single" w:sz="4" w:space="0" w:color="auto"/>
+              <w:bottom w:val="single" w:sz="4" w:space="0" w:color="auto"/>
+              <w:right w:val="single" w:sz="4" w:space="0" w:color="auto"/>
+            </w:tcBorders>
+            <w:vAlign w:val="center"/>
+            <w:hideMark/>
+          </w:tcPr>
+          <w:p>
+            <w:pPr>
+              <w:rPr>
+                <w:iCs/>
+                <w:sz w:val="22"/>
+                <w:szCs w:val="22"/>
+              </w:rPr>
+            </w:pPr>
+            <w:r>
+              <w:rPr>
+                <w:sz w:val="22"/>
+                <w:szCs w:val="22"/>
+              </w:rPr>
+              <w:t>Recordatorios automáticos de registros pendientes</w:t>
+            </w:r>
+          </w:p>
+        </w:tc>
+        <w:tc>
+          <w:tcPr>
+            <w:tcW w:w="2892" w:type="dxa"/>
+            <w:tcBorders>
+              <w:top w:val="single" w:sz="4" w:space="0" w:color="auto"/>
+              <w:left w:val="single" w:sz="4" w:space="0" w:color="auto"/>
+              <w:bottom w:val="single" w:sz="4" w:space="0" w:color="auto"/>
+              <w:right w:val="single" w:sz="4" w:space="0" w:color="auto"/>
+            </w:tcBorders>
+            <w:hideMark/>
+          </w:tcPr>
+          <w:p>
+            <w:pPr>
+              <w:rPr>
+                <w:iCs/>
+                <w:sz w:val="22"/>
+                <w:szCs w:val="22"/>
+              </w:rPr>
+            </w:pPr>
+            <w:r>
+              <w:rPr>
+                <w:iCs/>
+                <w:sz w:val="22"/>
+                <w:szCs w:val="22"/>
+              </w:rPr>
+              <w:t>Owen Oviedo</w:t>
+            </w:r>
+          </w:p>
+        </w:tc>
+      </w:tr>
+      <w:tr>
+        <w:trPr>
+          <w:jc w:val="center"/>
+        </w:trPr>
+        <w:tc>
+          <w:tcPr>
+            <w:tcW w:w="0" w:type="auto"/>
+            <w:tcBorders>
+              <w:top w:val="single" w:sz="4" w:space="0" w:color="auto"/>
+              <w:left w:val="single" w:sz="4" w:space="0" w:color="auto"/>
+              <w:bottom w:val="single" w:sz="4" w:space="0" w:color="auto"/>
+              <w:right w:val="single" w:sz="4" w:space="0" w:color="auto"/>
+            </w:tcBorders>
+            <w:vAlign w:val="center"/>
+            <w:hideMark/>
+          </w:tcPr>
+          <w:p>
+            <w:pPr>
+              <w:rPr>
+                <w:iCs/>
+                <w:sz w:val="22"/>
+                <w:szCs w:val="22"/>
+              </w:rPr>
+            </w:pPr>
+            <w:r>
+              <w:rPr>
+                <w:sz w:val="22"/>
+                <w:szCs w:val="22"/>
+              </w:rPr>
+              <w:t>H8</w:t>
+            </w:r>
+          </w:p>
+        </w:tc>
+        <w:tc>
+          <w:tcPr>
+            <w:tcW w:w="0" w:type="auto"/>
+            <w:tcBorders>
+              <w:top w:val="single" w:sz="4" w:space="0" w:color="auto"/>
+              <w:left w:val="single" w:sz="4" w:space="0" w:color="auto"/>
+              <w:bottom w:val="single" w:sz="4" w:space="0" w:color="auto"/>
+              <w:right w:val="single" w:sz="4" w:space="0" w:color="auto"/>
+            </w:tcBorders>
+            <w:vAlign w:val="center"/>
+            <w:hideMark/>
+          </w:tcPr>
+          <w:p>
+            <w:pPr>
+              <w:rPr>
+                <w:iCs/>
+                <w:sz w:val="22"/>
+                <w:szCs w:val="22"/>
+              </w:rPr>
+            </w:pPr>
+            <w:r>
+              <w:rPr>
+                <w:sz w:val="22"/>
+                <w:szCs w:val="22"/>
+              </w:rPr>
+              <w:t>Automatización Nivel 2</w:t>
+            </w:r>
+          </w:p>
+        </w:tc>
+        <w:tc>
+          <w:tcPr>
+            <w:tcW w:w="0" w:type="auto"/>
+            <w:tcBorders>
+              <w:top w:val="single" w:sz="4" w:space="0" w:color="auto"/>
+              <w:left w:val="single" w:sz="4" w:space="0" w:color="auto"/>
+              <w:bottom w:val="single" w:sz="4" w:space="0" w:color="auto"/>
+              <w:right w:val="single" w:sz="4" w:space="0" w:color="auto"/>
+            </w:tcBorders>
+            <w:vAlign w:val="center"/>
+            <w:hideMark/>
+          </w:tcPr>
+          <w:p>
+            <w:pPr>
+              <w:rPr>
+                <w:iCs/>
+                <w:sz w:val="22"/>
+                <w:szCs w:val="22"/>
+              </w:rPr>
+            </w:pPr>
+            <w:r>
+              <w:rPr>
+                <w:sz w:val="22"/>
+                <w:szCs w:val="22"/>
+              </w:rPr>
+              <w:t>Cálculo de reposición sugerida de pan con validación humana</w:t>
+            </w:r>
+          </w:p>
+        </w:tc>
+        <w:tc>
+          <w:tcPr>
+            <w:tcW w:w="2892" w:type="dxa"/>
+            <w:tcBorders>
+              <w:top w:val="single" w:sz="4" w:space="0" w:color="auto"/>
+              <w:left w:val="single" w:sz="4" w:space="0" w:color="auto"/>
+              <w:bottom w:val="single" w:sz="4" w:space="0" w:color="auto"/>
+              <w:right w:val="single" w:sz="4" w:space="0" w:color="auto"/>
+            </w:tcBorders>
+            <w:hideMark/>
+          </w:tcPr>
+          <w:p>
+            <w:pPr>
+              <w:rPr>
+                <w:iCs/>
+                <w:sz w:val="22"/>
+                <w:szCs w:val="22"/>
+              </w:rPr>
+            </w:pPr>
+            <w:r>
+              <w:rPr>
+                <w:iCs/>
+                <w:sz w:val="22"/>
+                <w:szCs w:val="22"/>
+              </w:rPr>
+              <w:t>Juan Andrade</w:t>
+            </w:r>
+          </w:p>
+        </w:tc>
+      </w:tr>
+      <w:tr>
+        <w:trPr>
+          <w:jc w:val="center"/>
+        </w:trPr>
+        <w:tc>
+          <w:tcPr>
+            <w:tcW w:w="0" w:type="auto"/>
+            <w:tcBorders>
+              <w:top w:val="single" w:sz="4" w:space="0" w:color="auto"/>
+              <w:left w:val="single" w:sz="4" w:space="0" w:color="auto"/>
+              <w:bottom w:val="single" w:sz="4" w:space="0" w:color="auto"/>
+              <w:right w:val="single" w:sz="4" w:space="0" w:color="auto"/>
+            </w:tcBorders>
+            <w:vAlign w:val="center"/>
+            <w:hideMark/>
+          </w:tcPr>
+          <w:p>
+            <w:pPr>
+              <w:rPr>
+                <w:iCs/>
+                <w:sz w:val="22"/>
+                <w:szCs w:val="22"/>
+              </w:rPr>
+            </w:pPr>
+            <w:r>
+              <w:rPr>
+                <w:sz w:val="22"/>
+                <w:szCs w:val="22"/>
+              </w:rPr>
+              <w:t>H9</w:t>
+            </w:r>
+          </w:p>
+        </w:tc>
+        <w:tc>
+          <w:tcPr>
+            <w:tcW w:w="0" w:type="auto"/>
+            <w:tcBorders>
+              <w:top w:val="single" w:sz="4" w:space="0" w:color="auto"/>
+              <w:left w:val="single" w:sz="4" w:space="0" w:color="auto"/>
+              <w:bottom w:val="single" w:sz="4" w:space="0" w:color="auto"/>
+              <w:right w:val="single" w:sz="4" w:space="0" w:color="auto"/>
+            </w:tcBorders>
+            <w:vAlign w:val="center"/>
+            <w:hideMark/>
+          </w:tcPr>
+          <w:p>
+            <w:pPr>
+              <w:rPr>
+                <w:iCs/>
+                <w:sz w:val="22"/>
+                <w:szCs w:val="22"/>
+              </w:rPr>
+            </w:pPr>
+            <w:r>
+              <w:rPr>
+                <w:sz w:val="22"/>
+                <w:szCs w:val="22"/>
+              </w:rPr>
+              <w:t>Integración</w:t>
+            </w:r>
+          </w:p>
+        </w:tc>
+        <w:tc>
+          <w:tcPr>
+            <w:tcW w:w="0" w:type="auto"/>
+            <w:tcBorders>
+              <w:top w:val="single" w:sz="4" w:space="0" w:color="auto"/>
+              <w:left w:val="single" w:sz="4" w:space="0" w:color="auto"/>
+              <w:bottom w:val="single" w:sz="4" w:space="0" w:color="auto"/>
+              <w:right w:val="single" w:sz="4" w:space="0" w:color="auto"/>
+            </w:tcBorders>
+            <w:vAlign w:val="center"/>
+            <w:hideMark/>
+          </w:tcPr>
+          <w:p>
+            <w:pPr>
+              <w:rPr>
+                <w:iCs/>
+                <w:sz w:val="22"/>
+                <w:szCs w:val="22"/>
+              </w:rPr>
+            </w:pPr>
+            <w:r>
+              <w:rPr>
+                <w:sz w:val="22"/>
+                <w:szCs w:val="22"/>
+              </w:rPr>
+              <w:t>Funcionamiento conjunto de interfaz, BD, consultas, KPI y automatización</w:t>
+            </w:r>
+          </w:p>
+        </w:tc>
+        <w:tc>
+          <w:tcPr>
+            <w:tcW w:w="2892" w:type="dxa"/>
+            <w:tcBorders>
+              <w:top w:val="single" w:sz="4" w:space="0" w:color="auto"/>
+              <w:left w:val="single" w:sz="4" w:space="0" w:color="auto"/>
+              <w:bottom w:val="single" w:sz="4" w:space="0" w:color="auto"/>
+              <w:right w:val="single" w:sz="4" w:space="0" w:color="auto"/>
+            </w:tcBorders>
+            <w:hideMark/>
+          </w:tcPr>
+          <w:p>
+            <w:pPr>
+              <w:rPr>
+                <w:iCs/>
+                <w:sz w:val="22"/>
+                <w:szCs w:val="22"/>
+              </w:rPr>
+            </w:pPr>
+            <w:r>
+              <w:rPr>
+                <w:iCs/>
+                <w:sz w:val="22"/>
+                <w:szCs w:val="22"/>
+              </w:rPr>
+              <w:t>Juan Sánchez</w:t>
+            </w:r>
+          </w:p>
+        </w:tc>
+      </w:tr>
+      <w:tr>
+        <w:trPr>
+          <w:jc w:val="center"/>
+        </w:trPr>
+        <w:tc>
+          <w:tcPr>
+            <w:tcW w:w="0" w:type="auto"/>
+            <w:tcBorders>
+              <w:top w:val="single" w:sz="4" w:space="0" w:color="auto"/>
+              <w:left w:val="single" w:sz="4" w:space="0" w:color="auto"/>
+              <w:bottom w:val="single" w:sz="4" w:space="0" w:color="auto"/>
+              <w:right w:val="single" w:sz="4" w:space="0" w:color="auto"/>
+            </w:tcBorders>
+            <w:vAlign w:val="center"/>
+            <w:hideMark/>
+          </w:tcPr>
+          <w:p>
+            <w:pPr>
+              <w:rPr>
+                <w:iCs/>
+                <w:sz w:val="22"/>
+                <w:szCs w:val="22"/>
+              </w:rPr>
+            </w:pPr>
+            <w:r>
+              <w:rPr>
+                <w:sz w:val="22"/>
+                <w:szCs w:val="22"/>
+              </w:rPr>
+              <w:t>H10</w:t>
+            </w:r>
+          </w:p>
+        </w:tc>
+        <w:tc>
+          <w:tcPr>
+            <w:tcW w:w="0" w:type="auto"/>
+            <w:tcBorders>
+              <w:top w:val="single" w:sz="4" w:space="0" w:color="auto"/>
+              <w:left w:val="single" w:sz="4" w:space="0" w:color="auto"/>
+              <w:bottom w:val="single" w:sz="4" w:space="0" w:color="auto"/>
+              <w:right w:val="single" w:sz="4" w:space="0" w:color="auto"/>
+            </w:tcBorders>
+            <w:vAlign w:val="center"/>
+            <w:hideMark/>
+          </w:tcPr>
+          <w:p>
+            <w:pPr>
+              <w:rPr>
+                <w:iCs/>
+                <w:sz w:val="22"/>
+                <w:szCs w:val="22"/>
+              </w:rPr>
+            </w:pPr>
+            <w:r>
+              <w:rPr>
+                <w:sz w:val="22"/>
+                <w:szCs w:val="22"/>
+              </w:rPr>
+              <w:t>Prueba de reproducibilidad</w:t>
+            </w:r>
+          </w:p>
+        </w:tc>
+        <w:tc>
+          <w:tcPr>
+            <w:tcW w:w="0" w:type="auto"/>
+            <w:tcBorders>
+              <w:top w:val="single" w:sz="4" w:space="0" w:color="auto"/>
+              <w:left w:val="single" w:sz="4" w:space="0" w:color="auto"/>
+              <w:bottom w:val="single" w:sz="4" w:space="0" w:color="auto"/>
+              <w:right w:val="single" w:sz="4" w:space="0" w:color="auto"/>
+            </w:tcBorders>
+            <w:vAlign w:val="center"/>
+            <w:hideMark/>
+          </w:tcPr>
+          <w:p>
+            <w:pPr>
+              <w:rPr>
+                <w:iCs/>
+                <w:sz w:val="22"/>
+                <w:szCs w:val="22"/>
+              </w:rPr>
+            </w:pPr>
+            <w:r>
+              <w:rPr>
+                <w:sz w:val="22"/>
+                <w:szCs w:val="22"/>
+              </w:rPr>
+              <w:t>Levantamiento de la solución en un computador diferente utilizando solo el README</w:t>
+            </w:r>
+          </w:p>
+        </w:tc>
+        <w:tc>
+          <w:tcPr>
+            <w:tcW w:w="2892" w:type="dxa"/>
+            <w:tcBorders>
+              <w:top w:val="single" w:sz="4" w:space="0" w:color="auto"/>
+              <w:left w:val="single" w:sz="4" w:space="0" w:color="auto"/>
+              <w:bottom w:val="single" w:sz="4" w:space="0" w:color="auto"/>
+              <w:right w:val="single" w:sz="4" w:space="0" w:color="auto"/>
+            </w:tcBorders>
+            <w:hideMark/>
+          </w:tcPr>
+          <w:p>
+            <w:pPr>
+              <w:rPr>
+                <w:iCs/>
+                <w:sz w:val="22"/>
+                <w:szCs w:val="22"/>
+              </w:rPr>
+            </w:pPr>
+            <w:r>
+              <w:rPr>
+                <w:iCs/>
+                <w:sz w:val="22"/>
+                <w:szCs w:val="22"/>
+              </w:rPr>
+              <w:t>Camilo Rivano</w:t>
+            </w:r>
+          </w:p>
+        </w:tc>
+      </w:tr>
+      <w:tr>
+        <w:trPr>
+          <w:jc w:val="center"/>
+        </w:trPr>
+        <w:tc>
+          <w:tcPr>
+            <w:tcW w:w="0" w:type="auto"/>
+            <w:tcBorders>
+              <w:top w:val="single" w:sz="4" w:space="0" w:color="auto"/>
+              <w:left w:val="single" w:sz="4" w:space="0" w:color="auto"/>
+              <w:bottom w:val="single" w:sz="4" w:space="0" w:color="auto"/>
+              <w:right w:val="single" w:sz="4" w:space="0" w:color="auto"/>
+            </w:tcBorders>
+            <w:vAlign w:val="center"/>
+            <w:hideMark/>
+          </w:tcPr>
+          <w:p>
+            <w:pPr>
+              <w:rPr>
+                <w:iCs/>
+                <w:sz w:val="22"/>
+                <w:szCs w:val="22"/>
+              </w:rPr>
+            </w:pPr>
+            <w:r>
+              <w:rPr>
+                <w:sz w:val="22"/>
+                <w:szCs w:val="22"/>
+              </w:rPr>
+              <w:t>H11</w:t>
+            </w:r>
+          </w:p>
+        </w:tc>
+        <w:tc>
+          <w:tcPr>
+            <w:tcW w:w="0" w:type="auto"/>
+            <w:tcBorders>
+              <w:top w:val="single" w:sz="4" w:space="0" w:color="auto"/>
+              <w:left w:val="single" w:sz="4" w:space="0" w:color="auto"/>
+              <w:bottom w:val="single" w:sz="4" w:space="0" w:color="auto"/>
+              <w:right w:val="single" w:sz="4" w:space="0" w:color="auto"/>
+            </w:tcBorders>
+            <w:vAlign w:val="center"/>
+            <w:hideMark/>
+          </w:tcPr>
+          <w:p>
+            <w:pPr>
+              <w:rPr>
+                <w:iCs/>
+                <w:sz w:val="22"/>
+                <w:szCs w:val="22"/>
+              </w:rPr>
+            </w:pPr>
+            <w:r>
+              <w:rPr>
+                <w:sz w:val="22"/>
+                <w:szCs w:val="22"/>
+              </w:rPr>
+              <w:t>Documentación final</w:t>
+            </w:r>
+          </w:p>
+        </w:tc>
+        <w:tc>
+          <w:tcPr>
+            <w:tcW w:w="0" w:type="auto"/>
+            <w:tcBorders>
+              <w:top w:val="single" w:sz="4" w:space="0" w:color="auto"/>
+              <w:left w:val="single" w:sz="4" w:space="0" w:color="auto"/>
+              <w:bottom w:val="single" w:sz="4" w:space="0" w:color="auto"/>
+              <w:right w:val="single" w:sz="4" w:space="0" w:color="auto"/>
+            </w:tcBorders>
+            <w:vAlign w:val="center"/>
+            <w:hideMark/>
+          </w:tcPr>
+          <w:p>
+            <w:pPr>
+              <w:rPr>
+                <w:iCs/>
+                <w:sz w:val="22"/>
+                <w:szCs w:val="22"/>
+              </w:rPr>
+            </w:pPr>
+            <w:r>
+              <w:rPr>
+                <w:sz w:val="22"/>
+                <w:szCs w:val="22"/>
+              </w:rPr>
+              <w:t>Informe, repositorio y presentación de E2</w:t>
+            </w:r>
+          </w:p>
+        </w:tc>
+        <w:tc>
+          <w:tcPr>
+            <w:tcW w:w="2892" w:type="dxa"/>
+            <w:tcBorders>
+              <w:top w:val="single" w:sz="4" w:space="0" w:color="auto"/>
+              <w:left w:val="single" w:sz="4" w:space="0" w:color="auto"/>
+              <w:bottom w:val="single" w:sz="4" w:space="0" w:color="auto"/>
+              <w:right w:val="single" w:sz="4" w:space="0" w:color="auto"/>
+            </w:tcBorders>
+            <w:hideMark/>
+          </w:tcPr>
+          <w:p>
+            <w:pPr>
+              <w:rPr>
+                <w:iCs/>
+                <w:sz w:val="22"/>
+                <w:szCs w:val="22"/>
+              </w:rPr>
+            </w:pPr>
+            <w:r>
+              <w:rPr>
+                <w:iCs/>
+                <w:sz w:val="22"/>
+                <w:szCs w:val="22"/>
+              </w:rPr>
+              <w:t>Juan Andrade, Juan Sánchez, Owen Oviedo, Camilo Rivano</w:t>
+            </w:r>
+          </w:p>
+        </w:tc>
+      </w:tr>
+    </w:tbl>
+    <w:p>
+      <w:pPr>
+        <w:rPr>
+          <w:iCs/>
+        </w:rPr>
+      </w:pPr>
+    </w:p>
+    <w:p>
+      <w:r>
+        <w:lastRenderedPageBreak/>
+        <w:t>Respecto a los riesgos de datos personales, en base a la Ley 21.719, el SIG se diseñará bajo un criterio de minimización, almacenando únicamente información necesaria para la gestión del negocio, por lo que se evitará incorporar datos personales que no sean indispensables para el propósito del sistema.</w:t>
+      </w:r>
+    </w:p>
+    <w:p>
+      <w:r>
+        <w:t>En caso de utilizar información de trabajadores, proveedores u otras personas naturales, se limitarán los atributos almacenados y se evitara publicar información identificable en el repositorio, por lo que, para la entrega académica, se privilegiara el uso de datos anonimizados y sintéticos. Asimismo, cualquier antecedente privado no serán almacenados directamente en archivos públicos del repositorio GitHub.</w:t>
       </w:r>
     </w:p>
     <w:p/>
-    <w:p>
-      <w:pPr>
-        <w:rPr>
-          <w:u w:val="single"/>
-        </w:rPr>
-      </w:pPr>
-      <w:r>
-        <w:t>Buena parte esta malo.</w:t>
-      </w:r>
-      <w:r>
-        <w:br/>
-      </w:r>
-      <w:r>
-        <w:rPr>
-          <mc:AlternateContent>
-            <mc:Choice Requires="w16se"/>
-            <mc:Fallback>
-              <w:rFonts w:ascii="Segoe UI Emoji" w:eastAsia="Segoe UI Emoji" w:hAnsi="Segoe UI Emoji" w:cs="Segoe UI Emoji"/>
-            </mc:Fallback>
-          </mc:AlternateContent>
-        </w:rPr>
-        <mc:AlternateContent>
-          <mc:Choice Requires="w16se">
-            <w16se:symEx w16se:font="Segoe UI Emoji" w16se:char="2639"/>
-          </mc:Choice>
-          <mc:Fallback>
-            <w:t>☹</w:t>
-          </mc:Fallback>
-        </mc:AlternateContent>
-      </w:r>
-      <w:r>
-        <w:t xml:space="preserve"> </w:t>
-      </w:r>
-      <w:r>
-        <w:br/>
-        <w:t>Hay que corregir -&gt; Chales</w:t>
-      </w:r>
-    </w:p>
+    <w:p/>
+    <w:p/>
+    <w:p/>
     <w:sectPr>
       <w:pgSz w:w="12240" w:h="15840"/>
       <w:pgMar w:top="1417" w:right="1701" w:bottom="1417" w:left="1701" w:header="708" w:footer="708" w:gutter="0"/>
+      <w:pgNumType w:start="0"/>
       <w:cols w:space="708"/>
+      <w:titlePg/>
       <w:docGrid w:linePitch="360"/>
     </w:sectPr>
   </w:body>
@@ -397,10 +6546,1849 @@
 </file>
 
 <file path=word/numbering.xml><?xml version="1.0" encoding="utf-8"?>
-<w:numbering xmlns:wpc="http://schemas.microsoft.com/office/word/2010/wordprocessingCanvas" xmlns:cx="http://schemas.microsoft.com/office/drawing/2014/chartex" xmlns:cx1="http://schemas.microsoft.com/office/drawing/2015/9/8/chartex" xmlns:cx2="http://schemas.microsoft.com/office/drawing/2015/10/21/chartex" xmlns:cx3="http://schemas.microsoft.com/office/drawing/2016/5/9/chartex" xmlns:cx4="http://schemas.microsoft.com/office/drawing/2016/5/10/chartex" xmlns:cx5="http://schemas.microsoft.com/office/drawing/2016/5/11/chartex" xmlns:cx6="http://schemas.microsoft.com/office/drawing/2016/5/12/chartex" xmlns:cx7="http://schemas.microsoft.com/office/drawing/2016/5/13/chartex" xmlns:cx8="http://schemas.microsoft.com/office/drawing/2016/5/14/chartex" xmlns:mc="http://schemas.openxmlformats.org/markup-compatibility/2006" xmlns:aink="http://schemas.microsoft.com/office/drawing/2016/ink" xmlns:am3d="http://schemas.microsoft.com/office/drawing/2017/model3d" xmlns:o="urn:schemas-microsoft-com:office:office" xmlns:oel="http://schemas.microsoft.com/office/2019/extlst" xmlns:r="http://schemas.openxmlformats.org/officeDocument/2006/relationships" xmlns:m="http://schemas.openxmlformats.org/officeDocument/2006/math" xmlns:v="urn:schemas-microsoft-com:vml" xmlns:wp14="http://schemas.microsoft.com/office/word/2010/wordprocessingDrawing" xmlns:wp="http://schemas.openxmlformats.org/drawingml/2006/wordprocessingDrawing" xmlns:w10="urn:schemas-microsoft-com:office:word" xmlns:w="http://schemas.openxmlformats.org/wordprocessingml/2006/main" xmlns:w14="http://schemas.microsoft.com/office/word/2010/wordml" xmlns:w15="http://schemas.microsoft.com/office/word/2012/wordml" xmlns:w16cex="http://schemas.microsoft.com/office/word/2018/wordml/cex" xmlns:w16cid="http://schemas.microsoft.com/office/word/2016/wordml/cid" xmlns:w16="http://schemas.microsoft.com/office/word/2018/wordml" xmlns:w16du="http://schemas.microsoft.com/office/word/2023/wordml/word16du" xmlns:w16sdtdh="http://schemas.microsoft.com/office/word/2020/wordml/sdtdatahash" xmlns:w16sdtfl="http://schemas.microsoft.com/office/word/2024/wordml/sdtformatlock" xmlns:w16se="http://schemas.microsoft.com/office/word/2015/wordml/symex" xmlns:wpg="http://schemas.microsoft.com/office/word/2010/wordprocessingGroup" xmlns:wpi="http://schemas.microsoft.com/office/word/2010/wordprocessingInk" xmlns:wne="http://schemas.microsoft.com/office/word/2006/wordml" xmlns:wps="http://schemas.microsoft.com/office/word/2010/wordprocessingShape" mc:Ignorable="w14 w15 w16se w16cid w16 w16cex w16sdtdh w16sdtfl w16du wp14"/>
+<w:numbering xmlns:wpc="http://schemas.microsoft.com/office/word/2010/wordprocessingCanvas" xmlns:cx="http://schemas.microsoft.com/office/drawing/2014/chartex" xmlns:cx1="http://schemas.microsoft.com/office/drawing/2015/9/8/chartex" xmlns:cx2="http://schemas.microsoft.com/office/drawing/2015/10/21/chartex" xmlns:cx3="http://schemas.microsoft.com/office/drawing/2016/5/9/chartex" xmlns:cx4="http://schemas.microsoft.com/office/drawing/2016/5/10/chartex" xmlns:cx5="http://schemas.microsoft.com/office/drawing/2016/5/11/chartex" xmlns:cx6="http://schemas.microsoft.com/office/drawing/2016/5/12/chartex" xmlns:cx7="http://schemas.microsoft.com/office/drawing/2016/5/13/chartex" xmlns:cx8="http://schemas.microsoft.com/office/drawing/2016/5/14/chartex" xmlns:mc="http://schemas.openxmlformats.org/markup-compatibility/2006" xmlns:aink="http://schemas.microsoft.com/office/drawing/2016/ink" xmlns:am3d="http://schemas.microsoft.com/office/drawing/2017/model3d" xmlns:o="urn:schemas-microsoft-com:office:office" xmlns:oel="http://schemas.microsoft.com/office/2019/extlst" xmlns:r="http://schemas.openxmlformats.org/officeDocument/2006/relationships" xmlns:m="http://schemas.openxmlformats.org/officeDocument/2006/math" xmlns:v="urn:schemas-microsoft-com:vml" xmlns:wp14="http://schemas.microsoft.com/office/word/2010/wordprocessingDrawing" xmlns:wp="http://schemas.openxmlformats.org/drawingml/2006/wordprocessingDrawing" xmlns:w10="urn:schemas-microsoft-com:office:word" xmlns:w="http://schemas.openxmlformats.org/wordprocessingml/2006/main" xmlns:w14="http://schemas.microsoft.com/office/word/2010/wordml" xmlns:w15="http://schemas.microsoft.com/office/word/2012/wordml" xmlns:w16cex="http://schemas.microsoft.com/office/word/2018/wordml/cex" xmlns:w16cid="http://schemas.microsoft.com/office/word/2016/wordml/cid" xmlns:w16="http://schemas.microsoft.com/office/word/2018/wordml" xmlns:w16du="http://schemas.microsoft.com/office/word/2023/wordml/word16du" xmlns:w16sdtdh="http://schemas.microsoft.com/office/word/2020/wordml/sdtdatahash" xmlns:w16sdtfl="http://schemas.microsoft.com/office/word/2024/wordml/sdtformatlock" xmlns:w16se="http://schemas.microsoft.com/office/word/2015/wordml/symex" xmlns:wpg="http://schemas.microsoft.com/office/word/2010/wordprocessingGroup" xmlns:wpi="http://schemas.microsoft.com/office/word/2010/wordprocessingInk" xmlns:wne="http://schemas.microsoft.com/office/word/2006/wordml" xmlns:wps="http://schemas.microsoft.com/office/word/2010/wordprocessingShape" mc:Ignorable="w14 w15 w16se w16cid w16 w16cex w16sdtdh w16sdtfl w16du wp14">
+  <w:abstractNum w:abstractNumId="0" w15:restartNumberingAfterBreak="0">
+    <w:nsid w:val="0CB36C7A"/>
+    <w:multiLevelType w:val="hybridMultilevel"/>
+    <w:tmpl w:val="950A0B0A"/>
+    <w:lvl w:ilvl="0" w:tplc="340A000F">
+      <w:start w:val="1"/>
+      <w:numFmt w:val="decimal"/>
+      <w:lvlText w:val="%1."/>
+      <w:lvlJc w:val="left"/>
+      <w:pPr>
+        <w:ind w:left="720" w:hanging="360"/>
+      </w:pPr>
+    </w:lvl>
+    <w:lvl w:ilvl="1" w:tplc="340A0019" w:tentative="1">
+      <w:start w:val="1"/>
+      <w:numFmt w:val="lowerLetter"/>
+      <w:lvlText w:val="%2."/>
+      <w:lvlJc w:val="left"/>
+      <w:pPr>
+        <w:ind w:left="1440" w:hanging="360"/>
+      </w:pPr>
+    </w:lvl>
+    <w:lvl w:ilvl="2" w:tplc="340A001B" w:tentative="1">
+      <w:start w:val="1"/>
+      <w:numFmt w:val="lowerRoman"/>
+      <w:lvlText w:val="%3."/>
+      <w:lvlJc w:val="right"/>
+      <w:pPr>
+        <w:ind w:left="2160" w:hanging="180"/>
+      </w:pPr>
+    </w:lvl>
+    <w:lvl w:ilvl="3" w:tplc="340A000F" w:tentative="1">
+      <w:start w:val="1"/>
+      <w:numFmt w:val="decimal"/>
+      <w:lvlText w:val="%4."/>
+      <w:lvlJc w:val="left"/>
+      <w:pPr>
+        <w:ind w:left="2880" w:hanging="360"/>
+      </w:pPr>
+    </w:lvl>
+    <w:lvl w:ilvl="4" w:tplc="340A0019" w:tentative="1">
+      <w:start w:val="1"/>
+      <w:numFmt w:val="lowerLetter"/>
+      <w:lvlText w:val="%5."/>
+      <w:lvlJc w:val="left"/>
+      <w:pPr>
+        <w:ind w:left="3600" w:hanging="360"/>
+      </w:pPr>
+    </w:lvl>
+    <w:lvl w:ilvl="5" w:tplc="340A001B" w:tentative="1">
+      <w:start w:val="1"/>
+      <w:numFmt w:val="lowerRoman"/>
+      <w:lvlText w:val="%6."/>
+      <w:lvlJc w:val="right"/>
+      <w:pPr>
+        <w:ind w:left="4320" w:hanging="180"/>
+      </w:pPr>
+    </w:lvl>
+    <w:lvl w:ilvl="6" w:tplc="340A000F" w:tentative="1">
+      <w:start w:val="1"/>
+      <w:numFmt w:val="decimal"/>
+      <w:lvlText w:val="%7."/>
+      <w:lvlJc w:val="left"/>
+      <w:pPr>
+        <w:ind w:left="5040" w:hanging="360"/>
+      </w:pPr>
+    </w:lvl>
+    <w:lvl w:ilvl="7" w:tplc="340A0019" w:tentative="1">
+      <w:start w:val="1"/>
+      <w:numFmt w:val="lowerLetter"/>
+      <w:lvlText w:val="%8."/>
+      <w:lvlJc w:val="left"/>
+      <w:pPr>
+        <w:ind w:left="5760" w:hanging="360"/>
+      </w:pPr>
+    </w:lvl>
+    <w:lvl w:ilvl="8" w:tplc="340A001B" w:tentative="1">
+      <w:start w:val="1"/>
+      <w:numFmt w:val="lowerRoman"/>
+      <w:lvlText w:val="%9."/>
+      <w:lvlJc w:val="right"/>
+      <w:pPr>
+        <w:ind w:left="6480" w:hanging="180"/>
+      </w:pPr>
+    </w:lvl>
+  </w:abstractNum>
+  <w:abstractNum w:abstractNumId="1" w15:restartNumberingAfterBreak="0">
+    <w:nsid w:val="1A142D5C"/>
+    <w:multiLevelType w:val="hybridMultilevel"/>
+    <w:tmpl w:val="C9B8394C"/>
+    <w:lvl w:ilvl="0" w:tplc="340A0001">
+      <w:start w:val="1"/>
+      <w:numFmt w:val="bullet"/>
+      <w:lvlText w:val=""/>
+      <w:lvlJc w:val="left"/>
+      <w:pPr>
+        <w:ind w:left="720" w:hanging="360"/>
+      </w:pPr>
+      <w:rPr>
+        <w:rFonts w:ascii="Symbol" w:hAnsi="Symbol" w:hint="default"/>
+      </w:rPr>
+    </w:lvl>
+    <w:lvl w:ilvl="1" w:tplc="340A0003" w:tentative="1">
+      <w:start w:val="1"/>
+      <w:numFmt w:val="bullet"/>
+      <w:lvlText w:val="o"/>
+      <w:lvlJc w:val="left"/>
+      <w:pPr>
+        <w:ind w:left="1440" w:hanging="360"/>
+      </w:pPr>
+      <w:rPr>
+        <w:rFonts w:ascii="Courier New" w:hAnsi="Courier New" w:cs="Courier New" w:hint="default"/>
+      </w:rPr>
+    </w:lvl>
+    <w:lvl w:ilvl="2" w:tplc="340A0005" w:tentative="1">
+      <w:start w:val="1"/>
+      <w:numFmt w:val="bullet"/>
+      <w:lvlText w:val=""/>
+      <w:lvlJc w:val="left"/>
+      <w:pPr>
+        <w:ind w:left="2160" w:hanging="360"/>
+      </w:pPr>
+      <w:rPr>
+        <w:rFonts w:ascii="Wingdings" w:hAnsi="Wingdings" w:hint="default"/>
+      </w:rPr>
+    </w:lvl>
+    <w:lvl w:ilvl="3" w:tplc="340A0001" w:tentative="1">
+      <w:start w:val="1"/>
+      <w:numFmt w:val="bullet"/>
+      <w:lvlText w:val=""/>
+      <w:lvlJc w:val="left"/>
+      <w:pPr>
+        <w:ind w:left="2880" w:hanging="360"/>
+      </w:pPr>
+      <w:rPr>
+        <w:rFonts w:ascii="Symbol" w:hAnsi="Symbol" w:hint="default"/>
+      </w:rPr>
+    </w:lvl>
+    <w:lvl w:ilvl="4" w:tplc="340A0003" w:tentative="1">
+      <w:start w:val="1"/>
+      <w:numFmt w:val="bullet"/>
+      <w:lvlText w:val="o"/>
+      <w:lvlJc w:val="left"/>
+      <w:pPr>
+        <w:ind w:left="3600" w:hanging="360"/>
+      </w:pPr>
+      <w:rPr>
+        <w:rFonts w:ascii="Courier New" w:hAnsi="Courier New" w:cs="Courier New" w:hint="default"/>
+      </w:rPr>
+    </w:lvl>
+    <w:lvl w:ilvl="5" w:tplc="340A0005" w:tentative="1">
+      <w:start w:val="1"/>
+      <w:numFmt w:val="bullet"/>
+      <w:lvlText w:val=""/>
+      <w:lvlJc w:val="left"/>
+      <w:pPr>
+        <w:ind w:left="4320" w:hanging="360"/>
+      </w:pPr>
+      <w:rPr>
+        <w:rFonts w:ascii="Wingdings" w:hAnsi="Wingdings" w:hint="default"/>
+      </w:rPr>
+    </w:lvl>
+    <w:lvl w:ilvl="6" w:tplc="340A0001" w:tentative="1">
+      <w:start w:val="1"/>
+      <w:numFmt w:val="bullet"/>
+      <w:lvlText w:val=""/>
+      <w:lvlJc w:val="left"/>
+      <w:pPr>
+        <w:ind w:left="5040" w:hanging="360"/>
+      </w:pPr>
+      <w:rPr>
+        <w:rFonts w:ascii="Symbol" w:hAnsi="Symbol" w:hint="default"/>
+      </w:rPr>
+    </w:lvl>
+    <w:lvl w:ilvl="7" w:tplc="340A0003" w:tentative="1">
+      <w:start w:val="1"/>
+      <w:numFmt w:val="bullet"/>
+      <w:lvlText w:val="o"/>
+      <w:lvlJc w:val="left"/>
+      <w:pPr>
+        <w:ind w:left="5760" w:hanging="360"/>
+      </w:pPr>
+      <w:rPr>
+        <w:rFonts w:ascii="Courier New" w:hAnsi="Courier New" w:cs="Courier New" w:hint="default"/>
+      </w:rPr>
+    </w:lvl>
+    <w:lvl w:ilvl="8" w:tplc="340A0005" w:tentative="1">
+      <w:start w:val="1"/>
+      <w:numFmt w:val="bullet"/>
+      <w:lvlText w:val=""/>
+      <w:lvlJc w:val="left"/>
+      <w:pPr>
+        <w:ind w:left="6480" w:hanging="360"/>
+      </w:pPr>
+      <w:rPr>
+        <w:rFonts w:ascii="Wingdings" w:hAnsi="Wingdings" w:hint="default"/>
+      </w:rPr>
+    </w:lvl>
+  </w:abstractNum>
+  <w:abstractNum w:abstractNumId="2" w15:restartNumberingAfterBreak="0">
+    <w:nsid w:val="239E137E"/>
+    <w:multiLevelType w:val="hybridMultilevel"/>
+    <w:tmpl w:val="97ECBBB0"/>
+    <w:lvl w:ilvl="0" w:tplc="340A0011">
+      <w:start w:val="1"/>
+      <w:numFmt w:val="decimal"/>
+      <w:lvlText w:val="%1)"/>
+      <w:lvlJc w:val="left"/>
+      <w:pPr>
+        <w:ind w:left="720" w:hanging="360"/>
+      </w:pPr>
+      <w:rPr>
+        <w:rFonts w:hint="default"/>
+      </w:rPr>
+    </w:lvl>
+    <w:lvl w:ilvl="1" w:tplc="340A0019" w:tentative="1">
+      <w:start w:val="1"/>
+      <w:numFmt w:val="lowerLetter"/>
+      <w:lvlText w:val="%2."/>
+      <w:lvlJc w:val="left"/>
+      <w:pPr>
+        <w:ind w:left="1440" w:hanging="360"/>
+      </w:pPr>
+    </w:lvl>
+    <w:lvl w:ilvl="2" w:tplc="340A001B" w:tentative="1">
+      <w:start w:val="1"/>
+      <w:numFmt w:val="lowerRoman"/>
+      <w:lvlText w:val="%3."/>
+      <w:lvlJc w:val="right"/>
+      <w:pPr>
+        <w:ind w:left="2160" w:hanging="180"/>
+      </w:pPr>
+    </w:lvl>
+    <w:lvl w:ilvl="3" w:tplc="340A000F" w:tentative="1">
+      <w:start w:val="1"/>
+      <w:numFmt w:val="decimal"/>
+      <w:lvlText w:val="%4."/>
+      <w:lvlJc w:val="left"/>
+      <w:pPr>
+        <w:ind w:left="2880" w:hanging="360"/>
+      </w:pPr>
+    </w:lvl>
+    <w:lvl w:ilvl="4" w:tplc="340A0019" w:tentative="1">
+      <w:start w:val="1"/>
+      <w:numFmt w:val="lowerLetter"/>
+      <w:lvlText w:val="%5."/>
+      <w:lvlJc w:val="left"/>
+      <w:pPr>
+        <w:ind w:left="3600" w:hanging="360"/>
+      </w:pPr>
+    </w:lvl>
+    <w:lvl w:ilvl="5" w:tplc="340A001B" w:tentative="1">
+      <w:start w:val="1"/>
+      <w:numFmt w:val="lowerRoman"/>
+      <w:lvlText w:val="%6."/>
+      <w:lvlJc w:val="right"/>
+      <w:pPr>
+        <w:ind w:left="4320" w:hanging="180"/>
+      </w:pPr>
+    </w:lvl>
+    <w:lvl w:ilvl="6" w:tplc="340A000F" w:tentative="1">
+      <w:start w:val="1"/>
+      <w:numFmt w:val="decimal"/>
+      <w:lvlText w:val="%7."/>
+      <w:lvlJc w:val="left"/>
+      <w:pPr>
+        <w:ind w:left="5040" w:hanging="360"/>
+      </w:pPr>
+    </w:lvl>
+    <w:lvl w:ilvl="7" w:tplc="340A0019" w:tentative="1">
+      <w:start w:val="1"/>
+      <w:numFmt w:val="lowerLetter"/>
+      <w:lvlText w:val="%8."/>
+      <w:lvlJc w:val="left"/>
+      <w:pPr>
+        <w:ind w:left="5760" w:hanging="360"/>
+      </w:pPr>
+    </w:lvl>
+    <w:lvl w:ilvl="8" w:tplc="340A001B" w:tentative="1">
+      <w:start w:val="1"/>
+      <w:numFmt w:val="lowerRoman"/>
+      <w:lvlText w:val="%9."/>
+      <w:lvlJc w:val="right"/>
+      <w:pPr>
+        <w:ind w:left="6480" w:hanging="180"/>
+      </w:pPr>
+    </w:lvl>
+  </w:abstractNum>
+  <w:abstractNum w:abstractNumId="3" w15:restartNumberingAfterBreak="0">
+    <w:nsid w:val="35F817C7"/>
+    <w:multiLevelType w:val="hybridMultilevel"/>
+    <w:tmpl w:val="BC9EA12A"/>
+    <w:lvl w:ilvl="0" w:tplc="340A000F">
+      <w:start w:val="1"/>
+      <w:numFmt w:val="decimal"/>
+      <w:lvlText w:val="%1."/>
+      <w:lvlJc w:val="left"/>
+      <w:pPr>
+        <w:ind w:left="720" w:hanging="360"/>
+      </w:pPr>
+    </w:lvl>
+    <w:lvl w:ilvl="1" w:tplc="340A0019" w:tentative="1">
+      <w:start w:val="1"/>
+      <w:numFmt w:val="lowerLetter"/>
+      <w:lvlText w:val="%2."/>
+      <w:lvlJc w:val="left"/>
+      <w:pPr>
+        <w:ind w:left="1440" w:hanging="360"/>
+      </w:pPr>
+    </w:lvl>
+    <w:lvl w:ilvl="2" w:tplc="340A001B" w:tentative="1">
+      <w:start w:val="1"/>
+      <w:numFmt w:val="lowerRoman"/>
+      <w:lvlText w:val="%3."/>
+      <w:lvlJc w:val="right"/>
+      <w:pPr>
+        <w:ind w:left="2160" w:hanging="180"/>
+      </w:pPr>
+    </w:lvl>
+    <w:lvl w:ilvl="3" w:tplc="340A000F" w:tentative="1">
+      <w:start w:val="1"/>
+      <w:numFmt w:val="decimal"/>
+      <w:lvlText w:val="%4."/>
+      <w:lvlJc w:val="left"/>
+      <w:pPr>
+        <w:ind w:left="2880" w:hanging="360"/>
+      </w:pPr>
+    </w:lvl>
+    <w:lvl w:ilvl="4" w:tplc="340A0019" w:tentative="1">
+      <w:start w:val="1"/>
+      <w:numFmt w:val="lowerLetter"/>
+      <w:lvlText w:val="%5."/>
+      <w:lvlJc w:val="left"/>
+      <w:pPr>
+        <w:ind w:left="3600" w:hanging="360"/>
+      </w:pPr>
+    </w:lvl>
+    <w:lvl w:ilvl="5" w:tplc="340A001B" w:tentative="1">
+      <w:start w:val="1"/>
+      <w:numFmt w:val="lowerRoman"/>
+      <w:lvlText w:val="%6."/>
+      <w:lvlJc w:val="right"/>
+      <w:pPr>
+        <w:ind w:left="4320" w:hanging="180"/>
+      </w:pPr>
+    </w:lvl>
+    <w:lvl w:ilvl="6" w:tplc="340A000F" w:tentative="1">
+      <w:start w:val="1"/>
+      <w:numFmt w:val="decimal"/>
+      <w:lvlText w:val="%7."/>
+      <w:lvlJc w:val="left"/>
+      <w:pPr>
+        <w:ind w:left="5040" w:hanging="360"/>
+      </w:pPr>
+    </w:lvl>
+    <w:lvl w:ilvl="7" w:tplc="340A0019" w:tentative="1">
+      <w:start w:val="1"/>
+      <w:numFmt w:val="lowerLetter"/>
+      <w:lvlText w:val="%8."/>
+      <w:lvlJc w:val="left"/>
+      <w:pPr>
+        <w:ind w:left="5760" w:hanging="360"/>
+      </w:pPr>
+    </w:lvl>
+    <w:lvl w:ilvl="8" w:tplc="340A001B" w:tentative="1">
+      <w:start w:val="1"/>
+      <w:numFmt w:val="lowerRoman"/>
+      <w:lvlText w:val="%9."/>
+      <w:lvlJc w:val="right"/>
+      <w:pPr>
+        <w:ind w:left="6480" w:hanging="180"/>
+      </w:pPr>
+    </w:lvl>
+  </w:abstractNum>
+  <w:abstractNum w:abstractNumId="4" w15:restartNumberingAfterBreak="0">
+    <w:nsid w:val="36307F47"/>
+    <w:multiLevelType w:val="hybridMultilevel"/>
+    <w:tmpl w:val="5800737A"/>
+    <w:lvl w:ilvl="0" w:tplc="340A000F">
+      <w:start w:val="1"/>
+      <w:numFmt w:val="decimal"/>
+      <w:lvlText w:val="%1."/>
+      <w:lvlJc w:val="left"/>
+      <w:pPr>
+        <w:ind w:left="720" w:hanging="360"/>
+      </w:pPr>
+    </w:lvl>
+    <w:lvl w:ilvl="1" w:tplc="340A0019" w:tentative="1">
+      <w:start w:val="1"/>
+      <w:numFmt w:val="lowerLetter"/>
+      <w:lvlText w:val="%2."/>
+      <w:lvlJc w:val="left"/>
+      <w:pPr>
+        <w:ind w:left="1440" w:hanging="360"/>
+      </w:pPr>
+    </w:lvl>
+    <w:lvl w:ilvl="2" w:tplc="340A001B" w:tentative="1">
+      <w:start w:val="1"/>
+      <w:numFmt w:val="lowerRoman"/>
+      <w:lvlText w:val="%3."/>
+      <w:lvlJc w:val="right"/>
+      <w:pPr>
+        <w:ind w:left="2160" w:hanging="180"/>
+      </w:pPr>
+    </w:lvl>
+    <w:lvl w:ilvl="3" w:tplc="340A000F" w:tentative="1">
+      <w:start w:val="1"/>
+      <w:numFmt w:val="decimal"/>
+      <w:lvlText w:val="%4."/>
+      <w:lvlJc w:val="left"/>
+      <w:pPr>
+        <w:ind w:left="2880" w:hanging="360"/>
+      </w:pPr>
+    </w:lvl>
+    <w:lvl w:ilvl="4" w:tplc="340A0019" w:tentative="1">
+      <w:start w:val="1"/>
+      <w:numFmt w:val="lowerLetter"/>
+      <w:lvlText w:val="%5."/>
+      <w:lvlJc w:val="left"/>
+      <w:pPr>
+        <w:ind w:left="3600" w:hanging="360"/>
+      </w:pPr>
+    </w:lvl>
+    <w:lvl w:ilvl="5" w:tplc="340A001B" w:tentative="1">
+      <w:start w:val="1"/>
+      <w:numFmt w:val="lowerRoman"/>
+      <w:lvlText w:val="%6."/>
+      <w:lvlJc w:val="right"/>
+      <w:pPr>
+        <w:ind w:left="4320" w:hanging="180"/>
+      </w:pPr>
+    </w:lvl>
+    <w:lvl w:ilvl="6" w:tplc="340A000F" w:tentative="1">
+      <w:start w:val="1"/>
+      <w:numFmt w:val="decimal"/>
+      <w:lvlText w:val="%7."/>
+      <w:lvlJc w:val="left"/>
+      <w:pPr>
+        <w:ind w:left="5040" w:hanging="360"/>
+      </w:pPr>
+    </w:lvl>
+    <w:lvl w:ilvl="7" w:tplc="340A0019" w:tentative="1">
+      <w:start w:val="1"/>
+      <w:numFmt w:val="lowerLetter"/>
+      <w:lvlText w:val="%8."/>
+      <w:lvlJc w:val="left"/>
+      <w:pPr>
+        <w:ind w:left="5760" w:hanging="360"/>
+      </w:pPr>
+    </w:lvl>
+    <w:lvl w:ilvl="8" w:tplc="340A001B" w:tentative="1">
+      <w:start w:val="1"/>
+      <w:numFmt w:val="lowerRoman"/>
+      <w:lvlText w:val="%9."/>
+      <w:lvlJc w:val="right"/>
+      <w:pPr>
+        <w:ind w:left="6480" w:hanging="180"/>
+      </w:pPr>
+    </w:lvl>
+  </w:abstractNum>
+  <w:abstractNum w:abstractNumId="5" w15:restartNumberingAfterBreak="0">
+    <w:nsid w:val="476C4253"/>
+    <w:multiLevelType w:val="hybridMultilevel"/>
+    <w:tmpl w:val="0FDCC120"/>
+    <w:lvl w:ilvl="0" w:tplc="340A0011">
+      <w:start w:val="1"/>
+      <w:numFmt w:val="decimal"/>
+      <w:lvlText w:val="%1)"/>
+      <w:lvlJc w:val="left"/>
+      <w:pPr>
+        <w:ind w:left="720" w:hanging="360"/>
+      </w:pPr>
+      <w:rPr>
+        <w:rFonts w:hint="default"/>
+      </w:rPr>
+    </w:lvl>
+    <w:lvl w:ilvl="1" w:tplc="340A0019" w:tentative="1">
+      <w:start w:val="1"/>
+      <w:numFmt w:val="lowerLetter"/>
+      <w:lvlText w:val="%2."/>
+      <w:lvlJc w:val="left"/>
+      <w:pPr>
+        <w:ind w:left="1440" w:hanging="360"/>
+      </w:pPr>
+    </w:lvl>
+    <w:lvl w:ilvl="2" w:tplc="340A001B" w:tentative="1">
+      <w:start w:val="1"/>
+      <w:numFmt w:val="lowerRoman"/>
+      <w:lvlText w:val="%3."/>
+      <w:lvlJc w:val="right"/>
+      <w:pPr>
+        <w:ind w:left="2160" w:hanging="180"/>
+      </w:pPr>
+    </w:lvl>
+    <w:lvl w:ilvl="3" w:tplc="340A000F" w:tentative="1">
+      <w:start w:val="1"/>
+      <w:numFmt w:val="decimal"/>
+      <w:lvlText w:val="%4."/>
+      <w:lvlJc w:val="left"/>
+      <w:pPr>
+        <w:ind w:left="2880" w:hanging="360"/>
+      </w:pPr>
+    </w:lvl>
+    <w:lvl w:ilvl="4" w:tplc="340A0019" w:tentative="1">
+      <w:start w:val="1"/>
+      <w:numFmt w:val="lowerLetter"/>
+      <w:lvlText w:val="%5."/>
+      <w:lvlJc w:val="left"/>
+      <w:pPr>
+        <w:ind w:left="3600" w:hanging="360"/>
+      </w:pPr>
+    </w:lvl>
+    <w:lvl w:ilvl="5" w:tplc="340A001B" w:tentative="1">
+      <w:start w:val="1"/>
+      <w:numFmt w:val="lowerRoman"/>
+      <w:lvlText w:val="%6."/>
+      <w:lvlJc w:val="right"/>
+      <w:pPr>
+        <w:ind w:left="4320" w:hanging="180"/>
+      </w:pPr>
+    </w:lvl>
+    <w:lvl w:ilvl="6" w:tplc="340A000F" w:tentative="1">
+      <w:start w:val="1"/>
+      <w:numFmt w:val="decimal"/>
+      <w:lvlText w:val="%7."/>
+      <w:lvlJc w:val="left"/>
+      <w:pPr>
+        <w:ind w:left="5040" w:hanging="360"/>
+      </w:pPr>
+    </w:lvl>
+    <w:lvl w:ilvl="7" w:tplc="340A0019" w:tentative="1">
+      <w:start w:val="1"/>
+      <w:numFmt w:val="lowerLetter"/>
+      <w:lvlText w:val="%8."/>
+      <w:lvlJc w:val="left"/>
+      <w:pPr>
+        <w:ind w:left="5760" w:hanging="360"/>
+      </w:pPr>
+    </w:lvl>
+    <w:lvl w:ilvl="8" w:tplc="340A001B" w:tentative="1">
+      <w:start w:val="1"/>
+      <w:numFmt w:val="lowerRoman"/>
+      <w:lvlText w:val="%9."/>
+      <w:lvlJc w:val="right"/>
+      <w:pPr>
+        <w:ind w:left="6480" w:hanging="180"/>
+      </w:pPr>
+    </w:lvl>
+  </w:abstractNum>
+  <w:abstractNum w:abstractNumId="6" w15:restartNumberingAfterBreak="0">
+    <w:nsid w:val="52204E3D"/>
+    <w:multiLevelType w:val="hybridMultilevel"/>
+    <w:tmpl w:val="5B54432C"/>
+    <w:lvl w:ilvl="0" w:tplc="340A000F">
+      <w:start w:val="1"/>
+      <w:numFmt w:val="decimal"/>
+      <w:lvlText w:val="%1."/>
+      <w:lvlJc w:val="left"/>
+      <w:pPr>
+        <w:ind w:left="720" w:hanging="360"/>
+      </w:pPr>
+    </w:lvl>
+    <w:lvl w:ilvl="1" w:tplc="340A0019" w:tentative="1">
+      <w:start w:val="1"/>
+      <w:numFmt w:val="lowerLetter"/>
+      <w:lvlText w:val="%2."/>
+      <w:lvlJc w:val="left"/>
+      <w:pPr>
+        <w:ind w:left="1440" w:hanging="360"/>
+      </w:pPr>
+    </w:lvl>
+    <w:lvl w:ilvl="2" w:tplc="340A001B" w:tentative="1">
+      <w:start w:val="1"/>
+      <w:numFmt w:val="lowerRoman"/>
+      <w:lvlText w:val="%3."/>
+      <w:lvlJc w:val="right"/>
+      <w:pPr>
+        <w:ind w:left="2160" w:hanging="180"/>
+      </w:pPr>
+    </w:lvl>
+    <w:lvl w:ilvl="3" w:tplc="340A000F" w:tentative="1">
+      <w:start w:val="1"/>
+      <w:numFmt w:val="decimal"/>
+      <w:lvlText w:val="%4."/>
+      <w:lvlJc w:val="left"/>
+      <w:pPr>
+        <w:ind w:left="2880" w:hanging="360"/>
+      </w:pPr>
+    </w:lvl>
+    <w:lvl w:ilvl="4" w:tplc="340A0019" w:tentative="1">
+      <w:start w:val="1"/>
+      <w:numFmt w:val="lowerLetter"/>
+      <w:lvlText w:val="%5."/>
+      <w:lvlJc w:val="left"/>
+      <w:pPr>
+        <w:ind w:left="3600" w:hanging="360"/>
+      </w:pPr>
+    </w:lvl>
+    <w:lvl w:ilvl="5" w:tplc="340A001B" w:tentative="1">
+      <w:start w:val="1"/>
+      <w:numFmt w:val="lowerRoman"/>
+      <w:lvlText w:val="%6."/>
+      <w:lvlJc w:val="right"/>
+      <w:pPr>
+        <w:ind w:left="4320" w:hanging="180"/>
+      </w:pPr>
+    </w:lvl>
+    <w:lvl w:ilvl="6" w:tplc="340A000F" w:tentative="1">
+      <w:start w:val="1"/>
+      <w:numFmt w:val="decimal"/>
+      <w:lvlText w:val="%7."/>
+      <w:lvlJc w:val="left"/>
+      <w:pPr>
+        <w:ind w:left="5040" w:hanging="360"/>
+      </w:pPr>
+    </w:lvl>
+    <w:lvl w:ilvl="7" w:tplc="340A0019" w:tentative="1">
+      <w:start w:val="1"/>
+      <w:numFmt w:val="lowerLetter"/>
+      <w:lvlText w:val="%8."/>
+      <w:lvlJc w:val="left"/>
+      <w:pPr>
+        <w:ind w:left="5760" w:hanging="360"/>
+      </w:pPr>
+    </w:lvl>
+    <w:lvl w:ilvl="8" w:tplc="340A001B" w:tentative="1">
+      <w:start w:val="1"/>
+      <w:numFmt w:val="lowerRoman"/>
+      <w:lvlText w:val="%9."/>
+      <w:lvlJc w:val="right"/>
+      <w:pPr>
+        <w:ind w:left="6480" w:hanging="180"/>
+      </w:pPr>
+    </w:lvl>
+  </w:abstractNum>
+  <w:abstractNum w:abstractNumId="7" w15:restartNumberingAfterBreak="0">
+    <w:nsid w:val="7A9039D3"/>
+    <w:multiLevelType w:val="hybridMultilevel"/>
+    <w:tmpl w:val="2054A20E"/>
+    <w:lvl w:ilvl="0" w:tplc="340A000F">
+      <w:start w:val="1"/>
+      <w:numFmt w:val="decimal"/>
+      <w:lvlText w:val="%1."/>
+      <w:lvlJc w:val="left"/>
+      <w:pPr>
+        <w:ind w:left="720" w:hanging="360"/>
+      </w:pPr>
+    </w:lvl>
+    <w:lvl w:ilvl="1" w:tplc="340A0019" w:tentative="1">
+      <w:start w:val="1"/>
+      <w:numFmt w:val="lowerLetter"/>
+      <w:lvlText w:val="%2."/>
+      <w:lvlJc w:val="left"/>
+      <w:pPr>
+        <w:ind w:left="1440" w:hanging="360"/>
+      </w:pPr>
+    </w:lvl>
+    <w:lvl w:ilvl="2" w:tplc="340A001B" w:tentative="1">
+      <w:start w:val="1"/>
+      <w:numFmt w:val="lowerRoman"/>
+      <w:lvlText w:val="%3."/>
+      <w:lvlJc w:val="right"/>
+      <w:pPr>
+        <w:ind w:left="2160" w:hanging="180"/>
+      </w:pPr>
+    </w:lvl>
+    <w:lvl w:ilvl="3" w:tplc="340A000F" w:tentative="1">
+      <w:start w:val="1"/>
+      <w:numFmt w:val="decimal"/>
+      <w:lvlText w:val="%4."/>
+      <w:lvlJc w:val="left"/>
+      <w:pPr>
+        <w:ind w:left="2880" w:hanging="360"/>
+      </w:pPr>
+    </w:lvl>
+    <w:lvl w:ilvl="4" w:tplc="340A0019" w:tentative="1">
+      <w:start w:val="1"/>
+      <w:numFmt w:val="lowerLetter"/>
+      <w:lvlText w:val="%5."/>
+      <w:lvlJc w:val="left"/>
+      <w:pPr>
+        <w:ind w:left="3600" w:hanging="360"/>
+      </w:pPr>
+    </w:lvl>
+    <w:lvl w:ilvl="5" w:tplc="340A001B" w:tentative="1">
+      <w:start w:val="1"/>
+      <w:numFmt w:val="lowerRoman"/>
+      <w:lvlText w:val="%6."/>
+      <w:lvlJc w:val="right"/>
+      <w:pPr>
+        <w:ind w:left="4320" w:hanging="180"/>
+      </w:pPr>
+    </w:lvl>
+    <w:lvl w:ilvl="6" w:tplc="340A000F" w:tentative="1">
+      <w:start w:val="1"/>
+      <w:numFmt w:val="decimal"/>
+      <w:lvlText w:val="%7."/>
+      <w:lvlJc w:val="left"/>
+      <w:pPr>
+        <w:ind w:left="5040" w:hanging="360"/>
+      </w:pPr>
+    </w:lvl>
+    <w:lvl w:ilvl="7" w:tplc="340A0019" w:tentative="1">
+      <w:start w:val="1"/>
+      <w:numFmt w:val="lowerLetter"/>
+      <w:lvlText w:val="%8."/>
+      <w:lvlJc w:val="left"/>
+      <w:pPr>
+        <w:ind w:left="5760" w:hanging="360"/>
+      </w:pPr>
+    </w:lvl>
+    <w:lvl w:ilvl="8" w:tplc="340A001B" w:tentative="1">
+      <w:start w:val="1"/>
+      <w:numFmt w:val="lowerRoman"/>
+      <w:lvlText w:val="%9."/>
+      <w:lvlJc w:val="right"/>
+      <w:pPr>
+        <w:ind w:left="6480" w:hanging="180"/>
+      </w:pPr>
+    </w:lvl>
+  </w:abstractNum>
+  <w:num w:numId="1" w16cid:durableId="966156037">
+    <w:abstractNumId w:val="1"/>
+  </w:num>
+  <w:num w:numId="2" w16cid:durableId="2129002620">
+    <w:abstractNumId w:val="6"/>
+  </w:num>
+  <w:num w:numId="3" w16cid:durableId="517888312">
+    <w:abstractNumId w:val="7"/>
+  </w:num>
+  <w:num w:numId="4" w16cid:durableId="344938185">
+    <w:abstractNumId w:val="3"/>
+  </w:num>
+  <w:num w:numId="5" w16cid:durableId="1600026114">
+    <w:abstractNumId w:val="5"/>
+  </w:num>
+  <w:num w:numId="6" w16cid:durableId="804542993">
+    <w:abstractNumId w:val="0"/>
+  </w:num>
+  <w:num w:numId="7" w16cid:durableId="439884619">
+    <w:abstractNumId w:val="4"/>
+  </w:num>
+  <w:num w:numId="8" w16cid:durableId="130759178">
+    <w:abstractNumId w:val="2"/>
+  </w:num>
+</w:numbering>
 </file>
 
 <file path=word/styles.xml><?xml version="1.0" encoding="utf-8"?>
+<w:styles xmlns:mc="http://schemas.openxmlformats.org/markup-compatibility/2006" xmlns:r="http://schemas.openxmlformats.org/officeDocument/2006/relationships" xmlns:w="http://schemas.openxmlformats.org/wordprocessingml/2006/main" xmlns:w14="http://schemas.microsoft.com/office/word/2010/wordml" xmlns:w15="http://schemas.microsoft.com/office/word/2012/wordml" xmlns:w16cex="http://schemas.microsoft.com/office/word/2018/wordml/cex" xmlns:w16cid="http://schemas.microsoft.com/office/word/2016/wordml/cid" xmlns:w16="http://schemas.microsoft.com/office/word/2018/wordml" xmlns:w16du="http://schemas.microsoft.com/office/word/2023/wordml/word16du" xmlns:w16sdtdh="http://schemas.microsoft.com/office/word/2020/wordml/sdtdatahash" xmlns:w16sdtfl="http://schemas.microsoft.com/office/word/2024/wordml/sdtformatlock" xmlns:w16se="http://schemas.microsoft.com/office/word/2015/wordml/symex" mc:Ignorable="w14 w15 w16se w16cid w16 w16cex w16sdtdh w16sdtfl w16du">
+  <w:docDefaults>
+    <w:rPrDefault>
+      <w:rPr>
+        <w:rFonts w:asciiTheme="minorHAnsi" w:eastAsiaTheme="minorEastAsia" w:hAnsiTheme="minorHAnsi" w:cstheme="minorBidi"/>
+        <w:kern w:val="2"/>
+        <w:sz w:val="24"/>
+        <w:szCs w:val="24"/>
+        <w:lang w:val="es-CL" w:eastAsia="ja-JP" w:bidi="ar-SA"/>
+        <w14:ligatures w14:val="standardContextual"/>
+      </w:rPr>
+    </w:rPrDefault>
+    <w:pPrDefault>
+      <w:pPr>
+        <w:spacing w:after="160" w:line="278" w:lineRule="auto"/>
+      </w:pPr>
+    </w:pPrDefault>
+  </w:docDefaults>
+  <w:latentStyles w:defLockedState="0" w:defUIPriority="99" w:defSemiHidden="0" w:defUnhideWhenUsed="0" w:defQFormat="0" w:count="376">
+    <w:lsdException w:name="Normal" w:uiPriority="0" w:qFormat="1"/>
+    <w:lsdException w:name="heading 1" w:uiPriority="9" w:qFormat="1"/>
+    <w:lsdException w:name="heading 2" w:semiHidden="1" w:uiPriority="9" w:unhideWhenUsed="1" w:qFormat="1"/>
+    <w:lsdException w:name="heading 3" w:semiHidden="1" w:uiPriority="9" w:unhideWhenUsed="1" w:qFormat="1"/>
+    <w:lsdException w:name="heading 4" w:semiHidden="1" w:uiPriority="9" w:unhideWhenUsed="1" w:qFormat="1"/>
+    <w:lsdException w:name="heading 5" w:semiHidden="1" w:uiPriority="9" w:unhideWhenUsed="1" w:qFormat="1"/>
+    <w:lsdException w:name="heading 6" w:semiHidden="1" w:uiPriority="9" w:unhideWhenUsed="1" w:qFormat="1"/>
+    <w:lsdException w:name="heading 7" w:semiHidden="1" w:uiPriority="9" w:unhideWhenUsed="1" w:qFormat="1"/>
+    <w:lsdException w:name="heading 8" w:semiHidden="1" w:uiPriority="9" w:unhideWhenUsed="1" w:qFormat="1"/>
+    <w:lsdException w:name="heading 9" w:semiHidden="1" w:uiPriority="9" w:unhideWhenUsed="1" w:qFormat="1"/>
+    <w:lsdException w:name="index 1" w:semiHidden="1" w:unhideWhenUsed="1"/>
+    <w:lsdException w:name="index 2" w:semiHidden="1" w:unhideWhenUsed="1"/>
+    <w:lsdException w:name="index 3" w:semiHidden="1" w:unhideWhenUsed="1"/>
+    <w:lsdException w:name="index 4" w:semiHidden="1" w:unhideWhenUsed="1"/>
+    <w:lsdException w:name="index 5" w:semiHidden="1" w:unhideWhenUsed="1"/>
+    <w:lsdException w:name="index 6" w:semiHidden="1" w:unhideWhenUsed="1"/>
+    <w:lsdException w:name="index 7" w:semiHidden="1" w:unhideWhenUsed="1"/>
+    <w:lsdException w:name="index 8" w:semiHidden="1" w:unhideWhenUsed="1"/>
+    <w:lsdException w:name="index 9" w:semiHidden="1" w:unhideWhenUsed="1"/>
+    <w:lsdException w:name="toc 1" w:semiHidden="1" w:uiPriority="39" w:unhideWhenUsed="1"/>
+    <w:lsdException w:name="toc 2" w:semiHidden="1" w:uiPriority="39" w:unhideWhenUsed="1"/>
+    <w:lsdException w:name="toc 3" w:semiHidden="1" w:uiPriority="39" w:unhideWhenUsed="1"/>
+    <w:lsdException w:name="toc 4" w:semiHidden="1" w:uiPriority="39" w:unhideWhenUsed="1"/>
+    <w:lsdException w:name="toc 5" w:semiHidden="1" w:uiPriority="39" w:unhideWhenUsed="1"/>
+    <w:lsdException w:name="toc 6" w:semiHidden="1" w:uiPriority="39" w:unhideWhenUsed="1"/>
+    <w:lsdException w:name="toc 7" w:semiHidden="1" w:uiPriority="39" w:unhideWhenUsed="1"/>
+    <w:lsdException w:name="toc 8" w:semiHidden="1" w:uiPriority="39" w:unhideWhenUsed="1"/>
+    <w:lsdException w:name="toc 9" w:semiHidden="1" w:uiPriority="39" w:unhideWhenUsed="1"/>
+    <w:lsdException w:name="Normal Indent" w:semiHidden="1" w:unhideWhenUsed="1"/>
+    <w:lsdException w:name="footnote text" w:semiHidden="1" w:unhideWhenUsed="1"/>
+    <w:lsdException w:name="annotation text" w:semiHidden="1" w:unhideWhenUsed="1"/>
+    <w:lsdException w:name="header" w:semiHidden="1" w:unhideWhenUsed="1"/>
+    <w:lsdException w:name="footer" w:semiHidden="1" w:unhideWhenUsed="1"/>
+    <w:lsdException w:name="index heading" w:semiHidden="1" w:unhideWhenUsed="1"/>
+    <w:lsdException w:name="caption" w:semiHidden="1" w:uiPriority="35" w:unhideWhenUsed="1" w:qFormat="1"/>
+    <w:lsdException w:name="table of figures" w:semiHidden="1" w:unhideWhenUsed="1"/>
+    <w:lsdException w:name="envelope address" w:semiHidden="1" w:unhideWhenUsed="1"/>
+    <w:lsdException w:name="envelope return" w:semiHidden="1" w:unhideWhenUsed="1"/>
+    <w:lsdException w:name="footnote reference" w:semiHidden="1" w:unhideWhenUsed="1"/>
+    <w:lsdException w:name="annotation reference" w:semiHidden="1" w:unhideWhenUsed="1"/>
+    <w:lsdException w:name="line number" w:semiHidden="1" w:unhideWhenUsed="1"/>
+    <w:lsdException w:name="page number" w:semiHidden="1" w:unhideWhenUsed="1"/>
+    <w:lsdException w:name="endnote reference" w:semiHidden="1" w:unhideWhenUsed="1"/>
+    <w:lsdException w:name="endnote text" w:semiHidden="1" w:unhideWhenUsed="1"/>
+    <w:lsdException w:name="table of authorities" w:semiHidden="1" w:unhideWhenUsed="1"/>
+    <w:lsdException w:name="macro" w:semiHidden="1" w:unhideWhenUsed="1"/>
+    <w:lsdException w:name="toa heading" w:semiHidden="1" w:unhideWhenUsed="1"/>
+    <w:lsdException w:name="List" w:semiHidden="1" w:unhideWhenUsed="1"/>
+    <w:lsdException w:name="List Bullet" w:semiHidden="1" w:unhideWhenUsed="1"/>
+    <w:lsdException w:name="List Number" w:semiHidden="1" w:unhideWhenUsed="1"/>
+    <w:lsdException w:name="List 2" w:semiHidden="1" w:unhideWhenUsed="1"/>
+    <w:lsdException w:name="List 3" w:semiHidden="1" w:unhideWhenUsed="1"/>
+    <w:lsdException w:name="List 4" w:semiHidden="1" w:unhideWhenUsed="1"/>
+    <w:lsdException w:name="List 5" w:semiHidden="1" w:unhideWhenUsed="1"/>
+    <w:lsdException w:name="List Bullet 2" w:semiHidden="1" w:unhideWhenUsed="1"/>
+    <w:lsdException w:name="List Bullet 3" w:semiHidden="1" w:unhideWhenUsed="1"/>
+    <w:lsdException w:name="List Bullet 4" w:semiHidden="1" w:unhideWhenUsed="1"/>
+    <w:lsdException w:name="List Bullet 5" w:semiHidden="1" w:unhideWhenUsed="1"/>
+    <w:lsdException w:name="List Number 2" w:semiHidden="1" w:unhideWhenUsed="1"/>
+    <w:lsdException w:name="List Number 3" w:semiHidden="1" w:unhideWhenUsed="1"/>
+    <w:lsdException w:name="List Number 4" w:semiHidden="1" w:unhideWhenUsed="1"/>
+    <w:lsdException w:name="List Number 5" w:semiHidden="1" w:unhideWhenUsed="1"/>
+    <w:lsdException w:name="Title" w:uiPriority="10" w:qFormat="1"/>
+    <w:lsdException w:name="Closing" w:semiHidden="1" w:unhideWhenUsed="1"/>
+    <w:lsdException w:name="Signature" w:semiHidden="1" w:unhideWhenUsed="1"/>
+    <w:lsdException w:name="Default Paragraph Font" w:semiHidden="1" w:uiPriority="1" w:unhideWhenUsed="1"/>
+    <w:lsdException w:name="Body Text" w:semiHidden="1" w:unhideWhenUsed="1"/>
+    <w:lsdException w:name="Body Text Indent" w:semiHidden="1" w:unhideWhenUsed="1"/>
+    <w:lsdException w:name="List Continue" w:semiHidden="1" w:unhideWhenUsed="1"/>
+    <w:lsdException w:name="List Continue 2" w:semiHidden="1" w:unhideWhenUsed="1"/>
+    <w:lsdException w:name="List Continue 3" w:semiHidden="1" w:unhideWhenUsed="1"/>
+    <w:lsdException w:name="List Continue 4" w:semiHidden="1" w:unhideWhenUsed="1"/>
+    <w:lsdException w:name="List Continue 5" w:semiHidden="1" w:unhideWhenUsed="1"/>
+    <w:lsdException w:name="Message Header" w:semiHidden="1" w:unhideWhenUsed="1"/>
+    <w:lsdException w:name="Subtitle" w:uiPriority="11" w:qFormat="1"/>
+    <w:lsdException w:name="Salutation" w:semiHidden="1" w:unhideWhenUsed="1"/>
+    <w:lsdException w:name="Date" w:semiHidden="1" w:unhideWhenUsed="1"/>
+    <w:lsdException w:name="Body Text First Indent" w:semiHidden="1" w:unhideWhenUsed="1"/>
+    <w:lsdException w:name="Body Text First Indent 2" w:semiHidden="1" w:unhideWhenUsed="1"/>
+    <w:lsdException w:name="Note Heading" w:semiHidden="1" w:unhideWhenUsed="1"/>
+    <w:lsdException w:name="Body Text 2" w:semiHidden="1" w:unhideWhenUsed="1"/>
+    <w:lsdException w:name="Body Text 3" w:semiHidden="1" w:unhideWhenUsed="1"/>
+    <w:lsdException w:name="Body Text Indent 2" w:semiHidden="1" w:unhideWhenUsed="1"/>
+    <w:lsdException w:name="Body Text Indent 3" w:semiHidden="1" w:unhideWhenUsed="1"/>
+    <w:lsdException w:name="Block Text" w:semiHidden="1" w:unhideWhenUsed="1"/>
+    <w:lsdException w:name="Hyperlink" w:semiHidden="1" w:unhideWhenUsed="1"/>
+    <w:lsdException w:name="FollowedHyperlink" w:semiHidden="1" w:unhideWhenUsed="1"/>
+    <w:lsdException w:name="Strong" w:uiPriority="22" w:qFormat="1"/>
+    <w:lsdException w:name="Emphasis" w:uiPriority="20" w:qFormat="1"/>
+    <w:lsdException w:name="Document Map" w:semiHidden="1" w:unhideWhenUsed="1"/>
+    <w:lsdException w:name="Plain Text" w:semiHidden="1" w:unhideWhenUsed="1"/>
+    <w:lsdException w:name="E-mail Signature" w:semiHidden="1" w:unhideWhenUsed="1"/>
+    <w:lsdException w:name="HTML Top of Form" w:semiHidden="1" w:unhideWhenUsed="1"/>
+    <w:lsdException w:name="HTML Bottom of Form" w:semiHidden="1" w:unhideWhenUsed="1"/>
+    <w:lsdException w:name="Normal (Web)" w:semiHidden="1" w:unhideWhenUsed="1"/>
+    <w:lsdException w:name="HTML Acronym" w:semiHidden="1" w:unhideWhenUsed="1"/>
+    <w:lsdException w:name="HTML Address" w:semiHidden="1" w:unhideWhenUsed="1"/>
+    <w:lsdException w:name="HTML Cite" w:semiHidden="1" w:unhideWhenUsed="1"/>
+    <w:lsdException w:name="HTML Code" w:semiHidden="1" w:unhideWhenUsed="1"/>
+    <w:lsdException w:name="HTML Definition" w:semiHidden="1" w:unhideWhenUsed="1"/>
+    <w:lsdException w:name="HTML Keyboard" w:semiHidden="1" w:unhideWhenUsed="1"/>
+    <w:lsdException w:name="HTML Preformatted" w:semiHidden="1" w:unhideWhenUsed="1"/>
+    <w:lsdException w:name="HTML Sample" w:semiHidden="1" w:unhideWhenUsed="1"/>
+    <w:lsdException w:name="HTML Typewriter" w:semiHidden="1" w:unhideWhenUsed="1"/>
+    <w:lsdException w:name="HTML Variable" w:semiHidden="1" w:unhideWhenUsed="1"/>
+    <w:lsdException w:name="Normal Table" w:semiHidden="1" w:unhideWhenUsed="1"/>
+    <w:lsdException w:name="annotation subject" w:semiHidden="1" w:unhideWhenUsed="1"/>
+    <w:lsdException w:name="No List" w:semiHidden="1" w:unhideWhenUsed="1"/>
+    <w:lsdException w:name="Outline List 1" w:semiHidden="1" w:unhideWhenUsed="1"/>
+    <w:lsdException w:name="Outline List 2" w:semiHidden="1" w:unhideWhenUsed="1"/>
+    <w:lsdException w:name="Outline List 3" w:semiHidden="1" w:unhideWhenUsed="1"/>
+    <w:lsdException w:name="Table Simple 1" w:semiHidden="1" w:unhideWhenUsed="1"/>
+    <w:lsdException w:name="Table Simple 2" w:semiHidden="1" w:unhideWhenUsed="1"/>
+    <w:lsdException w:name="Table Simple 3" w:semiHidden="1" w:unhideWhenUsed="1"/>
+    <w:lsdException w:name="Table Classic 1" w:semiHidden="1" w:unhideWhenUsed="1"/>
+    <w:lsdException w:name="Table Classic 2" w:semiHidden="1" w:unhideWhenUsed="1"/>
+    <w:lsdException w:name="Table Classic 3" w:semiHidden="1" w:unhideWhenUsed="1"/>
+    <w:lsdException w:name="Table Classic 4" w:semiHidden="1" w:unhideWhenUsed="1"/>
+    <w:lsdException w:name="Table Colorful 1" w:semiHidden="1" w:unhideWhenUsed="1"/>
+    <w:lsdException w:name="Table Colorful 2" w:semiHidden="1" w:unhideWhenUsed="1"/>
+    <w:lsdException w:name="Table Colorful 3" w:semiHidden="1" w:unhideWhenUsed="1"/>
+    <w:lsdException w:name="Table Columns 1" w:semiHidden="1" w:unhideWhenUsed="1"/>
+    <w:lsdException w:name="Table Columns 2" w:semiHidden="1" w:unhideWhenUsed="1"/>
+    <w:lsdException w:name="Table Columns 3" w:semiHidden="1" w:unhideWhenUsed="1"/>
+    <w:lsdException w:name="Table Columns 4" w:semiHidden="1" w:unhideWhenUsed="1"/>
+    <w:lsdException w:name="Table Columns 5" w:semiHidden="1" w:unhideWhenUsed="1"/>
+    <w:lsdException w:name="Table Grid 1" w:semiHidden="1" w:unhideWhenUsed="1"/>
+    <w:lsdException w:name="Table Grid 2" w:semiHidden="1" w:unhideWhenUsed="1"/>
+    <w:lsdException w:name="Table Grid 3" w:semiHidden="1" w:unhideWhenUsed="1"/>
+    <w:lsdException w:name="Table Grid 4" w:semiHidden="1" w:unhideWhenUsed="1"/>
+    <w:lsdException w:name="Table Grid 5" w:semiHidden="1" w:unhideWhenUsed="1"/>
+    <w:lsdException w:name="Table Grid 6" w:semiHidden="1" w:unhideWhenUsed="1"/>
+    <w:lsdException w:name="Table Grid 7" w:semiHidden="1" w:unhideWhenUsed="1"/>
+    <w:lsdException w:name="Table Grid 8" w:semiHidden="1" w:unhideWhenUsed="1"/>
+    <w:lsdException w:name="Table List 1" w:semiHidden="1" w:unhideWhenUsed="1"/>
+    <w:lsdException w:name="Table List 2" w:semiHidden="1" w:unhideWhenUsed="1"/>
+    <w:lsdException w:name="Table List 3" w:semiHidden="1" w:unhideWhenUsed="1"/>
+    <w:lsdException w:name="Table List 4" w:semiHidden="1" w:unhideWhenUsed="1"/>
+    <w:lsdException w:name="Table List 5" w:semiHidden="1" w:unhideWhenUsed="1"/>
+    <w:lsdException w:name="Table List 6" w:semiHidden="1" w:unhideWhenUsed="1"/>
+    <w:lsdException w:name="Table List 7" w:semiHidden="1" w:unhideWhenUsed="1"/>
+    <w:lsdException w:name="Table List 8" w:semiHidden="1" w:unhideWhenUsed="1"/>
+    <w:lsdException w:name="Table 3D effects 1" w:semiHidden="1" w:unhideWhenUsed="1"/>
+    <w:lsdException w:name="Table 3D effects 2" w:semiHidden="1" w:unhideWhenUsed="1"/>
+    <w:lsdException w:name="Table 3D effects 3" w:semiHidden="1" w:unhideWhenUsed="1"/>
+    <w:lsdException w:name="Table Contemporary" w:semiHidden="1" w:unhideWhenUsed="1"/>
+    <w:lsdException w:name="Table Elegant" w:semiHidden="1" w:unhideWhenUsed="1"/>
+    <w:lsdException w:name="Table Professional" w:semiHidden="1" w:unhideWhenUsed="1"/>
+    <w:lsdException w:name="Table Subtle 1" w:semiHidden="1" w:unhideWhenUsed="1"/>
+    <w:lsdException w:name="Table Subtle 2" w:semiHidden="1" w:unhideWhenUsed="1"/>
+    <w:lsdException w:name="Table Web 1" w:semiHidden="1" w:unhideWhenUsed="1"/>
+    <w:lsdException w:name="Table Web 2" w:semiHidden="1" w:unhideWhenUsed="1"/>
+    <w:lsdException w:name="Table Web 3" w:semiHidden="1" w:unhideWhenUsed="1"/>
+    <w:lsdException w:name="Balloon Text" w:semiHidden="1" w:unhideWhenUsed="1"/>
+    <w:lsdException w:name="Table Grid" w:uiPriority="39"/>
+    <w:lsdException w:name="Table Theme" w:semiHidden="1" w:unhideWhenUsed="1"/>
+    <w:lsdException w:name="Placeholder Text" w:semiHidden="1"/>
+    <w:lsdException w:name="No Spacing" w:uiPriority="1" w:qFormat="1"/>
+    <w:lsdException w:name="Light Shading" w:uiPriority="60"/>
+    <w:lsdException w:name="Light List" w:uiPriority="61"/>
+    <w:lsdException w:name="Light Grid" w:uiPriority="62"/>
+    <w:lsdException w:name="Medium Shading 1" w:uiPriority="63"/>
+    <w:lsdException w:name="Medium Shading 2" w:uiPriority="64"/>
+    <w:lsdException w:name="Medium List 1" w:uiPriority="65"/>
+    <w:lsdException w:name="Medium List 2" w:uiPriority="66"/>
+    <w:lsdException w:name="Medium Grid 1" w:uiPriority="67"/>
+    <w:lsdException w:name="Medium Grid 2" w:uiPriority="68"/>
+    <w:lsdException w:name="Medium Grid 3" w:uiPriority="69"/>
+    <w:lsdException w:name="Dark List" w:uiPriority="70"/>
+    <w:lsdException w:name="Colorful Shading" w:uiPriority="71"/>
+    <w:lsdException w:name="Colorful List" w:uiPriority="72"/>
+    <w:lsdException w:name="Colorful Grid" w:uiPriority="73"/>
+    <w:lsdException w:name="Light Shading Accent 1" w:uiPriority="60"/>
+    <w:lsdException w:name="Light List Accent 1" w:uiPriority="61"/>
+    <w:lsdException w:name="Light Grid Accent 1" w:uiPriority="62"/>
+    <w:lsdException w:name="Medium Shading 1 Accent 1" w:uiPriority="63"/>
+    <w:lsdException w:name="Medium Shading 2 Accent 1" w:uiPriority="64"/>
+    <w:lsdException w:name="Medium List 1 Accent 1" w:uiPriority="65"/>
+    <w:lsdException w:name="Revision" w:semiHidden="1"/>
+    <w:lsdException w:name="List Paragraph" w:uiPriority="34" w:qFormat="1"/>
+    <w:lsdException w:name="Quote" w:uiPriority="29" w:qFormat="1"/>
+    <w:lsdException w:name="Intense Quote" w:uiPriority="30" w:qFormat="1"/>
+    <w:lsdException w:name="Medium List 2 Accent 1" w:uiPriority="66"/>
+    <w:lsdException w:name="Medium Grid 1 Accent 1" w:uiPriority="67"/>
+    <w:lsdException w:name="Medium Grid 2 Accent 1" w:uiPriority="68"/>
+    <w:lsdException w:name="Medium Grid 3 Accent 1" w:uiPriority="69"/>
+    <w:lsdException w:name="Dark List Accent 1" w:uiPriority="70"/>
+    <w:lsdException w:name="Colorful Shading Accent 1" w:uiPriority="71"/>
+    <w:lsdException w:name="Colorful List Accent 1" w:uiPriority="72"/>
+    <w:lsdException w:name="Colorful Grid Accent 1" w:uiPriority="73"/>
+    <w:lsdException w:name="Light Shading Accent 2" w:uiPriority="60"/>
+    <w:lsdException w:name="Light List Accent 2" w:uiPriority="61"/>
+    <w:lsdException w:name="Light Grid Accent 2" w:uiPriority="62"/>
+    <w:lsdException w:name="Medium Shading 1 Accent 2" w:uiPriority="63"/>
+    <w:lsdException w:name="Medium Shading 2 Accent 2" w:uiPriority="64"/>
+    <w:lsdException w:name="Medium List 1 Accent 2" w:uiPriority="65"/>
+    <w:lsdException w:name="Medium List 2 Accent 2" w:uiPriority="66"/>
+    <w:lsdException w:name="Medium Grid 1 Accent 2" w:uiPriority="67"/>
+    <w:lsdException w:name="Medium Grid 2 Accent 2" w:uiPriority="68"/>
+    <w:lsdException w:name="Medium Grid 3 Accent 2" w:uiPriority="69"/>
+    <w:lsdException w:name="Dark List Accent 2" w:uiPriority="70"/>
+    <w:lsdException w:name="Colorful Shading Accent 2" w:uiPriority="71"/>
+    <w:lsdException w:name="Colorful List Accent 2" w:uiPriority="72"/>
+    <w:lsdException w:name="Colorful Grid Accent 2" w:uiPriority="73"/>
+    <w:lsdException w:name="Light Shading Accent 3" w:uiPriority="60"/>
+    <w:lsdException w:name="Light List Accent 3" w:uiPriority="61"/>
+    <w:lsdException w:name="Light Grid Accent 3" w:uiPriority="62"/>
+    <w:lsdException w:name="Medium Shading 1 Accent 3" w:uiPriority="63"/>
+    <w:lsdException w:name="Medium Shading 2 Accent 3" w:uiPriority="64"/>
+    <w:lsdException w:name="Medium List 1 Accent 3" w:uiPriority="65"/>
+    <w:lsdException w:name="Medium List 2 Accent 3" w:uiPriority="66"/>
+    <w:lsdException w:name="Medium Grid 1 Accent 3" w:uiPriority="67"/>
+    <w:lsdException w:name="Medium Grid 2 Accent 3" w:uiPriority="68"/>
+    <w:lsdException w:name="Medium Grid 3 Accent 3" w:uiPriority="69"/>
+    <w:lsdException w:name="Dark List Accent 3" w:uiPriority="70"/>
+    <w:lsdException w:name="Colorful Shading Accent 3" w:uiPriority="71"/>
+    <w:lsdException w:name="Colorful List Accent 3" w:uiPriority="72"/>
+    <w:lsdException w:name="Colorful Grid Accent 3" w:uiPriority="73"/>
+    <w:lsdException w:name="Light Shading Accent 4" w:uiPriority="60"/>
+    <w:lsdException w:name="Light List Accent 4" w:uiPriority="61"/>
+    <w:lsdException w:name="Light Grid Accent 4" w:uiPriority="62"/>
+    <w:lsdException w:name="Medium Shading 1 Accent 4" w:uiPriority="63"/>
+    <w:lsdException w:name="Medium Shading 2 Accent 4" w:uiPriority="64"/>
+    <w:lsdException w:name="Medium List 1 Accent 4" w:uiPriority="65"/>
+    <w:lsdException w:name="Medium List 2 Accent 4" w:uiPriority="66"/>
+    <w:lsdException w:name="Medium Grid 1 Accent 4" w:uiPriority="67"/>
+    <w:lsdException w:name="Medium Grid 2 Accent 4" w:uiPriority="68"/>
+    <w:lsdException w:name="Medium Grid 3 Accent 4" w:uiPriority="69"/>
+    <w:lsdException w:name="Dark List Accent 4" w:uiPriority="70"/>
+    <w:lsdException w:name="Colorful Shading Accent 4" w:uiPriority="71"/>
+    <w:lsdException w:name="Colorful List Accent 4" w:uiPriority="72"/>
+    <w:lsdException w:name="Colorful Grid Accent 4" w:uiPriority="73"/>
+    <w:lsdException w:name="Light Shading Accent 5" w:uiPriority="60"/>
+    <w:lsdException w:name="Light List Accent 5" w:uiPriority="61"/>
+    <w:lsdException w:name="Light Grid Accent 5" w:uiPriority="62"/>
+    <w:lsdException w:name="Medium Shading 1 Accent 5" w:uiPriority="63"/>
+    <w:lsdException w:name="Medium Shading 2 Accent 5" w:uiPriority="64"/>
+    <w:lsdException w:name="Medium List 1 Accent 5" w:uiPriority="65"/>
+    <w:lsdException w:name="Medium List 2 Accent 5" w:uiPriority="66"/>
+    <w:lsdException w:name="Medium Grid 1 Accent 5" w:uiPriority="67"/>
+    <w:lsdException w:name="Medium Grid 2 Accent 5" w:uiPriority="68"/>
+    <w:lsdException w:name="Medium Grid 3 Accent 5" w:uiPriority="69"/>
+    <w:lsdException w:name="Dark List Accent 5" w:uiPriority="70"/>
+    <w:lsdException w:name="Colorful Shading Accent 5" w:uiPriority="71"/>
+    <w:lsdException w:name="Colorful List Accent 5" w:uiPriority="72"/>
+    <w:lsdException w:name="Colorful Grid Accent 5" w:uiPriority="73"/>
+    <w:lsdException w:name="Light Shading Accent 6" w:uiPriority="60"/>
+    <w:lsdException w:name="Light List Accent 6" w:uiPriority="61"/>
+    <w:lsdException w:name="Light Grid Accent 6" w:uiPriority="62"/>
+    <w:lsdException w:name="Medium Shading 1 Accent 6" w:uiPriority="63"/>
+    <w:lsdException w:name="Medium Shading 2 Accent 6" w:uiPriority="64"/>
+    <w:lsdException w:name="Medium List 1 Accent 6" w:uiPriority="65"/>
+    <w:lsdException w:name="Medium List 2 Accent 6" w:uiPriority="66"/>
+    <w:lsdException w:name="Medium Grid 1 Accent 6" w:uiPriority="67"/>
+    <w:lsdException w:name="Medium Grid 2 Accent 6" w:uiPriority="68"/>
+    <w:lsdException w:name="Medium Grid 3 Accent 6" w:uiPriority="69"/>
+    <w:lsdException w:name="Dark List Accent 6" w:uiPriority="70"/>
+    <w:lsdException w:name="Colorful Shading Accent 6" w:uiPriority="71"/>
+    <w:lsdException w:name="Colorful List Accent 6" w:uiPriority="72"/>
+    <w:lsdException w:name="Colorful Grid Accent 6" w:uiPriority="73"/>
+    <w:lsdException w:name="Subtle Emphasis" w:uiPriority="19" w:qFormat="1"/>
+    <w:lsdException w:name="Intense Emphasis" w:uiPriority="21" w:qFormat="1"/>
+    <w:lsdException w:name="Subtle Reference" w:uiPriority="31" w:qFormat="1"/>
+    <w:lsdException w:name="Intense Reference" w:uiPriority="32" w:qFormat="1"/>
+    <w:lsdException w:name="Book Title" w:uiPriority="33" w:qFormat="1"/>
+    <w:lsdException w:name="Bibliography" w:semiHidden="1" w:uiPriority="37" w:unhideWhenUsed="1"/>
+    <w:lsdException w:name="TOC Heading" w:semiHidden="1" w:uiPriority="39" w:unhideWhenUsed="1" w:qFormat="1"/>
+    <w:lsdException w:name="Plain Table 1" w:uiPriority="41"/>
+    <w:lsdException w:name="Plain Table 2" w:uiPriority="42"/>
+    <w:lsdException w:name="Plain Table 3" w:uiPriority="43"/>
+    <w:lsdException w:name="Plain Table 4" w:uiPriority="44"/>
+    <w:lsdException w:name="Plain Table 5" w:uiPriority="45"/>
+    <w:lsdException w:name="Grid Table Light" w:uiPriority="40"/>
+    <w:lsdException w:name="Grid Table 1 Light" w:uiPriority="46"/>
+    <w:lsdException w:name="Grid Table 2" w:uiPriority="47"/>
+    <w:lsdException w:name="Grid Table 3" w:uiPriority="48"/>
+    <w:lsdException w:name="Grid Table 4" w:uiPriority="49"/>
+    <w:lsdException w:name="Grid Table 5 Dark" w:uiPriority="50"/>
+    <w:lsdException w:name="Grid Table 6 Colorful" w:uiPriority="51"/>
+    <w:lsdException w:name="Grid Table 7 Colorful" w:uiPriority="52"/>
+    <w:lsdException w:name="Grid Table 1 Light Accent 1" w:uiPriority="46"/>
+    <w:lsdException w:name="Grid Table 2 Accent 1" w:uiPriority="47"/>
+    <w:lsdException w:name="Grid Table 3 Accent 1" w:uiPriority="48"/>
+    <w:lsdException w:name="Grid Table 4 Accent 1" w:uiPriority="49"/>
+    <w:lsdException w:name="Grid Table 5 Dark Accent 1" w:uiPriority="50"/>
+    <w:lsdException w:name="Grid Table 6 Colorful Accent 1" w:uiPriority="51"/>
+    <w:lsdException w:name="Grid Table 7 Colorful Accent 1" w:uiPriority="52"/>
+    <w:lsdException w:name="Grid Table 1 Light Accent 2" w:uiPriority="46"/>
+    <w:lsdException w:name="Grid Table 2 Accent 2" w:uiPriority="47"/>
+    <w:lsdException w:name="Grid Table 3 Accent 2" w:uiPriority="48"/>
+    <w:lsdException w:name="Grid Table 4 Accent 2" w:uiPriority="49"/>
+    <w:lsdException w:name="Grid Table 5 Dark Accent 2" w:uiPriority="50"/>
+    <w:lsdException w:name="Grid Table 6 Colorful Accent 2" w:uiPriority="51"/>
+    <w:lsdException w:name="Grid Table 7 Colorful Accent 2" w:uiPriority="52"/>
+    <w:lsdException w:name="Grid Table 1 Light Accent 3" w:uiPriority="46"/>
+    <w:lsdException w:name="Grid Table 2 Accent 3" w:uiPriority="47"/>
+    <w:lsdException w:name="Grid Table 3 Accent 3" w:uiPriority="48"/>
+    <w:lsdException w:name="Grid Table 4 Accent 3" w:uiPriority="49"/>
+    <w:lsdException w:name="Grid Table 5 Dark Accent 3" w:uiPriority="50"/>
+    <w:lsdException w:name="Grid Table 6 Colorful Accent 3" w:uiPriority="51"/>
+    <w:lsdException w:name="Grid Table 7 Colorful Accent 3" w:uiPriority="52"/>
+    <w:lsdException w:name="Grid Table 1 Light Accent 4" w:uiPriority="46"/>
+    <w:lsdException w:name="Grid Table 2 Accent 4" w:uiPriority="47"/>
+    <w:lsdException w:name="Grid Table 3 Accent 4" w:uiPriority="48"/>
+    <w:lsdException w:name="Grid Table 4 Accent 4" w:uiPriority="49"/>
+    <w:lsdException w:name="Grid Table 5 Dark Accent 4" w:uiPriority="50"/>
+    <w:lsdException w:name="Grid Table 6 Colorful Accent 4" w:uiPriority="51"/>
+    <w:lsdException w:name="Grid Table 7 Colorful Accent 4" w:uiPriority="52"/>
+    <w:lsdException w:name="Grid Table 1 Light Accent 5" w:uiPriority="46"/>
+    <w:lsdException w:name="Grid Table 2 Accent 5" w:uiPriority="47"/>
+    <w:lsdException w:name="Grid Table 3 Accent 5" w:uiPriority="48"/>
+    <w:lsdException w:name="Grid Table 4 Accent 5" w:uiPriority="49"/>
+    <w:lsdException w:name="Grid Table 5 Dark Accent 5" w:uiPriority="50"/>
+    <w:lsdException w:name="Grid Table 6 Colorful Accent 5" w:uiPriority="51"/>
+    <w:lsdException w:name="Grid Table 7 Colorful Accent 5" w:uiPriority="52"/>
+    <w:lsdException w:name="Grid Table 1 Light Accent 6" w:uiPriority="46"/>
+    <w:lsdException w:name="Grid Table 2 Accent 6" w:uiPriority="47"/>
+    <w:lsdException w:name="Grid Table 3 Accent 6" w:uiPriority="48"/>
+    <w:lsdException w:name="Grid Table 4 Accent 6" w:uiPriority="49"/>
+    <w:lsdException w:name="Grid Table 5 Dark Accent 6" w:uiPriority="50"/>
+    <w:lsdException w:name="Grid Table 6 Colorful Accent 6" w:uiPriority="51"/>
+    <w:lsdException w:name="Grid Table 7 Colorful Accent 6" w:uiPriority="52"/>
+    <w:lsdException w:name="List Table 1 Light" w:uiPriority="46"/>
+    <w:lsdException w:name="List Table 2" w:uiPriority="47"/>
+    <w:lsdException w:name="List Table 3" w:uiPriority="48"/>
+    <w:lsdException w:name="List Table 4" w:uiPriority="49"/>
+    <w:lsdException w:name="List Table 5 Dark" w:uiPriority="50"/>
+    <w:lsdException w:name="List Table 6 Colorful" w:uiPriority="51"/>
+    <w:lsdException w:name="List Table 7 Colorful" w:uiPriority="52"/>
+    <w:lsdException w:name="List Table 1 Light Accent 1" w:uiPriority="46"/>
+    <w:lsdException w:name="List Table 2 Accent 1" w:uiPriority="47"/>
+    <w:lsdException w:name="List Table 3 Accent 1" w:uiPriority="48"/>
+    <w:lsdException w:name="List Table 4 Accent 1" w:uiPriority="49"/>
+    <w:lsdException w:name="List Table 5 Dark Accent 1" w:uiPriority="50"/>
+    <w:lsdException w:name="List Table 6 Colorful Accent 1" w:uiPriority="51"/>
+    <w:lsdException w:name="List Table 7 Colorful Accent 1" w:uiPriority="52"/>
+    <w:lsdException w:name="List Table 1 Light Accent 2" w:uiPriority="46"/>
+    <w:lsdException w:name="List Table 2 Accent 2" w:uiPriority="47"/>
+    <w:lsdException w:name="List Table 3 Accent 2" w:uiPriority="48"/>
+    <w:lsdException w:name="List Table 4 Accent 2" w:uiPriority="49"/>
+    <w:lsdException w:name="List Table 5 Dark Accent 2" w:uiPriority="50"/>
+    <w:lsdException w:name="List Table 6 Colorful Accent 2" w:uiPriority="51"/>
+    <w:lsdException w:name="List Table 7 Colorful Accent 2" w:uiPriority="52"/>
+    <w:lsdException w:name="List Table 1 Light Accent 3" w:uiPriority="46"/>
+    <w:lsdException w:name="List Table 2 Accent 3" w:uiPriority="47"/>
+    <w:lsdException w:name="List Table 3 Accent 3" w:uiPriority="48"/>
+    <w:lsdException w:name="List Table 4 Accent 3" w:uiPriority="49"/>
+    <w:lsdException w:name="List Table 5 Dark Accent 3" w:uiPriority="50"/>
+    <w:lsdException w:name="List Table 6 Colorful Accent 3" w:uiPriority="51"/>
+    <w:lsdException w:name="List Table 7 Colorful Accent 3" w:uiPriority="52"/>
+    <w:lsdException w:name="List Table 1 Light Accent 4" w:uiPriority="46"/>
+    <w:lsdException w:name="List Table 2 Accent 4" w:uiPriority="47"/>
+    <w:lsdException w:name="List Table 3 Accent 4" w:uiPriority="48"/>
+    <w:lsdException w:name="List Table 4 Accent 4" w:uiPriority="49"/>
+    <w:lsdException w:name="List Table 5 Dark Accent 4" w:uiPriority="50"/>
+    <w:lsdException w:name="List Table 6 Colorful Accent 4" w:uiPriority="51"/>
+    <w:lsdException w:name="List Table 7 Colorful Accent 4" w:uiPriority="52"/>
+    <w:lsdException w:name="List Table 1 Light Accent 5" w:uiPriority="46"/>
+    <w:lsdException w:name="List Table 2 Accent 5" w:uiPriority="47"/>
+    <w:lsdException w:name="List Table 3 Accent 5" w:uiPriority="48"/>
+    <w:lsdException w:name="List Table 4 Accent 5" w:uiPriority="49"/>
+    <w:lsdException w:name="List Table 5 Dark Accent 5" w:uiPriority="50"/>
+    <w:lsdException w:name="List Table 6 Colorful Accent 5" w:uiPriority="51"/>
+    <w:lsdException w:name="List Table 7 Colorful Accent 5" w:uiPriority="52"/>
+    <w:lsdException w:name="List Table 1 Light Accent 6" w:uiPriority="46"/>
+    <w:lsdException w:name="List Table 2 Accent 6" w:uiPriority="47"/>
+    <w:lsdException w:name="List Table 3 Accent 6" w:uiPriority="48"/>
+    <w:lsdException w:name="List Table 4 Accent 6" w:uiPriority="49"/>
+    <w:lsdException w:name="List Table 5 Dark Accent 6" w:uiPriority="50"/>
+    <w:lsdException w:name="List Table 6 Colorful Accent 6" w:uiPriority="51"/>
+    <w:lsdException w:name="List Table 7 Colorful Accent 6" w:uiPriority="52"/>
+    <w:lsdException w:name="Mention" w:semiHidden="1" w:unhideWhenUsed="1"/>
+    <w:lsdException w:name="Smart Hyperlink" w:semiHidden="1" w:unhideWhenUsed="1"/>
+    <w:lsdException w:name="Hashtag" w:semiHidden="1" w:unhideWhenUsed="1"/>
+    <w:lsdException w:name="Unresolved Mention" w:semiHidden="1" w:unhideWhenUsed="1"/>
+    <w:lsdException w:name="Smart Link" w:semiHidden="1" w:unhideWhenUsed="1"/>
+  </w:latentStyles>
+  <w:style w:type="paragraph" w:default="1" w:styleId="Normal">
+    <w:name w:val="Normal"/>
+    <w:rsid w:val="00E01F32"/>
+  </w:style>
+  <w:style w:type="paragraph" w:styleId="Ttulo1">
+    <w:name w:val="heading 1"/>
+    <w:basedOn w:val="Normal"/>
+    <w:next w:val="Normal"/>
+    <w:uiPriority w:val="9"/>
+    <w:qFormat/>
+    <w:rsid w:val="006A7061"/>
+    <w:pPr>
+      <w:keepNext/>
+      <w:keepLines/>
+      <w:spacing w:before="360" w:after="80"/>
+      <w:outlineLvl w:val="0"/>
+    </w:pPr>
+    <w:rPr>
+      <w:rFonts w:asciiTheme="majorHAnsi" w:eastAsiaTheme="majorEastAsia" w:hAnsiTheme="majorHAnsi" w:cstheme="majorBidi"/>
+      <w:color w:val="0F4761" w:themeColor="accent1" w:themeShade="BF"/>
+      <w:sz w:val="40"/>
+      <w:szCs w:val="40"/>
+    </w:rPr>
+  </w:style>
+  <w:style w:type="paragraph" w:styleId="Ttulo2">
+    <w:name w:val="heading 2"/>
+    <w:basedOn w:val="Normal"/>
+    <w:next w:val="Normal"/>
+    <w:uiPriority w:val="9"/>
+    <w:unhideWhenUsed/>
+    <w:qFormat/>
+    <w:rsid w:val="006A7061"/>
+    <w:pPr>
+      <w:keepNext/>
+      <w:keepLines/>
+      <w:spacing w:before="160" w:after="80"/>
+      <w:outlineLvl w:val="1"/>
+    </w:pPr>
+    <w:rPr>
+      <w:rFonts w:asciiTheme="majorHAnsi" w:eastAsiaTheme="majorEastAsia" w:hAnsiTheme="majorHAnsi" w:cstheme="majorBidi"/>
+      <w:color w:val="0F4761" w:themeColor="accent1" w:themeShade="BF"/>
+      <w:sz w:val="32"/>
+      <w:szCs w:val="32"/>
+    </w:rPr>
+  </w:style>
+  <w:style w:type="paragraph" w:styleId="Ttulo3">
+    <w:name w:val="heading 3"/>
+    <w:basedOn w:val="Normal"/>
+    <w:next w:val="Normal"/>
+    <w:uiPriority w:val="9"/>
+    <w:unhideWhenUsed/>
+    <w:qFormat/>
+    <w:rsid w:val="006A7061"/>
+    <w:pPr>
+      <w:keepNext/>
+      <w:keepLines/>
+      <w:spacing w:before="160" w:after="80"/>
+      <w:outlineLvl w:val="2"/>
+    </w:pPr>
+    <w:rPr>
+      <w:rFonts w:eastAsiaTheme="majorEastAsia" w:cstheme="majorBidi"/>
+      <w:color w:val="0F4761" w:themeColor="accent1" w:themeShade="BF"/>
+      <w:sz w:val="28"/>
+      <w:szCs w:val="28"/>
+    </w:rPr>
+  </w:style>
+  <w:style w:type="paragraph" w:styleId="Ttulo4">
+    <w:name w:val="heading 4"/>
+    <w:basedOn w:val="Normal"/>
+    <w:next w:val="Normal"/>
+    <w:uiPriority w:val="9"/>
+    <w:semiHidden/>
+    <w:unhideWhenUsed/>
+    <w:qFormat/>
+    <w:rsid w:val="006A7061"/>
+    <w:pPr>
+      <w:keepNext/>
+      <w:keepLines/>
+      <w:spacing w:before="80" w:after="40"/>
+      <w:outlineLvl w:val="3"/>
+    </w:pPr>
+    <w:rPr>
+      <w:rFonts w:eastAsiaTheme="majorEastAsia" w:cstheme="majorBidi"/>
+      <w:i/>
+      <w:iCs/>
+      <w:color w:val="0F4761" w:themeColor="accent1" w:themeShade="BF"/>
+    </w:rPr>
+  </w:style>
+  <w:style w:type="paragraph" w:styleId="Ttulo5">
+    <w:name w:val="heading 5"/>
+    <w:basedOn w:val="Normal"/>
+    <w:next w:val="Normal"/>
+    <w:uiPriority w:val="9"/>
+    <w:semiHidden/>
+    <w:unhideWhenUsed/>
+    <w:qFormat/>
+    <w:rsid w:val="006A7061"/>
+    <w:pPr>
+      <w:keepNext/>
+      <w:keepLines/>
+      <w:spacing w:before="80" w:after="40"/>
+      <w:outlineLvl w:val="4"/>
+    </w:pPr>
+    <w:rPr>
+      <w:rFonts w:eastAsiaTheme="majorEastAsia" w:cstheme="majorBidi"/>
+      <w:color w:val="0F4761" w:themeColor="accent1" w:themeShade="BF"/>
+    </w:rPr>
+  </w:style>
+  <w:style w:type="paragraph" w:styleId="Ttulo6">
+    <w:name w:val="heading 6"/>
+    <w:basedOn w:val="Normal"/>
+    <w:next w:val="Normal"/>
+    <w:uiPriority w:val="9"/>
+    <w:semiHidden/>
+    <w:unhideWhenUsed/>
+    <w:qFormat/>
+    <w:rsid w:val="006A7061"/>
+    <w:pPr>
+      <w:keepNext/>
+      <w:keepLines/>
+      <w:spacing w:before="40" w:after="0"/>
+      <w:outlineLvl w:val="5"/>
+    </w:pPr>
+    <w:rPr>
+      <w:rFonts w:eastAsiaTheme="majorEastAsia" w:cstheme="majorBidi"/>
+      <w:i/>
+      <w:iCs/>
+      <w:color w:val="595959" w:themeColor="text1" w:themeTint="A6"/>
+    </w:rPr>
+  </w:style>
+  <w:style w:type="paragraph" w:styleId="Ttulo7">
+    <w:name w:val="heading 7"/>
+    <w:basedOn w:val="Normal"/>
+    <w:next w:val="Normal"/>
+    <w:uiPriority w:val="9"/>
+    <w:semiHidden/>
+    <w:unhideWhenUsed/>
+    <w:qFormat/>
+    <w:rsid w:val="006A7061"/>
+    <w:pPr>
+      <w:keepNext/>
+      <w:keepLines/>
+      <w:spacing w:before="40" w:after="0"/>
+      <w:outlineLvl w:val="6"/>
+    </w:pPr>
+    <w:rPr>
+      <w:rFonts w:eastAsiaTheme="majorEastAsia" w:cstheme="majorBidi"/>
+      <w:color w:val="595959" w:themeColor="text1" w:themeTint="A6"/>
+    </w:rPr>
+  </w:style>
+  <w:style w:type="paragraph" w:styleId="Ttulo8">
+    <w:name w:val="heading 8"/>
+    <w:basedOn w:val="Normal"/>
+    <w:next w:val="Normal"/>
+    <w:uiPriority w:val="9"/>
+    <w:semiHidden/>
+    <w:unhideWhenUsed/>
+    <w:qFormat/>
+    <w:rsid w:val="006A7061"/>
+    <w:pPr>
+      <w:keepNext/>
+      <w:keepLines/>
+      <w:spacing w:after="0"/>
+      <w:outlineLvl w:val="7"/>
+    </w:pPr>
+    <w:rPr>
+      <w:rFonts w:eastAsiaTheme="majorEastAsia" w:cstheme="majorBidi"/>
+      <w:i/>
+      <w:iCs/>
+      <w:color w:val="272727" w:themeColor="text1" w:themeTint="D8"/>
+    </w:rPr>
+  </w:style>
+  <w:style w:type="paragraph" w:styleId="Ttulo9">
+    <w:name w:val="heading 9"/>
+    <w:basedOn w:val="Normal"/>
+    <w:next w:val="Normal"/>
+    <w:uiPriority w:val="9"/>
+    <w:semiHidden/>
+    <w:unhideWhenUsed/>
+    <w:qFormat/>
+    <w:rsid w:val="006A7061"/>
+    <w:pPr>
+      <w:keepNext/>
+      <w:keepLines/>
+      <w:spacing w:after="0"/>
+      <w:outlineLvl w:val="8"/>
+    </w:pPr>
+    <w:rPr>
+      <w:rFonts w:eastAsiaTheme="majorEastAsia" w:cstheme="majorBidi"/>
+      <w:color w:val="272727" w:themeColor="text1" w:themeTint="D8"/>
+    </w:rPr>
+  </w:style>
+  <w:style w:type="character" w:default="1" w:styleId="Fuentedeprrafopredeter">
+    <w:name w:val="Default Paragraph Font"/>
+    <w:uiPriority w:val="1"/>
+    <w:semiHidden/>
+    <w:unhideWhenUsed/>
+  </w:style>
+  <w:style w:type="table" w:default="1" w:styleId="Tablanormal">
+    <w:name w:val="Normal Table"/>
+    <w:uiPriority w:val="99"/>
+    <w:semiHidden/>
+    <w:unhideWhenUsed/>
+    <w:tblPr>
+      <w:tblInd w:w="0" w:type="dxa"/>
+      <w:tblCellMar>
+        <w:top w:w="0" w:type="dxa"/>
+        <w:left w:w="108" w:type="dxa"/>
+        <w:bottom w:w="0" w:type="dxa"/>
+        <w:right w:w="108" w:type="dxa"/>
+      </w:tblCellMar>
+    </w:tblPr>
+  </w:style>
+  <w:style w:type="numbering" w:default="1" w:styleId="Sinlista">
+    <w:name w:val="No List"/>
+    <w:uiPriority w:val="99"/>
+    <w:semiHidden/>
+    <w:unhideWhenUsed/>
+  </w:style>
+  <w:style w:type="paragraph" w:styleId="Prrafodelista">
+    <w:name w:val="List Paragraph"/>
+    <w:basedOn w:val="Normal"/>
+    <w:uiPriority w:val="34"/>
+    <w:qFormat/>
+    <w:rsid w:val="006A7061"/>
+    <w:pPr>
+      <w:ind w:left="720"/>
+      <w:contextualSpacing/>
+    </w:pPr>
+  </w:style>
+  <w:style w:type="character" w:styleId="nfasisintenso">
+    <w:name w:val="Intense Emphasis"/>
+    <w:basedOn w:val="Fuentedeprrafopredeter"/>
+    <w:uiPriority w:val="21"/>
+    <w:qFormat/>
+    <w:rsid w:val="006A7061"/>
+    <w:rPr>
+      <w:i/>
+      <w:iCs/>
+      <w:color w:val="0F4761" w:themeColor="accent1" w:themeShade="BF"/>
+    </w:rPr>
+  </w:style>
+  <w:style w:type="character" w:styleId="Referenciaintensa">
+    <w:name w:val="Intense Reference"/>
+    <w:basedOn w:val="Fuentedeprrafopredeter"/>
+    <w:uiPriority w:val="32"/>
+    <w:qFormat/>
+    <w:rsid w:val="006A7061"/>
+    <w:rPr>
+      <w:b/>
+      <w:bCs/>
+      <w:smallCaps/>
+      <w:color w:val="0F4761" w:themeColor="accent1" w:themeShade="BF"/>
+      <w:spacing w:val="5"/>
+    </w:rPr>
+  </w:style>
+  <w:style w:type="character" w:customStyle="1" w:styleId="Ttulo1Car">
+    <w:name w:val="Título 1 Car"/>
+    <w:basedOn w:val="Fuentedeprrafopredeter"/>
+    <w:uiPriority w:val="9"/>
+    <w:rsid w:val="000252B6"/>
+    <w:rPr>
+      <w:rFonts w:asciiTheme="majorHAnsi" w:eastAsiaTheme="majorEastAsia" w:hAnsiTheme="majorHAnsi" w:cstheme="majorBidi"/>
+      <w:color w:val="0F4761" w:themeColor="accent1" w:themeShade="BF"/>
+      <w:sz w:val="40"/>
+      <w:szCs w:val="40"/>
+    </w:rPr>
+  </w:style>
+  <w:style w:type="character" w:customStyle="1" w:styleId="Ttulo2Car">
+    <w:name w:val="Título 2 Car"/>
+    <w:basedOn w:val="Fuentedeprrafopredeter"/>
+    <w:uiPriority w:val="9"/>
+    <w:rsid w:val="000252B6"/>
+    <w:rPr>
+      <w:rFonts w:asciiTheme="majorHAnsi" w:eastAsiaTheme="majorEastAsia" w:hAnsiTheme="majorHAnsi" w:cstheme="majorBidi"/>
+      <w:color w:val="0F4761" w:themeColor="accent1" w:themeShade="BF"/>
+      <w:sz w:val="32"/>
+      <w:szCs w:val="32"/>
+    </w:rPr>
+  </w:style>
+  <w:style w:type="character" w:customStyle="1" w:styleId="Ttulo3Car">
+    <w:name w:val="Título 3 Car"/>
+    <w:basedOn w:val="Fuentedeprrafopredeter"/>
+    <w:uiPriority w:val="9"/>
+    <w:rsid w:val="000252B6"/>
+    <w:rPr>
+      <w:rFonts w:eastAsiaTheme="majorEastAsia" w:cstheme="majorBidi"/>
+      <w:color w:val="0F4761" w:themeColor="accent1" w:themeShade="BF"/>
+      <w:sz w:val="28"/>
+      <w:szCs w:val="28"/>
+    </w:rPr>
+  </w:style>
+  <w:style w:type="character" w:customStyle="1" w:styleId="Ttulo4Car">
+    <w:name w:val="Título 4 Car"/>
+    <w:basedOn w:val="Fuentedeprrafopredeter"/>
+    <w:uiPriority w:val="9"/>
+    <w:semiHidden/>
+    <w:rsid w:val="000252B6"/>
+    <w:rPr>
+      <w:rFonts w:eastAsiaTheme="majorEastAsia" w:cstheme="majorBidi"/>
+      <w:i/>
+      <w:iCs/>
+      <w:color w:val="0F4761" w:themeColor="accent1" w:themeShade="BF"/>
+    </w:rPr>
+  </w:style>
+  <w:style w:type="character" w:customStyle="1" w:styleId="Ttulo5Car">
+    <w:name w:val="Título 5 Car"/>
+    <w:basedOn w:val="Fuentedeprrafopredeter"/>
+    <w:uiPriority w:val="9"/>
+    <w:semiHidden/>
+    <w:rsid w:val="000252B6"/>
+    <w:rPr>
+      <w:rFonts w:eastAsiaTheme="majorEastAsia" w:cstheme="majorBidi"/>
+      <w:color w:val="0F4761" w:themeColor="accent1" w:themeShade="BF"/>
+    </w:rPr>
+  </w:style>
+  <w:style w:type="character" w:customStyle="1" w:styleId="Ttulo6Car">
+    <w:name w:val="Título 6 Car"/>
+    <w:basedOn w:val="Fuentedeprrafopredeter"/>
+    <w:uiPriority w:val="9"/>
+    <w:semiHidden/>
+    <w:rsid w:val="000252B6"/>
+    <w:rPr>
+      <w:rFonts w:eastAsiaTheme="majorEastAsia" w:cstheme="majorBidi"/>
+      <w:i/>
+      <w:iCs/>
+      <w:color w:val="595959" w:themeColor="text1" w:themeTint="A6"/>
+    </w:rPr>
+  </w:style>
+  <w:style w:type="character" w:customStyle="1" w:styleId="Ttulo7Car">
+    <w:name w:val="Título 7 Car"/>
+    <w:basedOn w:val="Fuentedeprrafopredeter"/>
+    <w:uiPriority w:val="9"/>
+    <w:semiHidden/>
+    <w:rsid w:val="000252B6"/>
+    <w:rPr>
+      <w:rFonts w:eastAsiaTheme="majorEastAsia" w:cstheme="majorBidi"/>
+      <w:color w:val="595959" w:themeColor="text1" w:themeTint="A6"/>
+    </w:rPr>
+  </w:style>
+  <w:style w:type="character" w:customStyle="1" w:styleId="Ttulo8Car">
+    <w:name w:val="Título 8 Car"/>
+    <w:basedOn w:val="Fuentedeprrafopredeter"/>
+    <w:uiPriority w:val="9"/>
+    <w:semiHidden/>
+    <w:rsid w:val="000252B6"/>
+    <w:rPr>
+      <w:rFonts w:eastAsiaTheme="majorEastAsia" w:cstheme="majorBidi"/>
+      <w:i/>
+      <w:iCs/>
+      <w:color w:val="272727" w:themeColor="text1" w:themeTint="D8"/>
+    </w:rPr>
+  </w:style>
+  <w:style w:type="character" w:customStyle="1" w:styleId="Ttulo9Car">
+    <w:name w:val="Título 9 Car"/>
+    <w:basedOn w:val="Fuentedeprrafopredeter"/>
+    <w:uiPriority w:val="9"/>
+    <w:semiHidden/>
+    <w:rsid w:val="000252B6"/>
+    <w:rPr>
+      <w:rFonts w:eastAsiaTheme="majorEastAsia" w:cstheme="majorBidi"/>
+      <w:color w:val="272727" w:themeColor="text1" w:themeTint="D8"/>
+    </w:rPr>
+  </w:style>
+  <w:style w:type="character" w:customStyle="1" w:styleId="TtuloCar">
+    <w:name w:val="Título Car"/>
+    <w:basedOn w:val="Fuentedeprrafopredeter"/>
+    <w:uiPriority w:val="10"/>
+    <w:rsid w:val="000252B6"/>
+    <w:rPr>
+      <w:rFonts w:asciiTheme="majorHAnsi" w:eastAsiaTheme="majorEastAsia" w:hAnsiTheme="majorHAnsi" w:cstheme="majorBidi"/>
+      <w:spacing w:val="-10"/>
+      <w:kern w:val="28"/>
+      <w:sz w:val="56"/>
+      <w:szCs w:val="56"/>
+    </w:rPr>
+  </w:style>
+  <w:style w:type="character" w:customStyle="1" w:styleId="SubttuloCar">
+    <w:name w:val="Subtítulo Car"/>
+    <w:basedOn w:val="Fuentedeprrafopredeter"/>
+    <w:uiPriority w:val="11"/>
+    <w:rsid w:val="000252B6"/>
+    <w:rPr>
+      <w:rFonts w:eastAsiaTheme="majorEastAsia" w:cstheme="majorBidi"/>
+      <w:color w:val="595959" w:themeColor="text1" w:themeTint="A6"/>
+      <w:spacing w:val="15"/>
+      <w:sz w:val="28"/>
+      <w:szCs w:val="28"/>
+    </w:rPr>
+  </w:style>
+  <w:style w:type="character" w:customStyle="1" w:styleId="CitaCar">
+    <w:name w:val="Cita Car"/>
+    <w:basedOn w:val="Fuentedeprrafopredeter"/>
+    <w:uiPriority w:val="29"/>
+    <w:rsid w:val="000252B6"/>
+    <w:rPr>
+      <w:i/>
+      <w:iCs/>
+      <w:color w:val="404040" w:themeColor="text1" w:themeTint="BF"/>
+    </w:rPr>
+  </w:style>
+  <w:style w:type="character" w:customStyle="1" w:styleId="CitadestacadaCar">
+    <w:name w:val="Cita destacada Car"/>
+    <w:basedOn w:val="Fuentedeprrafopredeter"/>
+    <w:uiPriority w:val="30"/>
+    <w:rsid w:val="000252B6"/>
+    <w:rPr>
+      <w:i/>
+      <w:iCs/>
+      <w:color w:val="0F4761" w:themeColor="accent1" w:themeShade="BF"/>
+    </w:rPr>
+  </w:style>
+  <w:style w:type="table" w:styleId="Tablaconcuadrcula">
+    <w:name w:val="Table Grid"/>
+    <w:basedOn w:val="Tablanormal"/>
+    <w:uiPriority w:val="39"/>
+    <w:rsid w:val="00C13FFC"/>
+    <w:pPr>
+      <w:spacing w:after="0" w:line="240" w:lineRule="auto"/>
+    </w:pPr>
+    <w:tblPr>
+      <w:tblBorders>
+        <w:top w:val="single" w:sz="4" w:space="0" w:color="auto"/>
+        <w:left w:val="single" w:sz="4" w:space="0" w:color="auto"/>
+        <w:bottom w:val="single" w:sz="4" w:space="0" w:color="auto"/>
+        <w:right w:val="single" w:sz="4" w:space="0" w:color="auto"/>
+        <w:insideH w:val="single" w:sz="4" w:space="0" w:color="auto"/>
+        <w:insideV w:val="single" w:sz="4" w:space="0" w:color="auto"/>
+      </w:tblBorders>
+    </w:tblPr>
+  </w:style>
+  <w:style w:type="table" w:customStyle="1" w:styleId="TableNormal1">
+    <w:name w:val="Table Normal1"/>
+    <w:uiPriority w:val="99"/>
+    <w:semiHidden/>
+    <w:unhideWhenUsed/>
+    <w:rsid w:val="005D08D1"/>
+    <w:tblPr>
+      <w:tblInd w:w="0" w:type="dxa"/>
+      <w:tblCellMar>
+        <w:top w:w="0" w:type="dxa"/>
+        <w:left w:w="108" w:type="dxa"/>
+        <w:bottom w:w="0" w:type="dxa"/>
+        <w:right w:w="108" w:type="dxa"/>
+      </w:tblCellMar>
+    </w:tblPr>
+  </w:style>
+  <w:style w:type="paragraph" w:styleId="Sinespaciado">
+    <w:name w:val="No Spacing"/>
+    <w:link w:val="SinespaciadoCar"/>
+    <w:uiPriority w:val="1"/>
+    <w:qFormat/>
+    <w:rsid w:val="00AA086A"/>
+    <w:pPr>
+      <w:spacing w:after="0" w:line="240" w:lineRule="auto"/>
+    </w:pPr>
+  </w:style>
+  <w:style w:type="table" w:customStyle="1" w:styleId="TableNormal2">
+    <w:name w:val="Table Normal2"/>
+    <w:uiPriority w:val="99"/>
+    <w:semiHidden/>
+    <w:unhideWhenUsed/>
+    <w:rsid w:val="00BE2B88"/>
+    <w:tblPr>
+      <w:tblInd w:w="0" w:type="dxa"/>
+      <w:tblCellMar>
+        <w:top w:w="0" w:type="dxa"/>
+        <w:left w:w="108" w:type="dxa"/>
+        <w:bottom w:w="0" w:type="dxa"/>
+        <w:right w:w="108" w:type="dxa"/>
+      </w:tblCellMar>
+    </w:tblPr>
+  </w:style>
+  <w:style w:type="character" w:customStyle="1" w:styleId="SinespaciadoCar">
+    <w:name w:val="Sin espaciado Car"/>
+    <w:basedOn w:val="Fuentedeprrafopredeter"/>
+    <w:link w:val="Sinespaciado"/>
+    <w:uiPriority w:val="1"/>
+    <w:rsid w:val="00F14C2A"/>
+  </w:style>
+  <w:style w:type="character" w:styleId="Hipervnculo">
+    <w:name w:val="Hyperlink"/>
+    <w:basedOn w:val="Fuentedeprrafopredeter"/>
+    <w:uiPriority w:val="99"/>
+    <w:unhideWhenUsed/>
+    <w:rsid w:val="0080620B"/>
+    <w:rPr>
+      <w:color w:val="467886" w:themeColor="hyperlink"/>
+      <w:u w:val="single"/>
+    </w:rPr>
+  </w:style>
+  <w:style w:type="character" w:styleId="Mencinsinresolver">
+    <w:name w:val="Unresolved Mention"/>
+    <w:basedOn w:val="Fuentedeprrafopredeter"/>
+    <w:uiPriority w:val="99"/>
+    <w:semiHidden/>
+    <w:unhideWhenUsed/>
+    <w:rsid w:val="0080620B"/>
+    <w:rPr>
+      <w:color w:val="605E5C"/>
+      <w:shd w:val="clear" w:color="auto" w:fill="E1DFDD"/>
+    </w:rPr>
+  </w:style>
+  <w:style w:type="character" w:styleId="Hipervnculovisitado">
+    <w:name w:val="FollowedHyperlink"/>
+    <w:basedOn w:val="Fuentedeprrafopredeter"/>
+    <w:uiPriority w:val="99"/>
+    <w:semiHidden/>
+    <w:unhideWhenUsed/>
+    <w:rsid w:val="0080620B"/>
+    <w:rPr>
+      <w:color w:val="96607D" w:themeColor="followedHyperlink"/>
+      <w:u w:val="single"/>
+    </w:rPr>
+  </w:style>
+</w:styles>
+</file>
+
+<file path=word/glossary/document.xml><?xml version="1.0" encoding="utf-8"?>
+<w:glossaryDocument xmlns:wpc="http://schemas.microsoft.com/office/word/2010/wordprocessingCanvas" xmlns:cx="http://schemas.microsoft.com/office/drawing/2014/chartex" xmlns:cx1="http://schemas.microsoft.com/office/drawing/2015/9/8/chartex" xmlns:cx2="http://schemas.microsoft.com/office/drawing/2015/10/21/chartex" xmlns:cx3="http://schemas.microsoft.com/office/drawing/2016/5/9/chartex" xmlns:cx4="http://schemas.microsoft.com/office/drawing/2016/5/10/chartex" xmlns:cx5="http://schemas.microsoft.com/office/drawing/2016/5/11/chartex" xmlns:cx6="http://schemas.microsoft.com/office/drawing/2016/5/12/chartex" xmlns:cx7="http://schemas.microsoft.com/office/drawing/2016/5/13/chartex" xmlns:cx8="http://schemas.microsoft.com/office/drawing/2016/5/14/chartex" xmlns:mc="http://schemas.openxmlformats.org/markup-compatibility/2006" xmlns:aink="http://schemas.microsoft.com/office/drawing/2016/ink" xmlns:am3d="http://schemas.microsoft.com/office/drawing/2017/model3d" xmlns:o="urn:schemas-microsoft-com:office:office" xmlns:oel="http://schemas.microsoft.com/office/2019/extlst" xmlns:r="http://schemas.openxmlformats.org/officeDocument/2006/relationships" xmlns:m="http://schemas.openxmlformats.org/officeDocument/2006/math" xmlns:v="urn:schemas-microsoft-com:vml" xmlns:wp14="http://schemas.microsoft.com/office/word/2010/wordprocessingDrawing" xmlns:wp="http://schemas.openxmlformats.org/drawingml/2006/wordprocessingDrawing" xmlns:w10="urn:schemas-microsoft-com:office:word" xmlns:w="http://schemas.openxmlformats.org/wordprocessingml/2006/main" xmlns:w14="http://schemas.microsoft.com/office/word/2010/wordml" xmlns:w15="http://schemas.microsoft.com/office/word/2012/wordml" xmlns:w16cex="http://schemas.microsoft.com/office/word/2018/wordml/cex" xmlns:w16cid="http://schemas.microsoft.com/office/word/2016/wordml/cid" xmlns:w16="http://schemas.microsoft.com/office/word/2018/wordml" xmlns:w16du="http://schemas.microsoft.com/office/word/2023/wordml/word16du" xmlns:w16sdtdh="http://schemas.microsoft.com/office/word/2020/wordml/sdtdatahash" xmlns:w16sdtfl="http://schemas.microsoft.com/office/word/2024/wordml/sdtformatlock" xmlns:w16se="http://schemas.microsoft.com/office/word/2015/wordml/symex" xmlns:wpg="http://schemas.microsoft.com/office/word/2010/wordprocessingGroup" xmlns:wpi="http://schemas.microsoft.com/office/word/2010/wordprocessingInk" xmlns:wne="http://schemas.microsoft.com/office/word/2006/wordml" xmlns:wps="http://schemas.microsoft.com/office/word/2010/wordprocessingShape" mc:Ignorable="w14 w15 w16se w16cid w16 w16cex w16sdtdh w16sdtfl w16du wp14">
+  <w:docParts>
+    <w:docPart>
+      <w:docPartPr>
+        <w:name w:val="FD07A83ACD694E6DBED393EAB606C9A1"/>
+        <w:category>
+          <w:name w:val="General"/>
+          <w:gallery w:val="placeholder"/>
+        </w:category>
+        <w:types>
+          <w:type w:val="bbPlcHdr"/>
+        </w:types>
+        <w:behaviors>
+          <w:behavior w:val="content"/>
+        </w:behaviors>
+        <w:guid w:val="{53DBB568-58A9-45D1-B852-02EC5CAB56D8}"/>
+      </w:docPartPr>
+      <w:docPartBody>
+        <w:p>
+          <w:pPr>
+            <w:pStyle w:val="FD07A83ACD694E6DBED393EAB606C9A1"/>
+          </w:pPr>
+          <w:r>
+            <w:rPr>
+              <w:rFonts w:asciiTheme="majorHAnsi" w:eastAsiaTheme="majorEastAsia" w:hAnsiTheme="majorHAnsi" w:cstheme="majorBidi"/>
+              <w:caps/>
+              <w:color w:val="156082" w:themeColor="accent1"/>
+              <w:sz w:val="80"/>
+              <w:szCs w:val="80"/>
+              <w:lang w:val="es-ES"/>
+            </w:rPr>
+            <w:t>[Título del documento]</w:t>
+          </w:r>
+        </w:p>
+      </w:docPartBody>
+    </w:docPart>
+    <w:docPart>
+      <w:docPartPr>
+        <w:name w:val="924FAE3F03E24BE5B83BE9857F832E13"/>
+        <w:category>
+          <w:name w:val="General"/>
+          <w:gallery w:val="placeholder"/>
+        </w:category>
+        <w:types>
+          <w:type w:val="bbPlcHdr"/>
+        </w:types>
+        <w:behaviors>
+          <w:behavior w:val="content"/>
+        </w:behaviors>
+        <w:guid w:val="{D7117AF1-1773-4FFF-B4C6-7CCC0156061C}"/>
+      </w:docPartPr>
+      <w:docPartBody>
+        <w:p>
+          <w:pPr>
+            <w:pStyle w:val="924FAE3F03E24BE5B83BE9857F832E13"/>
+          </w:pPr>
+          <w:r>
+            <w:rPr>
+              <w:color w:val="156082" w:themeColor="accent1"/>
+              <w:sz w:val="28"/>
+              <w:szCs w:val="28"/>
+              <w:lang w:val="es-ES"/>
+            </w:rPr>
+            <w:t>[Subtítulo del documento]</w:t>
+          </w:r>
+        </w:p>
+      </w:docPartBody>
+    </w:docPart>
+  </w:docParts>
+</w:glossaryDocument>
+</file>
+
+<file path=word/glossary/fontTable.xml><?xml version="1.0" encoding="utf-8"?>
+<w:fonts xmlns:mc="http://schemas.openxmlformats.org/markup-compatibility/2006" xmlns:r="http://schemas.openxmlformats.org/officeDocument/2006/relationships" xmlns:w="http://schemas.openxmlformats.org/wordprocessingml/2006/main" xmlns:w14="http://schemas.microsoft.com/office/word/2010/wordml" xmlns:w15="http://schemas.microsoft.com/office/word/2012/wordml" xmlns:w16cex="http://schemas.microsoft.com/office/word/2018/wordml/cex" xmlns:w16cid="http://schemas.microsoft.com/office/word/2016/wordml/cid" xmlns:w16="http://schemas.microsoft.com/office/word/2018/wordml" xmlns:w16du="http://schemas.microsoft.com/office/word/2023/wordml/word16du" xmlns:w16sdtdh="http://schemas.microsoft.com/office/word/2020/wordml/sdtdatahash" xmlns:w16sdtfl="http://schemas.microsoft.com/office/word/2024/wordml/sdtformatlock" xmlns:w16se="http://schemas.microsoft.com/office/word/2015/wordml/symex" mc:Ignorable="w14 w15 w16se w16cid w16 w16cex w16sdtdh w16sdtfl w16du">
+  <w:font w:name="Symbol">
+    <w:panose1 w:val="05050102010706020507"/>
+    <w:charset w:val="02"/>
+    <w:family w:val="roman"/>
+    <w:pitch w:val="variable"/>
+    <w:sig w:usb0="00000000" w:usb1="10000000" w:usb2="00000000" w:usb3="00000000" w:csb0="80000000" w:csb1="00000000"/>
+  </w:font>
+  <w:font w:name="Times New Roman">
+    <w:panose1 w:val="02020603050405020304"/>
+    <w:charset w:val="00"/>
+    <w:family w:val="roman"/>
+    <w:pitch w:val="variable"/>
+    <w:sig w:usb0="E0002EFF" w:usb1="C000785B" w:usb2="00000009" w:usb3="00000000" w:csb0="000001FF" w:csb1="00000000"/>
+  </w:font>
+  <w:font w:name="Courier New">
+    <w:panose1 w:val="02070309020205020404"/>
+    <w:charset w:val="00"/>
+    <w:family w:val="modern"/>
+    <w:pitch w:val="fixed"/>
+    <w:sig w:usb0="E0002EFF" w:usb1="C0007843" w:usb2="00000009" w:usb3="00000000" w:csb0="000001FF" w:csb1="00000000"/>
+  </w:font>
+  <w:font w:name="Wingdings">
+    <w:panose1 w:val="05000000000000000000"/>
+    <w:charset w:val="02"/>
+    <w:family w:val="auto"/>
+    <w:pitch w:val="variable"/>
+    <w:sig w:usb0="00000000" w:usb1="10000000" w:usb2="00000000" w:usb3="00000000" w:csb0="80000000" w:csb1="00000000"/>
+  </w:font>
+  <w:font w:name="Aptos">
+    <w:charset w:val="00"/>
+    <w:family w:val="swiss"/>
+    <w:pitch w:val="variable"/>
+    <w:sig w:usb0="20000287" w:usb1="00000003" w:usb2="00000000" w:usb3="00000000" w:csb0="0000019F" w:csb1="00000000"/>
+  </w:font>
+  <w:font w:name="Yu Mincho">
+    <w:altName w:val="游明朝"/>
+    <w:panose1 w:val="02020400000000000000"/>
+    <w:charset w:val="80"/>
+    <w:family w:val="roman"/>
+    <w:pitch w:val="variable"/>
+    <w:sig w:usb0="800002E7" w:usb1="2AC7FCFF" w:usb2="00000012" w:usb3="00000000" w:csb0="0002009F" w:csb1="00000000"/>
+  </w:font>
+  <w:font w:name="Aptos Display">
+    <w:charset w:val="00"/>
+    <w:family w:val="swiss"/>
+    <w:pitch w:val="variable"/>
+    <w:sig w:usb0="20000287" w:usb1="00000003" w:usb2="00000000" w:usb3="00000000" w:csb0="0000019F" w:csb1="00000000"/>
+  </w:font>
+  <w:font w:name="Yu Gothic Light">
+    <w:altName w:val="游ゴシック Light"/>
+    <w:panose1 w:val="020B0300000000000000"/>
+    <w:charset w:val="80"/>
+    <w:family w:val="swiss"/>
+    <w:pitch w:val="variable"/>
+    <w:sig w:usb0="E00002FF" w:usb1="2AC7FDFF" w:usb2="00000016" w:usb3="00000000" w:csb0="0002009F" w:csb1="00000000"/>
+  </w:font>
+</w:fonts>
+</file>
+
+<file path=word/glossary/settings.xml><?xml version="1.0" encoding="utf-8"?>
+<w:settings xmlns:mc="http://schemas.openxmlformats.org/markup-compatibility/2006" xmlns:o="urn:schemas-microsoft-com:office:office" xmlns:r="http://schemas.openxmlformats.org/officeDocument/2006/relationships" xmlns:m="http://schemas.openxmlformats.org/officeDocument/2006/math" xmlns:v="urn:schemas-microsoft-com:vml" xmlns:w10="urn:schemas-microsoft-com:office:word" xmlns:w="http://schemas.openxmlformats.org/wordprocessingml/2006/main" xmlns:w14="http://schemas.microsoft.com/office/word/2010/wordml" xmlns:w15="http://schemas.microsoft.com/office/word/2012/wordml" xmlns:w16cex="http://schemas.microsoft.com/office/word/2018/wordml/cex" xmlns:w16cid="http://schemas.microsoft.com/office/word/2016/wordml/cid" xmlns:w16="http://schemas.microsoft.com/office/word/2018/wordml" xmlns:w16du="http://schemas.microsoft.com/office/word/2023/wordml/word16du" xmlns:w16sdtdh="http://schemas.microsoft.com/office/word/2020/wordml/sdtdatahash" xmlns:w16sdtfl="http://schemas.microsoft.com/office/word/2024/wordml/sdtformatlock" xmlns:w16se="http://schemas.microsoft.com/office/word/2015/wordml/symex" xmlns:sl="http://schemas.openxmlformats.org/schemaLibrary/2006/main" mc:Ignorable="w14 w15 w16se w16cid w16 w16cex w16sdtdh w16sdtfl w16du">
+  <w:view w:val="normal"/>
+  <w:defaultTabStop w:val="708"/>
+  <w:hyphenationZone w:val="425"/>
+  <w:characterSpacingControl w:val="doNotCompress"/>
+  <w:compat>
+    <w:useFELayout/>
+    <w:compatSetting w:name="compatibilityMode" w:uri="http://schemas.microsoft.com/office/word" w:val="15"/>
+    <w:compatSetting w:name="overrideTableStyleFontSizeAndJustification" w:uri="http://schemas.microsoft.com/office/word" w:val="1"/>
+    <w:compatSetting w:name="enableOpenTypeFeatures" w:uri="http://schemas.microsoft.com/office/word" w:val="1"/>
+    <w:compatSetting w:name="doNotFlipMirrorIndents" w:uri="http://schemas.microsoft.com/office/word" w:val="1"/>
+    <w:compatSetting w:name="differentiateMultirowTableHeaders" w:uri="http://schemas.microsoft.com/office/word" w:val="1"/>
+    <w:compatSetting w:name="useWord2013TrackBottomHyphenation" w:uri="http://schemas.microsoft.com/office/word" w:val="0"/>
+  </w:compat>
+  <w:rsids>
+    <w:rsidRoot w:val="00A27853"/>
+    <w:rsid w:val="006752D2"/>
+    <w:rsid w:val="00724FDF"/>
+    <w:rsid w:val="009F1DDB"/>
+    <w:rsid w:val="00A27853"/>
+    <w:rsid w:val="00ED4157"/>
+  </w:rsids>
+  <m:mathPr>
+    <m:mathFont m:val="Cambria Math"/>
+    <m:brkBin m:val="before"/>
+    <m:brkBinSub m:val="--"/>
+    <m:smallFrac m:val="0"/>
+    <m:dispDef/>
+    <m:lMargin m:val="0"/>
+    <m:rMargin m:val="0"/>
+    <m:defJc m:val="centerGroup"/>
+    <m:wrapIndent m:val="1440"/>
+    <m:intLim m:val="subSup"/>
+    <m:naryLim m:val="undOvr"/>
+  </m:mathPr>
+  <w:themeFontLang w:val="es-CL" w:eastAsia="ja-JP"/>
+  <w:clrSchemeMapping w:bg1="light1" w:t1="dark1" w:bg2="light2" w:t2="dark2" w:accent1="accent1" w:accent2="accent2" w:accent3="accent3" w:accent4="accent4" w:accent5="accent5" w:accent6="accent6" w:hyperlink="hyperlink" w:followedHyperlink="followedHyperlink"/>
+  <w:decimalSymbol w:val=","/>
+  <w:listSeparator w:val=";"/>
+  <w15:chartTrackingRefBased/>
+</w:settings>
+</file>
+
+<file path=word/glossary/styles.xml><?xml version="1.0" encoding="utf-8"?>
 <w:styles xmlns:mc="http://schemas.openxmlformats.org/markup-compatibility/2006" xmlns:r="http://schemas.openxmlformats.org/officeDocument/2006/relationships" xmlns:w="http://schemas.openxmlformats.org/wordprocessingml/2006/main" xmlns:w14="http://schemas.microsoft.com/office/word/2010/wordml" xmlns:w15="http://schemas.microsoft.com/office/word/2012/wordml" xmlns:w16cex="http://schemas.microsoft.com/office/word/2018/wordml/cex" xmlns:w16cid="http://schemas.microsoft.com/office/word/2016/wordml/cid" xmlns:w16="http://schemas.microsoft.com/office/word/2018/wordml" xmlns:w16du="http://schemas.microsoft.com/office/word/2023/wordml/word16du" xmlns:w16sdtdh="http://schemas.microsoft.com/office/word/2020/wordml/sdtdatahash" xmlns:w16sdtfl="http://schemas.microsoft.com/office/word/2024/wordml/sdtformatlock" xmlns:w16se="http://schemas.microsoft.com/office/word/2015/wordml/symex" mc:Ignorable="w14 w15 w16se w16cid w16 w16cex w16sdtdh w16sdtfl w16du">
   <w:docDefaults>
     <w:rPrDefault>
@@ -801,201 +8789,14 @@
     <w:name w:val="Normal"/>
     <w:qFormat/>
   </w:style>
-  <w:style w:type="paragraph" w:styleId="Heading1">
-    <w:name w:val="Heading 1"/>
-    <w:basedOn w:val="Normal"/>
-    <w:next w:val="Normal"/>
-    <w:uiPriority w:val="9"/>
-    <w:qFormat/>
-    <w:rsid w:val="006A7061"/>
-    <w:pPr>
-      <w:keepNext/>
-      <w:keepLines/>
-      <w:spacing w:before="360" w:after="80"/>
-      <w:outlineLvl w:val="0"/>
-    </w:pPr>
-    <w:rPr>
-      <w:rFonts w:asciiTheme="majorHAnsi" w:eastAsiaTheme="majorEastAsia" w:hAnsiTheme="majorHAnsi" w:cstheme="majorBidi"/>
-      <w:color w:val="0F4761" w:themeColor="accent1" w:themeShade="BF"/>
-      <w:sz w:val="40"/>
-      <w:szCs w:val="40"/>
-    </w:rPr>
-  </w:style>
-  <w:style w:type="paragraph" w:styleId="Heading2">
-    <w:name w:val="Heading 2"/>
-    <w:basedOn w:val="Normal"/>
-    <w:next w:val="Normal"/>
-    <w:uiPriority w:val="9"/>
-    <w:unhideWhenUsed/>
-    <w:qFormat/>
-    <w:rsid w:val="006A7061"/>
-    <w:pPr>
-      <w:keepNext/>
-      <w:keepLines/>
-      <w:spacing w:before="160" w:after="80"/>
-      <w:outlineLvl w:val="1"/>
-    </w:pPr>
-    <w:rPr>
-      <w:rFonts w:asciiTheme="majorHAnsi" w:eastAsiaTheme="majorEastAsia" w:hAnsiTheme="majorHAnsi" w:cstheme="majorBidi"/>
-      <w:color w:val="0F4761" w:themeColor="accent1" w:themeShade="BF"/>
-      <w:sz w:val="32"/>
-      <w:szCs w:val="32"/>
-    </w:rPr>
-  </w:style>
-  <w:style w:type="paragraph" w:styleId="Heading3">
-    <w:name w:val="Heading 3"/>
-    <w:basedOn w:val="Normal"/>
-    <w:next w:val="Normal"/>
-    <w:uiPriority w:val="9"/>
-    <w:unhideWhenUsed/>
-    <w:qFormat/>
-    <w:rsid w:val="006A7061"/>
-    <w:pPr>
-      <w:keepNext/>
-      <w:keepLines/>
-      <w:spacing w:before="160" w:after="80"/>
-      <w:outlineLvl w:val="2"/>
-    </w:pPr>
-    <w:rPr>
-      <w:rFonts w:eastAsiaTheme="majorEastAsia" w:cstheme="majorBidi"/>
-      <w:color w:val="0F4761" w:themeColor="accent1" w:themeShade="BF"/>
-      <w:sz w:val="28"/>
-      <w:szCs w:val="28"/>
-    </w:rPr>
-  </w:style>
-  <w:style w:type="paragraph" w:styleId="Heading4">
-    <w:name w:val="Heading 4"/>
-    <w:basedOn w:val="Normal"/>
-    <w:next w:val="Normal"/>
-    <w:uiPriority w:val="9"/>
+  <w:style w:type="character" w:default="1" w:styleId="Fuentedeprrafopredeter">
+    <w:name w:val="Default Paragraph Font"/>
+    <w:uiPriority w:val="1"/>
     <w:semiHidden/>
     <w:unhideWhenUsed/>
-    <w:qFormat/>
-    <w:rsid w:val="006A7061"/>
-    <w:pPr>
-      <w:keepNext/>
-      <w:keepLines/>
-      <w:spacing w:before="80" w:after="40"/>
-      <w:outlineLvl w:val="3"/>
-    </w:pPr>
-    <w:rPr>
-      <w:rFonts w:eastAsiaTheme="majorEastAsia" w:cstheme="majorBidi"/>
-      <w:i/>
-      <w:iCs/>
-      <w:color w:val="0F4761" w:themeColor="accent1" w:themeShade="BF"/>
-    </w:rPr>
   </w:style>
-  <w:style w:type="paragraph" w:styleId="Heading5">
-    <w:name w:val="Heading 5"/>
-    <w:basedOn w:val="Normal"/>
-    <w:next w:val="Normal"/>
-    <w:uiPriority w:val="9"/>
-    <w:semiHidden/>
-    <w:unhideWhenUsed/>
-    <w:qFormat/>
-    <w:rsid w:val="006A7061"/>
-    <w:pPr>
-      <w:keepNext/>
-      <w:keepLines/>
-      <w:spacing w:before="80" w:after="40"/>
-      <w:outlineLvl w:val="4"/>
-    </w:pPr>
-    <w:rPr>
-      <w:rFonts w:eastAsiaTheme="majorEastAsia" w:cstheme="majorBidi"/>
-      <w:color w:val="0F4761" w:themeColor="accent1" w:themeShade="BF"/>
-    </w:rPr>
-  </w:style>
-  <w:style w:type="paragraph" w:styleId="Heading6">
-    <w:name w:val="Heading 6"/>
-    <w:basedOn w:val="Normal"/>
-    <w:next w:val="Normal"/>
-    <w:uiPriority w:val="9"/>
-    <w:semiHidden/>
-    <w:unhideWhenUsed/>
-    <w:qFormat/>
-    <w:rsid w:val="006A7061"/>
-    <w:pPr>
-      <w:keepNext/>
-      <w:keepLines/>
-      <w:spacing w:before="40" w:after="0"/>
-      <w:outlineLvl w:val="5"/>
-    </w:pPr>
-    <w:rPr>
-      <w:rFonts w:eastAsiaTheme="majorEastAsia" w:cstheme="majorBidi"/>
-      <w:i/>
-      <w:iCs/>
-      <w:color w:val="595959" w:themeColor="text1" w:themeTint="A6"/>
-    </w:rPr>
-  </w:style>
-  <w:style w:type="paragraph" w:styleId="Heading7">
-    <w:name w:val="Heading 7"/>
-    <w:basedOn w:val="Normal"/>
-    <w:next w:val="Normal"/>
-    <w:uiPriority w:val="9"/>
-    <w:semiHidden/>
-    <w:unhideWhenUsed/>
-    <w:qFormat/>
-    <w:rsid w:val="006A7061"/>
-    <w:pPr>
-      <w:keepNext/>
-      <w:keepLines/>
-      <w:spacing w:before="40" w:after="0"/>
-      <w:outlineLvl w:val="6"/>
-    </w:pPr>
-    <w:rPr>
-      <w:rFonts w:eastAsiaTheme="majorEastAsia" w:cstheme="majorBidi"/>
-      <w:color w:val="595959" w:themeColor="text1" w:themeTint="A6"/>
-    </w:rPr>
-  </w:style>
-  <w:style w:type="paragraph" w:styleId="Heading8">
-    <w:name w:val="Heading 8"/>
-    <w:basedOn w:val="Normal"/>
-    <w:next w:val="Normal"/>
-    <w:uiPriority w:val="9"/>
-    <w:semiHidden/>
-    <w:unhideWhenUsed/>
-    <w:qFormat/>
-    <w:rsid w:val="006A7061"/>
-    <w:pPr>
-      <w:keepNext/>
-      <w:keepLines/>
-      <w:spacing w:after="0"/>
-      <w:outlineLvl w:val="7"/>
-    </w:pPr>
-    <w:rPr>
-      <w:rFonts w:eastAsiaTheme="majorEastAsia" w:cstheme="majorBidi"/>
-      <w:i/>
-      <w:iCs/>
-      <w:color w:val="272727" w:themeColor="text1" w:themeTint="D8"/>
-    </w:rPr>
-  </w:style>
-  <w:style w:type="paragraph" w:styleId="Heading9">
-    <w:name w:val="Heading 9"/>
-    <w:basedOn w:val="Normal"/>
-    <w:next w:val="Normal"/>
-    <w:uiPriority w:val="9"/>
-    <w:semiHidden/>
-    <w:unhideWhenUsed/>
-    <w:qFormat/>
-    <w:rsid w:val="006A7061"/>
-    <w:pPr>
-      <w:keepNext/>
-      <w:keepLines/>
-      <w:spacing w:after="0"/>
-      <w:outlineLvl w:val="8"/>
-    </w:pPr>
-    <w:rPr>
-      <w:rFonts w:eastAsiaTheme="majorEastAsia" w:cstheme="majorBidi"/>
-      <w:color w:val="272727" w:themeColor="text1" w:themeTint="D8"/>
-    </w:rPr>
-  </w:style>
-  <w:style w:type="character" w:default="1" w:styleId="DefaultParagraphFont">
-    <w:name w:val="Default Paragraph Font"/>
-    <w:uiPriority w:val="1"/>
-    <w:unhideWhenUsed/>
-  </w:style>
-  <w:style w:type="table" w:default="1" w:styleId="TableNormal">
-    <w:name w:val="Table Normal"/>
+  <w:style w:type="table" w:default="1" w:styleId="Tablanormal">
+    <w:name w:val="Normal Table"/>
     <w:uiPriority w:val="99"/>
     <w:semiHidden/>
     <w:unhideWhenUsed/>
@@ -1009,206 +8810,26 @@
       </w:tblCellMar>
     </w:tblPr>
   </w:style>
-  <w:style w:type="numbering" w:default="1" w:styleId="NoList">
+  <w:style w:type="numbering" w:default="1" w:styleId="Sinlista">
     <w:name w:val="No List"/>
     <w:uiPriority w:val="99"/>
     <w:semiHidden/>
     <w:unhideWhenUsed/>
   </w:style>
-  <w:style w:type="paragraph" w:styleId="ListParagraph">
-    <w:name w:val="List Paragraph"/>
-    <w:basedOn w:val="Normal"/>
-    <w:uiPriority w:val="34"/>
-    <w:qFormat/>
-    <w:rsid w:val="006A7061"/>
-    <w:pPr>
-      <w:ind w:left="720"/>
-      <w:contextualSpacing/>
-    </w:pPr>
+  <w:style w:type="paragraph" w:customStyle="1" w:styleId="FD07A83ACD694E6DBED393EAB606C9A1">
+    <w:name w:val="FD07A83ACD694E6DBED393EAB606C9A1"/>
   </w:style>
-  <w:style w:type="character" w:styleId="IntenseEmphasis">
-    <w:name w:val="Intense Emphasis"/>
-    <w:basedOn w:val="DefaultParagraphFont"/>
-    <w:uiPriority w:val="21"/>
-    <w:qFormat/>
-    <w:rsid w:val="006A7061"/>
-    <w:rPr>
-      <w:i/>
-      <w:iCs/>
-      <w:color w:val="0F4761" w:themeColor="accent1" w:themeShade="BF"/>
-    </w:rPr>
-  </w:style>
-  <w:style w:type="character" w:styleId="IntenseReference">
-    <w:name w:val="Intense Reference"/>
-    <w:basedOn w:val="DefaultParagraphFont"/>
-    <w:uiPriority w:val="32"/>
-    <w:qFormat/>
-    <w:rsid w:val="006A7061"/>
-    <w:rPr>
-      <w:b/>
-      <w:bCs/>
-      <w:smallCaps/>
-      <w:color w:val="0F4761" w:themeColor="accent1" w:themeShade="BF"/>
-      <w:spacing w:val="5"/>
-    </w:rPr>
-  </w:style>
-  <w:style w:type="character" w:customStyle="1" w:styleId="Ttulo1Car">
-    <w:name w:val="Título 1 Car"/>
-    <w:basedOn w:val="DefaultParagraphFont"/>
-    <w:uiPriority w:val="9"/>
-    <w:rsid w:val="000252B6"/>
-    <w:rPr>
-      <w:rFonts w:asciiTheme="majorHAnsi" w:eastAsiaTheme="majorEastAsia" w:hAnsiTheme="majorHAnsi" w:cstheme="majorBidi"/>
-      <w:color w:val="0F4761" w:themeColor="accent1" w:themeShade="BF"/>
-      <w:sz w:val="40"/>
-      <w:szCs w:val="40"/>
-    </w:rPr>
-  </w:style>
-  <w:style w:type="character" w:customStyle="1" w:styleId="Ttulo2Car">
-    <w:name w:val="Título 2 Car"/>
-    <w:basedOn w:val="DefaultParagraphFont"/>
-    <w:uiPriority w:val="9"/>
-    <w:rsid w:val="000252B6"/>
-    <w:rPr>
-      <w:rFonts w:asciiTheme="majorHAnsi" w:eastAsiaTheme="majorEastAsia" w:hAnsiTheme="majorHAnsi" w:cstheme="majorBidi"/>
-      <w:color w:val="0F4761" w:themeColor="accent1" w:themeShade="BF"/>
-      <w:sz w:val="32"/>
-      <w:szCs w:val="32"/>
-    </w:rPr>
-  </w:style>
-  <w:style w:type="character" w:customStyle="1" w:styleId="Ttulo3Car">
-    <w:name w:val="Título 3 Car"/>
-    <w:basedOn w:val="DefaultParagraphFont"/>
-    <w:uiPriority w:val="9"/>
-    <w:rsid w:val="000252B6"/>
-    <w:rPr>
-      <w:rFonts w:eastAsiaTheme="majorEastAsia" w:cstheme="majorBidi"/>
-      <w:color w:val="0F4761" w:themeColor="accent1" w:themeShade="BF"/>
-      <w:sz w:val="28"/>
-      <w:szCs w:val="28"/>
-    </w:rPr>
-  </w:style>
-  <w:style w:type="character" w:customStyle="1" w:styleId="Ttulo4Car">
-    <w:name w:val="Título 4 Car"/>
-    <w:basedOn w:val="DefaultParagraphFont"/>
-    <w:uiPriority w:val="9"/>
-    <w:semiHidden/>
-    <w:rsid w:val="000252B6"/>
-    <w:rPr>
-      <w:rFonts w:eastAsiaTheme="majorEastAsia" w:cstheme="majorBidi"/>
-      <w:i/>
-      <w:iCs/>
-      <w:color w:val="0F4761" w:themeColor="accent1" w:themeShade="BF"/>
-    </w:rPr>
-  </w:style>
-  <w:style w:type="character" w:customStyle="1" w:styleId="Ttulo5Car">
-    <w:name w:val="Título 5 Car"/>
-    <w:basedOn w:val="DefaultParagraphFont"/>
-    <w:uiPriority w:val="9"/>
-    <w:semiHidden/>
-    <w:rsid w:val="000252B6"/>
-    <w:rPr>
-      <w:rFonts w:eastAsiaTheme="majorEastAsia" w:cstheme="majorBidi"/>
-      <w:color w:val="0F4761" w:themeColor="accent1" w:themeShade="BF"/>
-    </w:rPr>
-  </w:style>
-  <w:style w:type="character" w:customStyle="1" w:styleId="Ttulo6Car">
-    <w:name w:val="Título 6 Car"/>
-    <w:basedOn w:val="DefaultParagraphFont"/>
-    <w:uiPriority w:val="9"/>
-    <w:semiHidden/>
-    <w:rsid w:val="000252B6"/>
-    <w:rPr>
-      <w:rFonts w:eastAsiaTheme="majorEastAsia" w:cstheme="majorBidi"/>
-      <w:i/>
-      <w:iCs/>
-      <w:color w:val="595959" w:themeColor="text1" w:themeTint="A6"/>
-    </w:rPr>
-  </w:style>
-  <w:style w:type="character" w:customStyle="1" w:styleId="Ttulo7Car">
-    <w:name w:val="Título 7 Car"/>
-    <w:basedOn w:val="DefaultParagraphFont"/>
-    <w:uiPriority w:val="9"/>
-    <w:semiHidden/>
-    <w:rsid w:val="000252B6"/>
-    <w:rPr>
-      <w:rFonts w:eastAsiaTheme="majorEastAsia" w:cstheme="majorBidi"/>
-      <w:color w:val="595959" w:themeColor="text1" w:themeTint="A6"/>
-    </w:rPr>
-  </w:style>
-  <w:style w:type="character" w:customStyle="1" w:styleId="Ttulo8Car">
-    <w:name w:val="Título 8 Car"/>
-    <w:basedOn w:val="DefaultParagraphFont"/>
-    <w:uiPriority w:val="9"/>
-    <w:semiHidden/>
-    <w:rsid w:val="000252B6"/>
-    <w:rPr>
-      <w:rFonts w:eastAsiaTheme="majorEastAsia" w:cstheme="majorBidi"/>
-      <w:i/>
-      <w:iCs/>
-      <w:color w:val="272727" w:themeColor="text1" w:themeTint="D8"/>
-    </w:rPr>
-  </w:style>
-  <w:style w:type="character" w:customStyle="1" w:styleId="Ttulo9Car">
-    <w:name w:val="Título 9 Car"/>
-    <w:basedOn w:val="DefaultParagraphFont"/>
-    <w:uiPriority w:val="9"/>
-    <w:semiHidden/>
-    <w:rsid w:val="000252B6"/>
-    <w:rPr>
-      <w:rFonts w:eastAsiaTheme="majorEastAsia" w:cstheme="majorBidi"/>
-      <w:color w:val="272727" w:themeColor="text1" w:themeTint="D8"/>
-    </w:rPr>
-  </w:style>
-  <w:style w:type="character" w:customStyle="1" w:styleId="TtuloCar">
-    <w:name w:val="Título Car"/>
-    <w:basedOn w:val="DefaultParagraphFont"/>
-    <w:uiPriority w:val="10"/>
-    <w:rsid w:val="000252B6"/>
-    <w:rPr>
-      <w:rFonts w:asciiTheme="majorHAnsi" w:eastAsiaTheme="majorEastAsia" w:hAnsiTheme="majorHAnsi" w:cstheme="majorBidi"/>
-      <w:spacing w:val="-10"/>
-      <w:kern w:val="28"/>
-      <w:sz w:val="56"/>
-      <w:szCs w:val="56"/>
-    </w:rPr>
-  </w:style>
-  <w:style w:type="character" w:customStyle="1" w:styleId="SubttuloCar">
-    <w:name w:val="Subtítulo Car"/>
-    <w:basedOn w:val="DefaultParagraphFont"/>
-    <w:uiPriority w:val="11"/>
-    <w:rsid w:val="000252B6"/>
-    <w:rPr>
-      <w:rFonts w:eastAsiaTheme="majorEastAsia" w:cstheme="majorBidi"/>
-      <w:color w:val="595959" w:themeColor="text1" w:themeTint="A6"/>
-      <w:spacing w:val="15"/>
-      <w:sz w:val="28"/>
-      <w:szCs w:val="28"/>
-    </w:rPr>
-  </w:style>
-  <w:style w:type="character" w:customStyle="1" w:styleId="CitaCar">
-    <w:name w:val="Cita Car"/>
-    <w:basedOn w:val="DefaultParagraphFont"/>
-    <w:uiPriority w:val="29"/>
-    <w:rsid w:val="000252B6"/>
-    <w:rPr>
-      <w:i/>
-      <w:iCs/>
-      <w:color w:val="404040" w:themeColor="text1" w:themeTint="BF"/>
-    </w:rPr>
-  </w:style>
-  <w:style w:type="character" w:customStyle="1" w:styleId="CitadestacadaCar">
-    <w:name w:val="Cita destacada Car"/>
-    <w:basedOn w:val="DefaultParagraphFont"/>
-    <w:uiPriority w:val="30"/>
-    <w:rsid w:val="000252B6"/>
-    <w:rPr>
-      <w:i/>
-      <w:iCs/>
-      <w:color w:val="0F4761" w:themeColor="accent1" w:themeShade="BF"/>
-    </w:rPr>
+  <w:style w:type="paragraph" w:customStyle="1" w:styleId="924FAE3F03E24BE5B83BE9857F832E13">
+    <w:name w:val="924FAE3F03E24BE5B83BE9857F832E13"/>
   </w:style>
 </w:styles>
+</file>
+
+<file path=word/glossary/webSettings.xml><?xml version="1.0" encoding="utf-8"?>
+<w:webSettings xmlns:mc="http://schemas.openxmlformats.org/markup-compatibility/2006" xmlns:r="http://schemas.openxmlformats.org/officeDocument/2006/relationships" xmlns:w="http://schemas.openxmlformats.org/wordprocessingml/2006/main" xmlns:w14="http://schemas.microsoft.com/office/word/2010/wordml" xmlns:w15="http://schemas.microsoft.com/office/word/2012/wordml" xmlns:w16cex="http://schemas.microsoft.com/office/word/2018/wordml/cex" xmlns:w16cid="http://schemas.microsoft.com/office/word/2016/wordml/cid" xmlns:w16="http://schemas.microsoft.com/office/word/2018/wordml" xmlns:w16du="http://schemas.microsoft.com/office/word/2023/wordml/word16du" xmlns:w16sdtdh="http://schemas.microsoft.com/office/word/2020/wordml/sdtdatahash" xmlns:w16sdtfl="http://schemas.microsoft.com/office/word/2024/wordml/sdtformatlock" xmlns:w16se="http://schemas.microsoft.com/office/word/2015/wordml/symex" mc:Ignorable="w14 w15 w16se w16cid w16 w16cex w16sdtdh w16sdtfl w16du">
+  <w:optimizeForBrowser/>
+  <w:allowPNG/>
+</w:webSettings>
 </file>
 
 <file path=word/theme/theme1.xml><?xml version="1.0" encoding="utf-8"?>
@@ -1527,6 +9148,25 @@
 </file>
 
 <file path=customXml/item1.xml><?xml version="1.0" encoding="utf-8"?>
+<CoverPageProperties xmlns="http://schemas.microsoft.com/office/2006/coverPageProps">
+  <PublishDate>12 de Septiembre del 2026</PublishDate>
+  <Abstract/>
+  <CompanyAddress>Av. Fontt 1244, Colina</CompanyAddress>
+  <CompanyPhone/>
+  <CompanyFax/>
+  <CompanyEmail/>
+</CoverPageProperties>
+</file>
+
+<file path=customXml/item2.xml><?xml version="1.0" encoding="utf-8"?>
+<p:properties xmlns:p="http://schemas.microsoft.com/office/2006/metadata/properties" xmlns:xsi="http://www.w3.org/2001/XMLSchema-instance" xmlns:pc="http://schemas.microsoft.com/office/infopath/2007/PartnerControls">
+  <documentManagement>
+    <_activity xmlns="3e53c16e-6636-411e-b1c4-e9eeb71b3b2a" xsi:nil="true"/>
+  </documentManagement>
+</p:properties>
+</file>
+
+<file path=customXml/item3.xml><?xml version="1.0" encoding="utf-8"?>
 <ct:contentTypeSchema xmlns:ct="http://schemas.microsoft.com/office/2006/metadata/contentType" xmlns:ma="http://schemas.microsoft.com/office/2006/metadata/properties/metaAttributes" ct:_="" ma:_="" ma:contentTypeName="Documento" ma:contentTypeID="0x010100027709BF533FA442AFC4A8B2C0110727" ma:contentTypeVersion="8" ma:contentTypeDescription="Crear nuevo documento." ma:contentTypeScope="" ma:versionID="54faf7e46a0775dc0d8f0210e25e1667">
   <xsd:schema xmlns:xsd="http://www.w3.org/2001/XMLSchema" xmlns:xs="http://www.w3.org/2001/XMLSchema" xmlns:p="http://schemas.microsoft.com/office/2006/metadata/properties" xmlns:ns3="3e53c16e-6636-411e-b1c4-e9eeb71b3b2a" xmlns:ns4="bda9c1ec-c4e2-44f9-929c-ca399fe36c88" targetNamespace="http://schemas.microsoft.com/office/2006/metadata/properties" ma:root="true" ma:fieldsID="5323fccd9af949606dce6207a73ae3d2" ns3:_="" ns4:_="">
     <xsd:import namespace="3e53c16e-6636-411e-b1c4-e9eeb71b3b2a"/>
@@ -1715,7 +9355,7 @@
 </ct:contentTypeSchema>
 </file>
 
-<file path=customXml/item2.xml><?xml version="1.0" encoding="utf-8"?>
+<file path=customXml/item4.xml><?xml version="1.0" encoding="utf-8"?>
 <?mso-contentType ?>
 <FormTemplates xmlns="http://schemas.microsoft.com/sharepoint/v3/contenttype/forms">
   <Display>DocumentLibraryForm</Display>
@@ -1724,15 +9364,25 @@
 </FormTemplates>
 </file>
 
-<file path=customXml/item3.xml><?xml version="1.0" encoding="utf-8"?>
-<p:properties xmlns:p="http://schemas.microsoft.com/office/2006/metadata/properties" xmlns:xsi="http://www.w3.org/2001/XMLSchema-instance" xmlns:pc="http://schemas.microsoft.com/office/infopath/2007/PartnerControls">
-  <documentManagement>
-    <_activity xmlns="3e53c16e-6636-411e-b1c4-e9eeb71b3b2a" xsi:nil="true"/>
-  </documentManagement>
-</p:properties>
+<file path=customXml/itemProps1.xml><?xml version="1.0" encoding="utf-8"?>
+<ds:datastoreItem xmlns:ds="http://schemas.openxmlformats.org/officeDocument/2006/customXml" ds:itemID="{55AF091B-3C7A-41E3-B477-F2FDAA23CFDA}">
+  <ds:schemaRefs>
+    <ds:schemaRef ds:uri="http://schemas.microsoft.com/office/2006/coverPageProps"/>
+  </ds:schemaRefs>
+</ds:datastoreItem>
 </file>
 
-<file path=customXml/itemProps1.xml><?xml version="1.0" encoding="utf-8"?>
+<file path=customXml/itemProps2.xml><?xml version="1.0" encoding="utf-8"?>
+<ds:datastoreItem xmlns:ds="http://schemas.openxmlformats.org/officeDocument/2006/customXml" ds:itemID="{A69DFE74-A393-429C-B204-56794CBC6C0F}">
+  <ds:schemaRefs>
+    <ds:schemaRef ds:uri="http://schemas.microsoft.com/office/2006/metadata/properties"/>
+    <ds:schemaRef ds:uri="http://schemas.microsoft.com/office/infopath/2007/PartnerControls"/>
+    <ds:schemaRef ds:uri="3e53c16e-6636-411e-b1c4-e9eeb71b3b2a"/>
+  </ds:schemaRefs>
+</ds:datastoreItem>
+</file>
+
+<file path=customXml/itemProps3.xml><?xml version="1.0" encoding="utf-8"?>
 <ds:datastoreItem xmlns:ds="http://schemas.openxmlformats.org/officeDocument/2006/customXml" ds:itemID="{113098F2-50B3-461C-BBD6-2C57AFBF5914}">
   <ds:schemaRefs>
     <ds:schemaRef ds:uri="http://schemas.microsoft.com/office/2006/metadata/contentType"/>
@@ -1751,20 +9401,10 @@
 </ds:datastoreItem>
 </file>
 
-<file path=customXml/itemProps2.xml><?xml version="1.0" encoding="utf-8"?>
+<file path=customXml/itemProps4.xml><?xml version="1.0" encoding="utf-8"?>
 <ds:datastoreItem xmlns:ds="http://schemas.openxmlformats.org/officeDocument/2006/customXml" ds:itemID="{4E0E0CD9-F88C-43C1-9B2C-05674A420506}">
   <ds:schemaRefs>
     <ds:schemaRef ds:uri="http://schemas.microsoft.com/sharepoint/v3/contenttype/forms"/>
   </ds:schemaRefs>
 </ds:datastoreItem>
-</file>
-
-<file path=customXml/itemProps3.xml><?xml version="1.0" encoding="utf-8"?>
-<ds:datastoreItem xmlns:ds="http://schemas.openxmlformats.org/officeDocument/2006/customXml" ds:itemID="{A69DFE74-A393-429C-B204-56794CBC6C0F}">
-  <ds:schemaRefs>
-    <ds:schemaRef ds:uri="http://schemas.microsoft.com/office/2006/metadata/properties"/>
-    <ds:schemaRef ds:uri="http://schemas.microsoft.com/office/infopath/2007/PartnerControls"/>
-    <ds:schemaRef ds:uri="3e53c16e-6636-411e-b1c4-e9eeb71b3b2a"/>
-  </ds:schemaRefs>
-</ds:datastoreItem>
 </file>